--- a/assets/templates/Пакет документов с психиатрическим освидетельствованием.docx
+++ b/assets/templates/Пакет документов с психиатрическим освидетельствованием.docx
@@ -5,16 +5,16 @@
     <w:tbl>
       <w:tblPr>
         <w:tblW w:w="5000" w:type="pct"/>
-        <w:jc w:val="start"/>
+        <w:jc w:val="left"/>
         <w:tblInd w:w="0" w:type="dxa"/>
         <w:tblLayout w:type="fixed"/>
         <w:tblCellMar>
           <w:top w:w="0" w:type="dxa"/>
-          <w:start w:w="0" w:type="dxa"/>
+          <w:left w:w="0" w:type="dxa"/>
           <w:bottom w:w="0" w:type="dxa"/>
-          <w:end w:w="0" w:type="dxa"/>
+          <w:right w:w="0" w:type="dxa"/>
         </w:tblCellMar>
-        <w:tblLook w:val="04a0" w:noHBand="0" w:noVBand="1" w:firstColumn="1" w:lastRow="0" w:lastColumn="0" w:firstRow="1"/>
+        <w:tblLook w:noHBand="0" w:noVBand="1" w:firstColumn="1" w:lastRow="0" w:lastColumn="0" w:firstRow="1" w:val="04a0"/>
       </w:tblPr>
       <w:tblGrid>
         <w:gridCol w:w="4960"/>
@@ -74,7 +74,7 @@
               <w:pStyle w:val="Normal"/>
               <w:suppressAutoHyphens w:val="true"/>
               <w:spacing w:before="0" w:after="0"/>
-              <w:jc w:val="end"/>
+              <w:jc w:val="right"/>
               <w:rPr>
                 <w:rFonts w:eastAsia="Calibri" w:cs="Times New Roman"/>
                 <w:kern w:val="0"/>
@@ -101,7 +101,7 @@
               <w:pStyle w:val="Normal"/>
               <w:suppressAutoHyphens w:val="true"/>
               <w:spacing w:before="0" w:after="0"/>
-              <w:jc w:val="end"/>
+              <w:jc w:val="right"/>
               <w:rPr>
                 <w:rFonts w:eastAsia="Calibri" w:cs="Times New Roman"/>
                 <w:kern w:val="0"/>
@@ -128,7 +128,7 @@
               <w:pStyle w:val="Normal"/>
               <w:suppressAutoHyphens w:val="true"/>
               <w:spacing w:before="0" w:after="0"/>
-              <w:jc w:val="end"/>
+              <w:jc w:val="right"/>
               <w:rPr>
                 <w:rFonts w:eastAsia="Calibri" w:cs="Times New Roman"/>
                 <w:kern w:val="0"/>
@@ -155,7 +155,7 @@
               <w:pStyle w:val="Normal"/>
               <w:suppressAutoHyphens w:val="true"/>
               <w:spacing w:before="0" w:after="0"/>
-              <w:jc w:val="end"/>
+              <w:jc w:val="right"/>
               <w:rPr>
                 <w:rFonts w:eastAsia="Calibri" w:cs="Times New Roman"/>
                 <w:kern w:val="0"/>
@@ -182,7 +182,7 @@
               <w:pStyle w:val="Normal"/>
               <w:suppressAutoHyphens w:val="true"/>
               <w:spacing w:before="0" w:after="0"/>
-              <w:jc w:val="end"/>
+              <w:jc w:val="right"/>
               <w:rPr>
                 <w:rFonts w:eastAsia="Calibri" w:cs="Times New Roman"/>
                 <w:kern w:val="0"/>
@@ -1029,16 +1029,16 @@
     <w:tbl>
       <w:tblPr>
         <w:tblW w:w="5000" w:type="pct"/>
-        <w:jc w:val="start"/>
+        <w:jc w:val="left"/>
         <w:tblInd w:w="0" w:type="dxa"/>
         <w:tblLayout w:type="fixed"/>
         <w:tblCellMar>
           <w:top w:w="0" w:type="dxa"/>
-          <w:start w:w="0" w:type="dxa"/>
+          <w:left w:w="0" w:type="dxa"/>
           <w:bottom w:w="0" w:type="dxa"/>
-          <w:end w:w="0" w:type="dxa"/>
+          <w:right w:w="0" w:type="dxa"/>
         </w:tblCellMar>
-        <w:tblLook w:val="04a0" w:noHBand="0" w:noVBand="1" w:firstColumn="1" w:lastRow="0" w:lastColumn="0" w:firstRow="1"/>
+        <w:tblLook w:noHBand="0" w:noVBand="1" w:firstColumn="1" w:lastRow="0" w:lastColumn="0" w:firstRow="1" w:val="04a0"/>
       </w:tblPr>
       <w:tblGrid>
         <w:gridCol w:w="4960"/>
@@ -1096,7 +1096,7 @@
               <w:pStyle w:val="Normal"/>
               <w:suppressAutoHyphens w:val="true"/>
               <w:spacing w:before="0" w:after="0"/>
-              <w:jc w:val="end"/>
+              <w:jc w:val="right"/>
               <w:rPr>
                 <w:rFonts w:eastAsia="Calibri" w:cs="Times New Roman"/>
                 <w:kern w:val="0"/>
@@ -1123,7 +1123,7 @@
               <w:pStyle w:val="Normal"/>
               <w:suppressAutoHyphens w:val="true"/>
               <w:spacing w:before="0" w:after="0"/>
-              <w:jc w:val="end"/>
+              <w:jc w:val="right"/>
               <w:rPr>
                 <w:rFonts w:eastAsia="Calibri" w:cs="Times New Roman"/>
                 <w:kern w:val="0"/>
@@ -1150,7 +1150,7 @@
               <w:pStyle w:val="Normal"/>
               <w:suppressAutoHyphens w:val="true"/>
               <w:spacing w:before="0" w:after="0"/>
-              <w:jc w:val="end"/>
+              <w:jc w:val="right"/>
               <w:rPr>
                 <w:rFonts w:eastAsia="Calibri" w:cs="Times New Roman"/>
                 <w:kern w:val="0"/>
@@ -1177,7 +1177,7 @@
               <w:pStyle w:val="Normal"/>
               <w:suppressAutoHyphens w:val="true"/>
               <w:spacing w:before="0" w:after="0"/>
-              <w:jc w:val="end"/>
+              <w:jc w:val="right"/>
               <w:rPr>
                 <w:rFonts w:eastAsia="Calibri" w:cs="Times New Roman"/>
                 <w:kern w:val="0"/>
@@ -1204,7 +1204,7 @@
               <w:pStyle w:val="Normal"/>
               <w:suppressAutoHyphens w:val="true"/>
               <w:spacing w:before="0" w:after="0"/>
-              <w:jc w:val="end"/>
+              <w:jc w:val="right"/>
               <w:rPr>
                 <w:rFonts w:eastAsia="Calibri" w:cs="Times New Roman"/>
                 <w:kern w:val="0"/>
@@ -2047,21 +2047,21 @@
     <w:tbl>
       <w:tblPr>
         <w:tblW w:w="10773" w:type="dxa"/>
-        <w:jc w:val="start"/>
+        <w:jc w:val="left"/>
         <w:tblInd w:w="0" w:type="dxa"/>
         <w:tblLayout w:type="fixed"/>
         <w:tblCellMar>
           <w:top w:w="0" w:type="dxa"/>
-          <w:start w:w="0" w:type="dxa"/>
+          <w:left w:w="0" w:type="dxa"/>
           <w:bottom w:w="0" w:type="dxa"/>
-          <w:end w:w="0" w:type="dxa"/>
+          <w:right w:w="0" w:type="dxa"/>
         </w:tblCellMar>
-        <w:tblLook w:val="04a0" w:noHBand="0" w:noVBand="1" w:firstColumn="1" w:lastRow="0" w:lastColumn="0" w:firstRow="1"/>
+        <w:tblLook w:noHBand="0" w:noVBand="1" w:firstColumn="1" w:lastRow="0" w:lastColumn="0" w:firstRow="1" w:val="04a0"/>
       </w:tblPr>
       <w:tblGrid>
         <w:gridCol w:w="1843"/>
-        <w:gridCol w:w="565"/>
-        <w:gridCol w:w="994"/>
+        <w:gridCol w:w="564"/>
+        <w:gridCol w:w="995"/>
         <w:gridCol w:w="2694"/>
         <w:gridCol w:w="4677"/>
       </w:tblGrid>
@@ -2071,7 +2071,7 @@
         </w:trPr>
         <w:tc>
           <w:tcPr>
-            <w:tcW w:w="2408" w:type="dxa"/>
+            <w:tcW w:w="2407" w:type="dxa"/>
             <w:gridSpan w:val="2"/>
             <w:tcBorders/>
             <w:vAlign w:val="bottom"/>
@@ -2082,7 +2082,7 @@
               <w:shd w:val="clear" w:color="auto" w:fill="FFFFFF"/>
               <w:suppressAutoHyphens w:val="true"/>
               <w:spacing w:lineRule="exact" w:line="254" w:before="0" w:after="0"/>
-              <w:ind w:end="-143"/>
+              <w:ind w:right="-143"/>
               <w:rPr>
                 <w:rFonts w:eastAsia="Times New Roman" w:cs="Times New Roman"/>
                 <w:kern w:val="0"/>
@@ -2105,16 +2105,16 @@
         </w:tc>
         <w:tc>
           <w:tcPr>
-            <w:tcW w:w="8365" w:type="dxa"/>
+            <w:tcW w:w="8366" w:type="dxa"/>
             <w:gridSpan w:val="3"/>
             <w:tcBorders>
               <w:bottom w:val="single" w:sz="4" w:space="0" w:color="000000"/>
             </w:tcBorders>
             <w:tcMar>
               <w:top w:w="55" w:type="dxa"/>
-              <w:start w:w="55" w:type="dxa"/>
+              <w:left w:w="55" w:type="dxa"/>
               <w:bottom w:w="55" w:type="dxa"/>
-              <w:end w:w="55" w:type="dxa"/>
+              <w:right w:w="55" w:type="dxa"/>
             </w:tcMar>
             <w:vAlign w:val="center"/>
           </w:tcPr>
@@ -2124,7 +2124,7 @@
               <w:shd w:val="clear" w:color="auto" w:fill="FFFFFF"/>
               <w:suppressAutoHyphens w:val="true"/>
               <w:spacing w:lineRule="exact" w:line="254" w:before="0" w:after="0"/>
-              <w:ind w:end="-143"/>
+              <w:ind w:right="-143"/>
               <w:rPr>
                 <w:rFonts w:eastAsia="Times New Roman" w:cs="Times New Roman"/>
                 <w:kern w:val="0"/>
@@ -2160,7 +2160,7 @@
               <w:shd w:val="clear" w:color="auto" w:fill="FFFFFF"/>
               <w:suppressAutoHyphens w:val="true"/>
               <w:spacing w:lineRule="exact" w:line="254" w:before="0" w:after="0"/>
-              <w:ind w:end="-143"/>
+              <w:ind w:right="-143"/>
               <w:rPr>
                 <w:rFonts w:eastAsia="Times New Roman" w:cs="Times New Roman"/>
                 <w:kern w:val="0"/>
@@ -2189,9 +2189,9 @@
             </w:tcBorders>
             <w:tcMar>
               <w:top w:w="55" w:type="dxa"/>
-              <w:start w:w="55" w:type="dxa"/>
+              <w:left w:w="55" w:type="dxa"/>
               <w:bottom w:w="55" w:type="dxa"/>
-              <w:end w:w="55" w:type="dxa"/>
+              <w:right w:w="55" w:type="dxa"/>
             </w:tcMar>
           </w:tcPr>
           <w:p>
@@ -2200,7 +2200,7 @@
               <w:shd w:val="clear" w:color="auto" w:fill="FFFFFF"/>
               <w:suppressAutoHyphens w:val="true"/>
               <w:spacing w:lineRule="exact" w:line="254" w:before="0" w:after="0"/>
-              <w:ind w:end="-143"/>
+              <w:ind w:right="-143"/>
               <w:rPr>
                 <w:rFonts w:eastAsia="Times New Roman" w:cs="Times New Roman"/>
                 <w:kern w:val="0"/>
@@ -2237,7 +2237,7 @@
               <w:shd w:val="clear" w:color="auto" w:fill="FFFFFF"/>
               <w:suppressAutoHyphens w:val="true"/>
               <w:spacing w:lineRule="exact" w:line="254" w:before="0" w:after="0"/>
-              <w:ind w:end="-143"/>
+              <w:ind w:right="-143"/>
               <w:rPr>
                 <w:rFonts w:eastAsia="Times New Roman" w:cs="Times New Roman"/>
                 <w:kern w:val="0"/>
@@ -2267,9 +2267,9 @@
             </w:tcBorders>
             <w:tcMar>
               <w:top w:w="55" w:type="dxa"/>
-              <w:start w:w="55" w:type="dxa"/>
+              <w:left w:w="55" w:type="dxa"/>
               <w:bottom w:w="55" w:type="dxa"/>
-              <w:end w:w="55" w:type="dxa"/>
+              <w:right w:w="55" w:type="dxa"/>
             </w:tcMar>
           </w:tcPr>
           <w:p>
@@ -2278,7 +2278,7 @@
               <w:shd w:val="clear" w:color="auto" w:fill="FFFFFF"/>
               <w:suppressAutoHyphens w:val="true"/>
               <w:spacing w:lineRule="exact" w:line="254" w:before="0" w:after="0"/>
-              <w:ind w:end="-143"/>
+              <w:ind w:right="-143"/>
               <w:rPr>
                 <w:rFonts w:eastAsia="Times New Roman" w:cs="Times New Roman"/>
                 <w:kern w:val="0"/>
@@ -2316,7 +2316,7 @@
               <w:shd w:val="clear" w:color="auto" w:fill="FFFFFF"/>
               <w:suppressAutoHyphens w:val="true"/>
               <w:spacing w:lineRule="exact" w:line="254" w:before="0" w:after="0"/>
-              <w:ind w:end="-143"/>
+              <w:ind w:right="-143"/>
               <w:rPr>
                 <w:rFonts w:eastAsia="Times New Roman" w:cs="Times New Roman"/>
                 <w:kern w:val="0"/>
@@ -2346,9 +2346,9 @@
             </w:tcBorders>
             <w:tcMar>
               <w:top w:w="55" w:type="dxa"/>
-              <w:start w:w="55" w:type="dxa"/>
+              <w:left w:w="55" w:type="dxa"/>
               <w:bottom w:w="55" w:type="dxa"/>
-              <w:end w:w="55" w:type="dxa"/>
+              <w:right w:w="55" w:type="dxa"/>
             </w:tcMar>
             <w:vAlign w:val="center"/>
           </w:tcPr>
@@ -2500,16 +2500,16 @@
       <w:tblPr>
         <w:tblStyle w:val="a3"/>
         <w:tblW w:w="5000" w:type="pct"/>
-        <w:jc w:val="start"/>
-        <w:tblInd w:w="0" w:type="dxa"/>
+        <w:jc w:val="left"/>
+        <w:tblInd w:w="5" w:type="dxa"/>
         <w:tblLayout w:type="fixed"/>
         <w:tblCellMar>
           <w:top w:w="0" w:type="dxa"/>
-          <w:start w:w="5" w:type="dxa"/>
+          <w:left w:w="5" w:type="dxa"/>
           <w:bottom w:w="0" w:type="dxa"/>
-          <w:end w:w="5" w:type="dxa"/>
+          <w:right w:w="5" w:type="dxa"/>
         </w:tblCellMar>
-        <w:tblLook w:val="01e0" w:noHBand="0" w:noVBand="0" w:firstColumn="1" w:lastRow="1" w:lastColumn="1" w:firstRow="1"/>
+        <w:tblLook w:noHBand="0" w:noVBand="0" w:firstColumn="1" w:lastRow="1" w:lastColumn="1" w:firstRow="1" w:val="01e0"/>
       </w:tblPr>
       <w:tblGrid>
         <w:gridCol w:w="2686"/>
@@ -2523,8 +2523,8 @@
             <w:tcW w:w="2686" w:type="dxa"/>
             <w:tcBorders>
               <w:top w:val="nil"/>
-              <w:start w:val="nil"/>
-              <w:end w:val="nil"/>
+              <w:left w:val="nil"/>
+              <w:right w:val="nil"/>
             </w:tcBorders>
             <w:vAlign w:val="bottom"/>
           </w:tcPr>
@@ -2555,9 +2555,9 @@
             <w:tcW w:w="237" w:type="dxa"/>
             <w:tcBorders>
               <w:top w:val="nil"/>
-              <w:start w:val="nil"/>
+              <w:left w:val="nil"/>
               <w:bottom w:val="nil"/>
-              <w:end w:val="nil"/>
+              <w:right w:val="nil"/>
             </w:tcBorders>
             <w:vAlign w:val="bottom"/>
           </w:tcPr>
@@ -2588,8 +2588,8 @@
             <w:tcW w:w="7849" w:type="dxa"/>
             <w:tcBorders>
               <w:top w:val="nil"/>
-              <w:start w:val="nil"/>
-              <w:end w:val="nil"/>
+              <w:left w:val="nil"/>
+              <w:right w:val="nil"/>
             </w:tcBorders>
             <w:vAlign w:val="bottom"/>
           </w:tcPr>
@@ -2625,9 +2625,9 @@
           <w:tcPr>
             <w:tcW w:w="2686" w:type="dxa"/>
             <w:tcBorders>
-              <w:start w:val="nil"/>
+              <w:left w:val="nil"/>
               <w:bottom w:val="nil"/>
-              <w:end w:val="nil"/>
+              <w:right w:val="nil"/>
             </w:tcBorders>
             <w:vAlign w:val="bottom"/>
           </w:tcPr>
@@ -2661,9 +2661,9 @@
             <w:tcW w:w="237" w:type="dxa"/>
             <w:tcBorders>
               <w:top w:val="nil"/>
-              <w:start w:val="nil"/>
+              <w:left w:val="nil"/>
               <w:bottom w:val="nil"/>
-              <w:end w:val="nil"/>
+              <w:right w:val="nil"/>
             </w:tcBorders>
             <w:vAlign w:val="bottom"/>
           </w:tcPr>
@@ -2693,9 +2693,9 @@
           <w:tcPr>
             <w:tcW w:w="7849" w:type="dxa"/>
             <w:tcBorders>
-              <w:start w:val="nil"/>
+              <w:left w:val="nil"/>
               <w:bottom w:val="nil"/>
-              <w:end w:val="nil"/>
+              <w:right w:val="nil"/>
             </w:tcBorders>
             <w:vAlign w:val="bottom"/>
           </w:tcPr>
@@ -2753,16 +2753,16 @@
       <w:tblPr>
         <w:tblStyle w:val="a3"/>
         <w:tblW w:w="5000" w:type="pct"/>
-        <w:jc w:val="start"/>
+        <w:jc w:val="left"/>
         <w:tblInd w:w="0" w:type="dxa"/>
         <w:tblLayout w:type="fixed"/>
         <w:tblCellMar>
           <w:top w:w="0" w:type="dxa"/>
-          <w:start w:w="0" w:type="dxa"/>
+          <w:left w:w="0" w:type="dxa"/>
           <w:bottom w:w="0" w:type="dxa"/>
-          <w:end w:w="0" w:type="dxa"/>
+          <w:right w:w="0" w:type="dxa"/>
         </w:tblCellMar>
-        <w:tblLook w:val="01e0" w:noHBand="0" w:noVBand="0" w:firstColumn="1" w:lastRow="1" w:lastColumn="1" w:firstRow="1"/>
+        <w:tblLook w:noHBand="0" w:noVBand="0" w:firstColumn="1" w:lastRow="1" w:lastColumn="1" w:firstRow="1" w:val="01e0"/>
       </w:tblPr>
       <w:tblGrid>
         <w:gridCol w:w="2686"/>
@@ -2778,8 +2778,8 @@
             <w:tcW w:w="2686" w:type="dxa"/>
             <w:tcBorders>
               <w:top w:val="nil"/>
-              <w:start w:val="nil"/>
-              <w:end w:val="nil"/>
+              <w:left w:val="nil"/>
+              <w:right w:val="nil"/>
             </w:tcBorders>
             <w:vAlign w:val="bottom"/>
           </w:tcPr>
@@ -2810,9 +2810,9 @@
             <w:tcW w:w="237" w:type="dxa"/>
             <w:tcBorders>
               <w:top w:val="nil"/>
-              <w:start w:val="nil"/>
+              <w:left w:val="nil"/>
               <w:bottom w:val="nil"/>
-              <w:end w:val="nil"/>
+              <w:right w:val="nil"/>
             </w:tcBorders>
             <w:vAlign w:val="bottom"/>
           </w:tcPr>
@@ -2843,8 +2843,8 @@
             <w:tcW w:w="7849" w:type="dxa"/>
             <w:tcBorders>
               <w:top w:val="nil"/>
-              <w:start w:val="nil"/>
-              <w:end w:val="nil"/>
+              <w:left w:val="nil"/>
+              <w:right w:val="nil"/>
             </w:tcBorders>
             <w:vAlign w:val="bottom"/>
           </w:tcPr>
@@ -2877,9 +2877,9 @@
           <w:tcPr>
             <w:tcW w:w="2686" w:type="dxa"/>
             <w:tcBorders>
-              <w:start w:val="nil"/>
+              <w:left w:val="nil"/>
               <w:bottom w:val="nil"/>
-              <w:end w:val="nil"/>
+              <w:right w:val="nil"/>
             </w:tcBorders>
             <w:vAlign w:val="bottom"/>
           </w:tcPr>
@@ -2913,9 +2913,9 @@
             <w:tcW w:w="237" w:type="dxa"/>
             <w:tcBorders>
               <w:top w:val="nil"/>
-              <w:start w:val="nil"/>
+              <w:left w:val="nil"/>
               <w:bottom w:val="nil"/>
-              <w:end w:val="nil"/>
+              <w:right w:val="nil"/>
             </w:tcBorders>
             <w:vAlign w:val="bottom"/>
           </w:tcPr>
@@ -2945,9 +2945,9 @@
           <w:tcPr>
             <w:tcW w:w="7849" w:type="dxa"/>
             <w:tcBorders>
-              <w:start w:val="nil"/>
+              <w:left w:val="nil"/>
               <w:bottom w:val="nil"/>
-              <w:end w:val="nil"/>
+              <w:right w:val="nil"/>
             </w:tcBorders>
             <w:vAlign w:val="bottom"/>
           </w:tcPr>
@@ -3005,16 +3005,16 @@
       <w:tblPr>
         <w:tblStyle w:val="a3"/>
         <w:tblW w:w="4785" w:type="dxa"/>
-        <w:jc w:val="start"/>
+        <w:jc w:val="left"/>
         <w:tblInd w:w="14" w:type="dxa"/>
         <w:tblLayout w:type="fixed"/>
         <w:tblCellMar>
           <w:top w:w="0" w:type="dxa"/>
-          <w:start w:w="0" w:type="dxa"/>
+          <w:left w:w="0" w:type="dxa"/>
           <w:bottom w:w="0" w:type="dxa"/>
-          <w:end w:w="0" w:type="dxa"/>
+          <w:right w:w="0" w:type="dxa"/>
         </w:tblCellMar>
-        <w:tblLook w:val="01e0" w:noHBand="0" w:noVBand="0" w:firstColumn="1" w:lastRow="1" w:lastColumn="1" w:firstRow="1"/>
+        <w:tblLook w:noHBand="0" w:noVBand="0" w:firstColumn="1" w:lastRow="1" w:lastColumn="1" w:firstRow="1" w:val="01e0"/>
       </w:tblPr>
       <w:tblGrid>
         <w:gridCol w:w="4785"/>
@@ -3026,8 +3026,8 @@
             <w:tcW w:w="4785" w:type="dxa"/>
             <w:tcBorders>
               <w:top w:val="nil"/>
-              <w:start w:val="nil"/>
-              <w:end w:val="nil"/>
+              <w:left w:val="nil"/>
+              <w:right w:val="nil"/>
             </w:tcBorders>
             <w:vAlign w:val="bottom"/>
           </w:tcPr>
@@ -3063,9 +3063,9 @@
           <w:tcPr>
             <w:tcW w:w="4785" w:type="dxa"/>
             <w:tcBorders>
-              <w:start w:val="nil"/>
+              <w:left w:val="nil"/>
               <w:bottom w:val="nil"/>
-              <w:end w:val="nil"/>
+              <w:right w:val="nil"/>
             </w:tcBorders>
             <w:vAlign w:val="bottom"/>
           </w:tcPr>
@@ -3156,21 +3156,21 @@
     <w:tbl>
       <w:tblPr>
         <w:tblW w:w="10773" w:type="dxa"/>
-        <w:jc w:val="start"/>
+        <w:jc w:val="left"/>
         <w:tblInd w:w="0" w:type="dxa"/>
         <w:tblLayout w:type="fixed"/>
         <w:tblCellMar>
           <w:top w:w="0" w:type="dxa"/>
-          <w:start w:w="0" w:type="dxa"/>
+          <w:left w:w="0" w:type="dxa"/>
           <w:bottom w:w="0" w:type="dxa"/>
-          <w:end w:w="0" w:type="dxa"/>
+          <w:right w:w="0" w:type="dxa"/>
         </w:tblCellMar>
-        <w:tblLook w:val="04a0" w:noHBand="0" w:noVBand="1" w:firstColumn="1" w:lastRow="0" w:lastColumn="0" w:firstRow="1"/>
+        <w:tblLook w:noHBand="0" w:noVBand="1" w:firstColumn="1" w:lastRow="0" w:lastColumn="0" w:firstRow="1" w:val="04a0"/>
       </w:tblPr>
       <w:tblGrid>
         <w:gridCol w:w="1843"/>
-        <w:gridCol w:w="565"/>
-        <w:gridCol w:w="994"/>
+        <w:gridCol w:w="564"/>
+        <w:gridCol w:w="995"/>
         <w:gridCol w:w="2694"/>
         <w:gridCol w:w="4677"/>
       </w:tblGrid>
@@ -3178,7 +3178,7 @@
         <w:trPr/>
         <w:tc>
           <w:tcPr>
-            <w:tcW w:w="2408" w:type="dxa"/>
+            <w:tcW w:w="2407" w:type="dxa"/>
             <w:gridSpan w:val="2"/>
             <w:tcBorders/>
             <w:vAlign w:val="bottom"/>
@@ -3189,7 +3189,7 @@
               <w:shd w:val="clear" w:color="auto" w:fill="FFFFFF"/>
               <w:suppressAutoHyphens w:val="true"/>
               <w:spacing w:lineRule="exact" w:line="254" w:before="0" w:after="0"/>
-              <w:ind w:end="-143"/>
+              <w:ind w:right="-143"/>
               <w:rPr>
                 <w:rFonts w:eastAsia="Times New Roman" w:cs="Times New Roman"/>
                 <w:kern w:val="0"/>
@@ -3212,16 +3212,16 @@
         </w:tc>
         <w:tc>
           <w:tcPr>
-            <w:tcW w:w="8365" w:type="dxa"/>
+            <w:tcW w:w="8366" w:type="dxa"/>
             <w:gridSpan w:val="3"/>
             <w:tcBorders>
               <w:bottom w:val="single" w:sz="4" w:space="0" w:color="000000"/>
             </w:tcBorders>
             <w:tcMar>
               <w:top w:w="55" w:type="dxa"/>
-              <w:start w:w="55" w:type="dxa"/>
+              <w:left w:w="55" w:type="dxa"/>
               <w:bottom w:w="55" w:type="dxa"/>
-              <w:end w:w="55" w:type="dxa"/>
+              <w:right w:w="55" w:type="dxa"/>
             </w:tcMar>
             <w:vAlign w:val="center"/>
           </w:tcPr>
@@ -3231,7 +3231,7 @@
               <w:shd w:val="clear" w:color="auto" w:fill="FFFFFF"/>
               <w:suppressAutoHyphens w:val="true"/>
               <w:spacing w:lineRule="exact" w:line="254" w:before="0" w:after="0"/>
-              <w:ind w:end="-143"/>
+              <w:ind w:right="-143"/>
               <w:rPr>
                 <w:rFonts w:eastAsia="Times New Roman" w:cs="Times New Roman"/>
                 <w:kern w:val="0"/>
@@ -3267,7 +3267,7 @@
               <w:shd w:val="clear" w:color="auto" w:fill="FFFFFF"/>
               <w:suppressAutoHyphens w:val="true"/>
               <w:spacing w:lineRule="exact" w:line="254" w:before="0" w:after="0"/>
-              <w:ind w:end="-143"/>
+              <w:ind w:right="-143"/>
               <w:rPr>
                 <w:rFonts w:eastAsia="Times New Roman" w:cs="Times New Roman"/>
                 <w:kern w:val="0"/>
@@ -3296,9 +3296,9 @@
             </w:tcBorders>
             <w:tcMar>
               <w:top w:w="55" w:type="dxa"/>
-              <w:start w:w="55" w:type="dxa"/>
+              <w:left w:w="55" w:type="dxa"/>
               <w:bottom w:w="55" w:type="dxa"/>
-              <w:end w:w="55" w:type="dxa"/>
+              <w:right w:w="55" w:type="dxa"/>
             </w:tcMar>
           </w:tcPr>
           <w:p>
@@ -3307,7 +3307,7 @@
               <w:shd w:val="clear" w:color="auto" w:fill="FFFFFF"/>
               <w:suppressAutoHyphens w:val="true"/>
               <w:spacing w:lineRule="exact" w:line="254" w:before="0" w:after="0"/>
-              <w:ind w:end="-143"/>
+              <w:ind w:right="-143"/>
               <w:rPr>
                 <w:rFonts w:eastAsia="Times New Roman" w:cs="Times New Roman"/>
                 <w:kern w:val="0"/>
@@ -3344,7 +3344,7 @@
               <w:shd w:val="clear" w:color="auto" w:fill="FFFFFF"/>
               <w:suppressAutoHyphens w:val="true"/>
               <w:spacing w:lineRule="exact" w:line="254" w:before="0" w:after="0"/>
-              <w:ind w:end="-143"/>
+              <w:ind w:right="-143"/>
               <w:rPr>
                 <w:rFonts w:eastAsia="Times New Roman" w:cs="Times New Roman"/>
                 <w:kern w:val="0"/>
@@ -3374,9 +3374,9 @@
             </w:tcBorders>
             <w:tcMar>
               <w:top w:w="55" w:type="dxa"/>
-              <w:start w:w="55" w:type="dxa"/>
+              <w:left w:w="55" w:type="dxa"/>
               <w:bottom w:w="55" w:type="dxa"/>
-              <w:end w:w="55" w:type="dxa"/>
+              <w:right w:w="55" w:type="dxa"/>
             </w:tcMar>
           </w:tcPr>
           <w:p>
@@ -3385,7 +3385,7 @@
               <w:shd w:val="clear" w:color="auto" w:fill="FFFFFF"/>
               <w:suppressAutoHyphens w:val="true"/>
               <w:spacing w:lineRule="exact" w:line="254" w:before="0" w:after="0"/>
-              <w:ind w:end="-143"/>
+              <w:ind w:right="-143"/>
               <w:rPr>
                 <w:rFonts w:eastAsia="Times New Roman" w:cs="Times New Roman"/>
                 <w:kern w:val="0"/>
@@ -3423,7 +3423,7 @@
               <w:shd w:val="clear" w:color="auto" w:fill="FFFFFF"/>
               <w:suppressAutoHyphens w:val="true"/>
               <w:spacing w:lineRule="exact" w:line="254" w:before="0" w:after="0"/>
-              <w:ind w:end="-143"/>
+              <w:ind w:right="-143"/>
               <w:rPr>
                 <w:rFonts w:eastAsia="Times New Roman" w:cs="Times New Roman"/>
                 <w:kern w:val="0"/>
@@ -3453,9 +3453,9 @@
             </w:tcBorders>
             <w:tcMar>
               <w:top w:w="55" w:type="dxa"/>
-              <w:start w:w="55" w:type="dxa"/>
+              <w:left w:w="55" w:type="dxa"/>
               <w:bottom w:w="55" w:type="dxa"/>
-              <w:end w:w="55" w:type="dxa"/>
+              <w:right w:w="55" w:type="dxa"/>
             </w:tcMar>
             <w:vAlign w:val="center"/>
           </w:tcPr>
@@ -3583,16 +3583,16 @@
       <w:tblPr>
         <w:tblStyle w:val="a3"/>
         <w:tblW w:w="5000" w:type="pct"/>
-        <w:jc w:val="start"/>
-        <w:tblInd w:w="0" w:type="dxa"/>
+        <w:jc w:val="left"/>
+        <w:tblInd w:w="5" w:type="dxa"/>
         <w:tblLayout w:type="fixed"/>
         <w:tblCellMar>
           <w:top w:w="0" w:type="dxa"/>
-          <w:start w:w="5" w:type="dxa"/>
+          <w:left w:w="5" w:type="dxa"/>
           <w:bottom w:w="0" w:type="dxa"/>
-          <w:end w:w="5" w:type="dxa"/>
+          <w:right w:w="5" w:type="dxa"/>
         </w:tblCellMar>
-        <w:tblLook w:val="01e0" w:noHBand="0" w:noVBand="0" w:firstColumn="1" w:lastRow="1" w:lastColumn="1" w:firstRow="1"/>
+        <w:tblLook w:noHBand="0" w:noVBand="0" w:firstColumn="1" w:lastRow="1" w:lastColumn="1" w:firstRow="1" w:val="01e0"/>
       </w:tblPr>
       <w:tblGrid>
         <w:gridCol w:w="2686"/>
@@ -3606,8 +3606,8 @@
             <w:tcW w:w="2686" w:type="dxa"/>
             <w:tcBorders>
               <w:top w:val="nil"/>
-              <w:start w:val="nil"/>
-              <w:end w:val="nil"/>
+              <w:left w:val="nil"/>
+              <w:right w:val="nil"/>
             </w:tcBorders>
             <w:vAlign w:val="bottom"/>
           </w:tcPr>
@@ -3638,9 +3638,9 @@
             <w:tcW w:w="237" w:type="dxa"/>
             <w:tcBorders>
               <w:top w:val="nil"/>
-              <w:start w:val="nil"/>
+              <w:left w:val="nil"/>
               <w:bottom w:val="nil"/>
-              <w:end w:val="nil"/>
+              <w:right w:val="nil"/>
             </w:tcBorders>
             <w:vAlign w:val="bottom"/>
           </w:tcPr>
@@ -3671,8 +3671,8 @@
             <w:tcW w:w="7849" w:type="dxa"/>
             <w:tcBorders>
               <w:top w:val="nil"/>
-              <w:start w:val="nil"/>
-              <w:end w:val="nil"/>
+              <w:left w:val="nil"/>
+              <w:right w:val="nil"/>
             </w:tcBorders>
             <w:vAlign w:val="bottom"/>
           </w:tcPr>
@@ -3708,9 +3708,9 @@
           <w:tcPr>
             <w:tcW w:w="2686" w:type="dxa"/>
             <w:tcBorders>
-              <w:start w:val="nil"/>
+              <w:left w:val="nil"/>
               <w:bottom w:val="nil"/>
-              <w:end w:val="nil"/>
+              <w:right w:val="nil"/>
             </w:tcBorders>
             <w:vAlign w:val="bottom"/>
           </w:tcPr>
@@ -3744,9 +3744,9 @@
             <w:tcW w:w="237" w:type="dxa"/>
             <w:tcBorders>
               <w:top w:val="nil"/>
-              <w:start w:val="nil"/>
+              <w:left w:val="nil"/>
               <w:bottom w:val="nil"/>
-              <w:end w:val="nil"/>
+              <w:right w:val="nil"/>
             </w:tcBorders>
             <w:vAlign w:val="bottom"/>
           </w:tcPr>
@@ -3776,9 +3776,9 @@
           <w:tcPr>
             <w:tcW w:w="7849" w:type="dxa"/>
             <w:tcBorders>
-              <w:start w:val="nil"/>
+              <w:left w:val="nil"/>
               <w:bottom w:val="nil"/>
-              <w:end w:val="nil"/>
+              <w:right w:val="nil"/>
             </w:tcBorders>
             <w:vAlign w:val="bottom"/>
           </w:tcPr>
@@ -3836,16 +3836,16 @@
       <w:tblPr>
         <w:tblStyle w:val="a3"/>
         <w:tblW w:w="5000" w:type="pct"/>
-        <w:jc w:val="start"/>
+        <w:jc w:val="left"/>
         <w:tblInd w:w="0" w:type="dxa"/>
         <w:tblLayout w:type="fixed"/>
         <w:tblCellMar>
           <w:top w:w="0" w:type="dxa"/>
-          <w:start w:w="0" w:type="dxa"/>
+          <w:left w:w="0" w:type="dxa"/>
           <w:bottom w:w="0" w:type="dxa"/>
-          <w:end w:w="0" w:type="dxa"/>
+          <w:right w:w="0" w:type="dxa"/>
         </w:tblCellMar>
-        <w:tblLook w:val="01e0" w:noHBand="0" w:noVBand="0" w:firstColumn="1" w:lastRow="1" w:lastColumn="1" w:firstRow="1"/>
+        <w:tblLook w:noHBand="0" w:noVBand="0" w:firstColumn="1" w:lastRow="1" w:lastColumn="1" w:firstRow="1" w:val="01e0"/>
       </w:tblPr>
       <w:tblGrid>
         <w:gridCol w:w="2686"/>
@@ -3861,8 +3861,8 @@
             <w:tcW w:w="2686" w:type="dxa"/>
             <w:tcBorders>
               <w:top w:val="nil"/>
-              <w:start w:val="nil"/>
-              <w:end w:val="nil"/>
+              <w:left w:val="nil"/>
+              <w:right w:val="nil"/>
             </w:tcBorders>
             <w:vAlign w:val="bottom"/>
           </w:tcPr>
@@ -3893,9 +3893,9 @@
             <w:tcW w:w="237" w:type="dxa"/>
             <w:tcBorders>
               <w:top w:val="nil"/>
-              <w:start w:val="nil"/>
+              <w:left w:val="nil"/>
               <w:bottom w:val="nil"/>
-              <w:end w:val="nil"/>
+              <w:right w:val="nil"/>
             </w:tcBorders>
             <w:vAlign w:val="bottom"/>
           </w:tcPr>
@@ -3926,8 +3926,8 @@
             <w:tcW w:w="7849" w:type="dxa"/>
             <w:tcBorders>
               <w:top w:val="nil"/>
-              <w:start w:val="nil"/>
-              <w:end w:val="nil"/>
+              <w:left w:val="nil"/>
+              <w:right w:val="nil"/>
             </w:tcBorders>
             <w:vAlign w:val="bottom"/>
           </w:tcPr>
@@ -3960,9 +3960,9 @@
           <w:tcPr>
             <w:tcW w:w="2686" w:type="dxa"/>
             <w:tcBorders>
-              <w:start w:val="nil"/>
+              <w:left w:val="nil"/>
               <w:bottom w:val="nil"/>
-              <w:end w:val="nil"/>
+              <w:right w:val="nil"/>
             </w:tcBorders>
             <w:vAlign w:val="bottom"/>
           </w:tcPr>
@@ -3996,9 +3996,9 @@
             <w:tcW w:w="237" w:type="dxa"/>
             <w:tcBorders>
               <w:top w:val="nil"/>
-              <w:start w:val="nil"/>
+              <w:left w:val="nil"/>
               <w:bottom w:val="nil"/>
-              <w:end w:val="nil"/>
+              <w:right w:val="nil"/>
             </w:tcBorders>
             <w:vAlign w:val="bottom"/>
           </w:tcPr>
@@ -4028,9 +4028,9 @@
           <w:tcPr>
             <w:tcW w:w="7849" w:type="dxa"/>
             <w:tcBorders>
-              <w:start w:val="nil"/>
+              <w:left w:val="nil"/>
               <w:bottom w:val="nil"/>
-              <w:end w:val="nil"/>
+              <w:right w:val="nil"/>
             </w:tcBorders>
             <w:vAlign w:val="bottom"/>
           </w:tcPr>
@@ -4088,16 +4088,16 @@
       <w:tblPr>
         <w:tblStyle w:val="a3"/>
         <w:tblW w:w="4785" w:type="dxa"/>
-        <w:jc w:val="start"/>
+        <w:jc w:val="left"/>
         <w:tblInd w:w="14" w:type="dxa"/>
         <w:tblLayout w:type="fixed"/>
         <w:tblCellMar>
           <w:top w:w="0" w:type="dxa"/>
-          <w:start w:w="0" w:type="dxa"/>
+          <w:left w:w="0" w:type="dxa"/>
           <w:bottom w:w="0" w:type="dxa"/>
-          <w:end w:w="0" w:type="dxa"/>
+          <w:right w:w="0" w:type="dxa"/>
         </w:tblCellMar>
-        <w:tblLook w:val="01e0" w:noHBand="0" w:noVBand="0" w:firstColumn="1" w:lastRow="1" w:lastColumn="1" w:firstRow="1"/>
+        <w:tblLook w:noHBand="0" w:noVBand="0" w:firstColumn="1" w:lastRow="1" w:lastColumn="1" w:firstRow="1" w:val="01e0"/>
       </w:tblPr>
       <w:tblGrid>
         <w:gridCol w:w="4785"/>
@@ -4109,8 +4109,8 @@
             <w:tcW w:w="4785" w:type="dxa"/>
             <w:tcBorders>
               <w:top w:val="nil"/>
-              <w:start w:val="nil"/>
-              <w:end w:val="nil"/>
+              <w:left w:val="nil"/>
+              <w:right w:val="nil"/>
             </w:tcBorders>
             <w:vAlign w:val="bottom"/>
           </w:tcPr>
@@ -4146,9 +4146,9 @@
           <w:tcPr>
             <w:tcW w:w="4785" w:type="dxa"/>
             <w:tcBorders>
-              <w:start w:val="nil"/>
+              <w:left w:val="nil"/>
               <w:bottom w:val="nil"/>
-              <w:end w:val="nil"/>
+              <w:right w:val="nil"/>
             </w:tcBorders>
             <w:vAlign w:val="bottom"/>
           </w:tcPr>
@@ -4182,16 +4182,16 @@
     <w:tbl>
       <w:tblPr>
         <w:tblW w:w="10980" w:type="dxa"/>
-        <w:jc w:val="start"/>
-        <w:tblInd w:w="0" w:type="dxa"/>
+        <w:jc w:val="left"/>
+        <w:tblInd w:w="30" w:type="dxa"/>
         <w:tblLayout w:type="fixed"/>
         <w:tblCellMar>
           <w:top w:w="0" w:type="dxa"/>
-          <w:start w:w="30" w:type="dxa"/>
+          <w:left w:w="30" w:type="dxa"/>
           <w:bottom w:w="0" w:type="dxa"/>
-          <w:end w:w="30" w:type="dxa"/>
+          <w:right w:w="30" w:type="dxa"/>
         </w:tblCellMar>
-        <w:tblLook w:val="04a0" w:noHBand="0" w:noVBand="1" w:firstColumn="1" w:lastRow="0" w:lastColumn="0" w:firstRow="1"/>
+        <w:tblLook w:noHBand="0" w:noVBand="1" w:firstColumn="1" w:lastRow="0" w:lastColumn="0" w:firstRow="1" w:val="04a0"/>
       </w:tblPr>
       <w:tblGrid>
         <w:gridCol w:w="2196"/>
@@ -4200,14 +4200,14 @@
         <w:gridCol w:w="375"/>
         <w:gridCol w:w="723"/>
         <w:gridCol w:w="1"/>
-        <w:gridCol w:w="354"/>
-        <w:gridCol w:w="31"/>
+        <w:gridCol w:w="353"/>
+        <w:gridCol w:w="32"/>
         <w:gridCol w:w="503"/>
         <w:gridCol w:w="209"/>
-        <w:gridCol w:w="645"/>
-        <w:gridCol w:w="544"/>
-        <w:gridCol w:w="94"/>
-        <w:gridCol w:w="913"/>
+        <w:gridCol w:w="644"/>
+        <w:gridCol w:w="545"/>
+        <w:gridCol w:w="93"/>
+        <w:gridCol w:w="914"/>
         <w:gridCol w:w="855"/>
         <w:gridCol w:w="1341"/>
       </w:tblGrid>
@@ -4372,7 +4372,7 @@
         </w:trPr>
         <w:tc>
           <w:tcPr>
-            <w:tcW w:w="5845" w:type="dxa"/>
+            <w:tcW w:w="5844" w:type="dxa"/>
             <w:gridSpan w:val="7"/>
             <w:tcBorders>
               <w:top w:val="single" w:sz="4" w:space="0" w:color="000000"/>
@@ -4419,7 +4419,7 @@
         </w:tc>
         <w:tc>
           <w:tcPr>
-            <w:tcW w:w="5135" w:type="dxa"/>
+            <w:tcW w:w="5136" w:type="dxa"/>
             <w:gridSpan w:val="9"/>
             <w:tcBorders>
               <w:top w:val="single" w:sz="4" w:space="0" w:color="000000"/>
@@ -5016,9 +5016,9 @@
             <w:gridSpan w:val="6"/>
             <w:tcBorders>
               <w:top w:val="single" w:sz="4" w:space="0" w:color="000000"/>
-              <w:start w:val="single" w:sz="4" w:space="0" w:color="000000"/>
+              <w:left w:val="single" w:sz="4" w:space="0" w:color="000000"/>
               <w:bottom w:val="single" w:sz="4" w:space="0" w:color="000000"/>
-              <w:end w:val="single" w:sz="4" w:space="0" w:color="000000"/>
+              <w:right w:val="single" w:sz="4" w:space="0" w:color="000000"/>
             </w:tcBorders>
           </w:tcPr>
           <w:p>
@@ -5052,9 +5052,9 @@
             <w:gridSpan w:val="10"/>
             <w:tcBorders>
               <w:top w:val="single" w:sz="4" w:space="0" w:color="000000"/>
-              <w:start w:val="single" w:sz="4" w:space="0" w:color="000000"/>
+              <w:left w:val="single" w:sz="4" w:space="0" w:color="000000"/>
               <w:bottom w:val="single" w:sz="4" w:space="0" w:color="000000"/>
-              <w:end w:val="single" w:sz="4" w:space="0" w:color="000000"/>
+              <w:right w:val="single" w:sz="4" w:space="0" w:color="000000"/>
             </w:tcBorders>
           </w:tcPr>
           <w:p>
@@ -5095,9 +5095,9 @@
             <w:gridSpan w:val="6"/>
             <w:tcBorders>
               <w:top w:val="single" w:sz="4" w:space="0" w:color="000000"/>
-              <w:start w:val="single" w:sz="4" w:space="0" w:color="000000"/>
+              <w:left w:val="single" w:sz="4" w:space="0" w:color="000000"/>
               <w:bottom w:val="single" w:sz="4" w:space="0" w:color="000000"/>
-              <w:end w:val="single" w:sz="4" w:space="0" w:color="000000"/>
+              <w:right w:val="single" w:sz="4" w:space="0" w:color="000000"/>
             </w:tcBorders>
           </w:tcPr>
           <w:p>
@@ -5131,9 +5131,9 @@
             <w:gridSpan w:val="10"/>
             <w:tcBorders>
               <w:top w:val="single" w:sz="4" w:space="0" w:color="000000"/>
-              <w:start w:val="single" w:sz="4" w:space="0" w:color="000000"/>
+              <w:left w:val="single" w:sz="4" w:space="0" w:color="000000"/>
               <w:bottom w:val="single" w:sz="4" w:space="0" w:color="000000"/>
-              <w:end w:val="single" w:sz="4" w:space="0" w:color="000000"/>
+              <w:right w:val="single" w:sz="4" w:space="0" w:color="000000"/>
             </w:tcBorders>
           </w:tcPr>
           <w:p>
@@ -5172,9 +5172,9 @@
             <w:gridSpan w:val="4"/>
             <w:tcBorders>
               <w:top w:val="single" w:sz="4" w:space="0" w:color="000000"/>
-              <w:start w:val="single" w:sz="4" w:space="0" w:color="000000"/>
+              <w:left w:val="single" w:sz="4" w:space="0" w:color="000000"/>
               <w:bottom w:val="single" w:sz="4" w:space="0" w:color="000000"/>
-              <w:end w:val="single" w:sz="4" w:space="0" w:color="000000"/>
+              <w:right w:val="single" w:sz="4" w:space="0" w:color="000000"/>
             </w:tcBorders>
           </w:tcPr>
           <w:p>
@@ -5204,13 +5204,13 @@
         </w:tc>
         <w:tc>
           <w:tcPr>
-            <w:tcW w:w="3104" w:type="dxa"/>
+            <w:tcW w:w="3103" w:type="dxa"/>
             <w:gridSpan w:val="9"/>
             <w:tcBorders>
               <w:top w:val="single" w:sz="4" w:space="0" w:color="000000"/>
-              <w:start w:val="single" w:sz="4" w:space="0" w:color="000000"/>
+              <w:left w:val="single" w:sz="4" w:space="0" w:color="000000"/>
               <w:bottom w:val="single" w:sz="4" w:space="0" w:color="000000"/>
-              <w:end w:val="single" w:sz="4" w:space="0" w:color="000000"/>
+              <w:right w:val="single" w:sz="4" w:space="0" w:color="000000"/>
             </w:tcBorders>
           </w:tcPr>
           <w:p>
@@ -5240,13 +5240,13 @@
         </w:tc>
         <w:tc>
           <w:tcPr>
-            <w:tcW w:w="3109" w:type="dxa"/>
+            <w:tcW w:w="3110" w:type="dxa"/>
             <w:gridSpan w:val="3"/>
             <w:tcBorders>
               <w:top w:val="single" w:sz="4" w:space="0" w:color="000000"/>
-              <w:start w:val="single" w:sz="4" w:space="0" w:color="000000"/>
+              <w:left w:val="single" w:sz="4" w:space="0" w:color="000000"/>
               <w:bottom w:val="single" w:sz="4" w:space="0" w:color="000000"/>
-              <w:end w:val="single" w:sz="4" w:space="0" w:color="000000"/>
+              <w:right w:val="single" w:sz="4" w:space="0" w:color="000000"/>
             </w:tcBorders>
           </w:tcPr>
           <w:p>
@@ -5285,9 +5285,9 @@
             <w:gridSpan w:val="16"/>
             <w:tcBorders>
               <w:top w:val="single" w:sz="4" w:space="0" w:color="000000"/>
-              <w:start w:val="single" w:sz="4" w:space="0" w:color="000000"/>
+              <w:left w:val="single" w:sz="4" w:space="0" w:color="000000"/>
               <w:bottom w:val="single" w:sz="4" w:space="0" w:color="000000"/>
-              <w:end w:val="single" w:sz="4" w:space="0" w:color="000000"/>
+              <w:right w:val="single" w:sz="4" w:space="0" w:color="000000"/>
             </w:tcBorders>
           </w:tcPr>
           <w:p>
@@ -5326,9 +5326,9 @@
             <w:gridSpan w:val="16"/>
             <w:tcBorders>
               <w:top w:val="single" w:sz="4" w:space="0" w:color="000000"/>
-              <w:start w:val="single" w:sz="4" w:space="0" w:color="000000"/>
+              <w:left w:val="single" w:sz="4" w:space="0" w:color="000000"/>
               <w:bottom w:val="single" w:sz="4" w:space="0" w:color="000000"/>
-              <w:end w:val="single" w:sz="4" w:space="0" w:color="000000"/>
+              <w:right w:val="single" w:sz="4" w:space="0" w:color="000000"/>
             </w:tcBorders>
             <w:vAlign w:val="center"/>
           </w:tcPr>
@@ -5787,9 +5787,9 @@
             <w:tcW w:w="2196" w:type="dxa"/>
             <w:tcBorders>
               <w:top w:val="single" w:sz="4" w:space="0" w:color="000000"/>
-              <w:start w:val="single" w:sz="4" w:space="0" w:color="000000"/>
+              <w:left w:val="single" w:sz="4" w:space="0" w:color="000000"/>
               <w:bottom w:val="single" w:sz="4" w:space="0" w:color="000000"/>
-              <w:end w:val="single" w:sz="4" w:space="0" w:color="000000"/>
+              <w:right w:val="single" w:sz="4" w:space="0" w:color="000000"/>
             </w:tcBorders>
           </w:tcPr>
           <w:p>
@@ -5825,9 +5825,9 @@
             <w:gridSpan w:val="2"/>
             <w:tcBorders>
               <w:top w:val="single" w:sz="4" w:space="0" w:color="000000"/>
-              <w:start w:val="single" w:sz="4" w:space="0" w:color="000000"/>
+              <w:left w:val="single" w:sz="4" w:space="0" w:color="000000"/>
               <w:bottom w:val="single" w:sz="4" w:space="0" w:color="000000"/>
-              <w:end w:val="single" w:sz="4" w:space="0" w:color="000000"/>
+              <w:right w:val="single" w:sz="4" w:space="0" w:color="000000"/>
             </w:tcBorders>
           </w:tcPr>
           <w:p>
@@ -5863,9 +5863,9 @@
             <w:gridSpan w:val="7"/>
             <w:tcBorders>
               <w:top w:val="single" w:sz="4" w:space="0" w:color="000000"/>
-              <w:start w:val="single" w:sz="4" w:space="0" w:color="000000"/>
+              <w:left w:val="single" w:sz="4" w:space="0" w:color="000000"/>
               <w:bottom w:val="single" w:sz="4" w:space="0" w:color="000000"/>
-              <w:end w:val="single" w:sz="4" w:space="0" w:color="000000"/>
+              <w:right w:val="single" w:sz="4" w:space="0" w:color="000000"/>
             </w:tcBorders>
           </w:tcPr>
           <w:p>
@@ -5899,9 +5899,9 @@
             <w:gridSpan w:val="4"/>
             <w:tcBorders>
               <w:top w:val="single" w:sz="4" w:space="0" w:color="000000"/>
-              <w:start w:val="single" w:sz="4" w:space="0" w:color="000000"/>
+              <w:left w:val="single" w:sz="4" w:space="0" w:color="000000"/>
               <w:bottom w:val="single" w:sz="4" w:space="0" w:color="000000"/>
-              <w:end w:val="single" w:sz="4" w:space="0" w:color="000000"/>
+              <w:right w:val="single" w:sz="4" w:space="0" w:color="000000"/>
             </w:tcBorders>
           </w:tcPr>
           <w:p>
@@ -5935,9 +5935,9 @@
             <w:gridSpan w:val="2"/>
             <w:tcBorders>
               <w:top w:val="single" w:sz="4" w:space="0" w:color="000000"/>
-              <w:start w:val="single" w:sz="4" w:space="0" w:color="000000"/>
+              <w:left w:val="single" w:sz="4" w:space="0" w:color="000000"/>
               <w:bottom w:val="single" w:sz="4" w:space="0" w:color="000000"/>
-              <w:end w:val="single" w:sz="4" w:space="0" w:color="000000"/>
+              <w:right w:val="single" w:sz="4" w:space="0" w:color="000000"/>
             </w:tcBorders>
           </w:tcPr>
           <w:p>
@@ -5977,9 +5977,9 @@
             <w:tcW w:w="2196" w:type="dxa"/>
             <w:tcBorders>
               <w:top w:val="single" w:sz="4" w:space="0" w:color="000000"/>
-              <w:start w:val="single" w:sz="4" w:space="0" w:color="000000"/>
+              <w:left w:val="single" w:sz="4" w:space="0" w:color="000000"/>
               <w:bottom w:val="single" w:sz="4" w:space="0" w:color="000000"/>
-              <w:end w:val="single" w:sz="4" w:space="0" w:color="000000"/>
+              <w:right w:val="single" w:sz="4" w:space="0" w:color="000000"/>
             </w:tcBorders>
           </w:tcPr>
           <w:p>
@@ -6015,9 +6015,9 @@
             <w:gridSpan w:val="2"/>
             <w:tcBorders>
               <w:top w:val="single" w:sz="4" w:space="0" w:color="000000"/>
-              <w:start w:val="single" w:sz="4" w:space="0" w:color="000000"/>
+              <w:left w:val="single" w:sz="4" w:space="0" w:color="000000"/>
               <w:bottom w:val="single" w:sz="4" w:space="0" w:color="000000"/>
-              <w:end w:val="single" w:sz="4" w:space="0" w:color="000000"/>
+              <w:right w:val="single" w:sz="4" w:space="0" w:color="000000"/>
             </w:tcBorders>
           </w:tcPr>
           <w:p>
@@ -6053,9 +6053,9 @@
             <w:gridSpan w:val="7"/>
             <w:tcBorders>
               <w:top w:val="single" w:sz="4" w:space="0" w:color="000000"/>
-              <w:start w:val="single" w:sz="4" w:space="0" w:color="000000"/>
+              <w:left w:val="single" w:sz="4" w:space="0" w:color="000000"/>
               <w:bottom w:val="single" w:sz="4" w:space="0" w:color="000000"/>
-              <w:end w:val="single" w:sz="4" w:space="0" w:color="000000"/>
+              <w:right w:val="single" w:sz="4" w:space="0" w:color="000000"/>
             </w:tcBorders>
           </w:tcPr>
           <w:p>
@@ -6091,9 +6091,9 @@
             <w:gridSpan w:val="4"/>
             <w:tcBorders>
               <w:top w:val="single" w:sz="4" w:space="0" w:color="000000"/>
-              <w:start w:val="single" w:sz="4" w:space="0" w:color="000000"/>
+              <w:left w:val="single" w:sz="4" w:space="0" w:color="000000"/>
               <w:bottom w:val="single" w:sz="4" w:space="0" w:color="000000"/>
-              <w:end w:val="single" w:sz="4" w:space="0" w:color="000000"/>
+              <w:right w:val="single" w:sz="4" w:space="0" w:color="000000"/>
             </w:tcBorders>
           </w:tcPr>
           <w:p>
@@ -6129,9 +6129,9 @@
             <w:gridSpan w:val="2"/>
             <w:tcBorders>
               <w:top w:val="single" w:sz="4" w:space="0" w:color="000000"/>
-              <w:start w:val="single" w:sz="4" w:space="0" w:color="000000"/>
+              <w:left w:val="single" w:sz="4" w:space="0" w:color="000000"/>
               <w:bottom w:val="single" w:sz="4" w:space="0" w:color="000000"/>
-              <w:end w:val="single" w:sz="4" w:space="0" w:color="000000"/>
+              <w:right w:val="single" w:sz="4" w:space="0" w:color="000000"/>
             </w:tcBorders>
           </w:tcPr>
           <w:p>
@@ -6172,9 +6172,9 @@
             <w:gridSpan w:val="5"/>
             <w:tcBorders>
               <w:top w:val="single" w:sz="4" w:space="0" w:color="000000"/>
-              <w:start w:val="single" w:sz="4" w:space="0" w:color="000000"/>
+              <w:left w:val="single" w:sz="4" w:space="0" w:color="000000"/>
               <w:bottom w:val="single" w:sz="4" w:space="0" w:color="000000"/>
-              <w:end w:val="single" w:sz="4" w:space="0" w:color="000000"/>
+              <w:right w:val="single" w:sz="4" w:space="0" w:color="000000"/>
             </w:tcBorders>
           </w:tcPr>
           <w:p>
@@ -6208,9 +6208,9 @@
             <w:gridSpan w:val="11"/>
             <w:tcBorders>
               <w:top w:val="single" w:sz="4" w:space="0" w:color="000000"/>
-              <w:start w:val="single" w:sz="4" w:space="0" w:color="000000"/>
+              <w:left w:val="single" w:sz="4" w:space="0" w:color="000000"/>
               <w:bottom w:val="single" w:sz="4" w:space="0" w:color="000000"/>
-              <w:end w:val="single" w:sz="4" w:space="0" w:color="000000"/>
+              <w:right w:val="single" w:sz="4" w:space="0" w:color="000000"/>
             </w:tcBorders>
           </w:tcPr>
           <w:p>
@@ -6249,9 +6249,9 @@
             <w:gridSpan w:val="2"/>
             <w:tcBorders>
               <w:top w:val="single" w:sz="4" w:space="0" w:color="000000"/>
-              <w:start w:val="single" w:sz="4" w:space="0" w:color="000000"/>
+              <w:left w:val="single" w:sz="4" w:space="0" w:color="000000"/>
               <w:bottom w:val="single" w:sz="4" w:space="0" w:color="000000"/>
-              <w:end w:val="single" w:sz="4" w:space="0" w:color="000000"/>
+              <w:right w:val="single" w:sz="4" w:space="0" w:color="000000"/>
             </w:tcBorders>
           </w:tcPr>
           <w:p>
@@ -6289,9 +6289,9 @@
             <w:gridSpan w:val="7"/>
             <w:tcBorders>
               <w:top w:val="single" w:sz="4" w:space="0" w:color="000000"/>
-              <w:start w:val="single" w:sz="4" w:space="0" w:color="000000"/>
+              <w:left w:val="single" w:sz="4" w:space="0" w:color="000000"/>
               <w:bottom w:val="single" w:sz="4" w:space="0" w:color="000000"/>
-              <w:end w:val="single" w:sz="4" w:space="0" w:color="000000"/>
+              <w:right w:val="single" w:sz="4" w:space="0" w:color="000000"/>
             </w:tcBorders>
           </w:tcPr>
           <w:p>
@@ -6327,9 +6327,9 @@
             <w:gridSpan w:val="3"/>
             <w:tcBorders>
               <w:top w:val="single" w:sz="4" w:space="0" w:color="000000"/>
-              <w:start w:val="single" w:sz="4" w:space="0" w:color="000000"/>
+              <w:left w:val="single" w:sz="4" w:space="0" w:color="000000"/>
               <w:bottom w:val="single" w:sz="4" w:space="0" w:color="000000"/>
-              <w:end w:val="single" w:sz="4" w:space="0" w:color="000000"/>
+              <w:right w:val="single" w:sz="4" w:space="0" w:color="000000"/>
             </w:tcBorders>
           </w:tcPr>
           <w:p>
@@ -6365,9 +6365,9 @@
             <w:gridSpan w:val="3"/>
             <w:tcBorders>
               <w:top w:val="single" w:sz="4" w:space="0" w:color="000000"/>
-              <w:start w:val="single" w:sz="4" w:space="0" w:color="000000"/>
+              <w:left w:val="single" w:sz="4" w:space="0" w:color="000000"/>
               <w:bottom w:val="single" w:sz="4" w:space="0" w:color="000000"/>
-              <w:end w:val="single" w:sz="4" w:space="0" w:color="000000"/>
+              <w:right w:val="single" w:sz="4" w:space="0" w:color="000000"/>
             </w:tcBorders>
           </w:tcPr>
           <w:p>
@@ -6402,9 +6402,9 @@
             <w:tcW w:w="1341" w:type="dxa"/>
             <w:tcBorders>
               <w:top w:val="single" w:sz="4" w:space="0" w:color="000000"/>
-              <w:start w:val="single" w:sz="4" w:space="0" w:color="000000"/>
+              <w:left w:val="single" w:sz="4" w:space="0" w:color="000000"/>
               <w:bottom w:val="single" w:sz="4" w:space="0" w:color="000000"/>
-              <w:end w:val="single" w:sz="4" w:space="0" w:color="000000"/>
+              <w:right w:val="single" w:sz="4" w:space="0" w:color="000000"/>
             </w:tcBorders>
           </w:tcPr>
           <w:p>
@@ -6448,9 +6448,9 @@
             <w:gridSpan w:val="2"/>
             <w:tcBorders>
               <w:top w:val="single" w:sz="4" w:space="0" w:color="000000"/>
-              <w:start w:val="single" w:sz="4" w:space="0" w:color="000000"/>
+              <w:left w:val="single" w:sz="4" w:space="0" w:color="000000"/>
               <w:bottom w:val="single" w:sz="4" w:space="0" w:color="000000"/>
-              <w:end w:val="single" w:sz="4" w:space="0" w:color="000000"/>
+              <w:right w:val="single" w:sz="4" w:space="0" w:color="000000"/>
             </w:tcBorders>
           </w:tcPr>
           <w:p>
@@ -6484,9 +6484,9 @@
             <w:gridSpan w:val="7"/>
             <w:tcBorders>
               <w:top w:val="single" w:sz="4" w:space="0" w:color="000000"/>
-              <w:start w:val="single" w:sz="4" w:space="0" w:color="000000"/>
+              <w:left w:val="single" w:sz="4" w:space="0" w:color="000000"/>
               <w:bottom w:val="single" w:sz="4" w:space="0" w:color="000000"/>
-              <w:end w:val="single" w:sz="4" w:space="0" w:color="000000"/>
+              <w:right w:val="single" w:sz="4" w:space="0" w:color="000000"/>
             </w:tcBorders>
             <w:vAlign w:val="bottom"/>
           </w:tcPr>
@@ -6521,9 +6521,9 @@
             <w:gridSpan w:val="3"/>
             <w:tcBorders>
               <w:top w:val="single" w:sz="4" w:space="0" w:color="000000"/>
-              <w:start w:val="single" w:sz="4" w:space="0" w:color="000000"/>
+              <w:left w:val="single" w:sz="4" w:space="0" w:color="000000"/>
               <w:bottom w:val="single" w:sz="4" w:space="0" w:color="000000"/>
-              <w:end w:val="single" w:sz="4" w:space="0" w:color="000000"/>
+              <w:right w:val="single" w:sz="4" w:space="0" w:color="000000"/>
             </w:tcBorders>
             <w:vAlign w:val="bottom"/>
           </w:tcPr>
@@ -6558,9 +6558,9 @@
             <w:gridSpan w:val="3"/>
             <w:tcBorders>
               <w:top w:val="single" w:sz="4" w:space="0" w:color="000000"/>
-              <w:start w:val="single" w:sz="4" w:space="0" w:color="000000"/>
+              <w:left w:val="single" w:sz="4" w:space="0" w:color="000000"/>
               <w:bottom w:val="single" w:sz="4" w:space="0" w:color="000000"/>
-              <w:end w:val="single" w:sz="4" w:space="0" w:color="000000"/>
+              <w:right w:val="single" w:sz="4" w:space="0" w:color="000000"/>
             </w:tcBorders>
             <w:vAlign w:val="center"/>
           </w:tcPr>
@@ -6596,9 +6596,9 @@
             <w:tcW w:w="1341" w:type="dxa"/>
             <w:tcBorders>
               <w:top w:val="single" w:sz="4" w:space="0" w:color="000000"/>
-              <w:start w:val="single" w:sz="4" w:space="0" w:color="000000"/>
+              <w:left w:val="single" w:sz="4" w:space="0" w:color="000000"/>
               <w:bottom w:val="single" w:sz="4" w:space="0" w:color="000000"/>
-              <w:end w:val="single" w:sz="4" w:space="0" w:color="000000"/>
+              <w:right w:val="single" w:sz="4" w:space="0" w:color="000000"/>
             </w:tcBorders>
             <w:vAlign w:val="center"/>
           </w:tcPr>
@@ -6637,9 +6637,9 @@
             <w:gridSpan w:val="2"/>
             <w:tcBorders>
               <w:top w:val="single" w:sz="4" w:space="0" w:color="000000"/>
-              <w:start w:val="single" w:sz="4" w:space="0" w:color="000000"/>
+              <w:left w:val="single" w:sz="4" w:space="0" w:color="000000"/>
               <w:bottom w:val="single" w:sz="4" w:space="0" w:color="000000"/>
-              <w:end w:val="single" w:sz="4" w:space="0" w:color="000000"/>
+              <w:right w:val="single" w:sz="4" w:space="0" w:color="000000"/>
             </w:tcBorders>
           </w:tcPr>
           <w:p>
@@ -6673,9 +6673,9 @@
             <w:gridSpan w:val="7"/>
             <w:tcBorders>
               <w:top w:val="single" w:sz="4" w:space="0" w:color="000000"/>
-              <w:start w:val="single" w:sz="4" w:space="0" w:color="000000"/>
+              <w:left w:val="single" w:sz="4" w:space="0" w:color="000000"/>
               <w:bottom w:val="single" w:sz="4" w:space="0" w:color="000000"/>
-              <w:end w:val="single" w:sz="4" w:space="0" w:color="000000"/>
+              <w:right w:val="single" w:sz="4" w:space="0" w:color="000000"/>
             </w:tcBorders>
             <w:vAlign w:val="bottom"/>
           </w:tcPr>
@@ -6710,9 +6710,9 @@
             <w:gridSpan w:val="3"/>
             <w:tcBorders>
               <w:top w:val="single" w:sz="4" w:space="0" w:color="000000"/>
-              <w:start w:val="single" w:sz="4" w:space="0" w:color="000000"/>
+              <w:left w:val="single" w:sz="4" w:space="0" w:color="000000"/>
               <w:bottom w:val="single" w:sz="4" w:space="0" w:color="000000"/>
-              <w:end w:val="single" w:sz="4" w:space="0" w:color="000000"/>
+              <w:right w:val="single" w:sz="4" w:space="0" w:color="000000"/>
             </w:tcBorders>
             <w:vAlign w:val="bottom"/>
           </w:tcPr>
@@ -6747,9 +6747,9 @@
             <w:gridSpan w:val="3"/>
             <w:tcBorders>
               <w:top w:val="single" w:sz="4" w:space="0" w:color="000000"/>
-              <w:start w:val="single" w:sz="4" w:space="0" w:color="000000"/>
+              <w:left w:val="single" w:sz="4" w:space="0" w:color="000000"/>
               <w:bottom w:val="single" w:sz="4" w:space="0" w:color="000000"/>
-              <w:end w:val="single" w:sz="4" w:space="0" w:color="000000"/>
+              <w:right w:val="single" w:sz="4" w:space="0" w:color="000000"/>
             </w:tcBorders>
             <w:vAlign w:val="center"/>
           </w:tcPr>
@@ -6785,9 +6785,9 @@
             <w:tcW w:w="1341" w:type="dxa"/>
             <w:tcBorders>
               <w:top w:val="single" w:sz="4" w:space="0" w:color="000000"/>
-              <w:start w:val="single" w:sz="4" w:space="0" w:color="000000"/>
+              <w:left w:val="single" w:sz="4" w:space="0" w:color="000000"/>
               <w:bottom w:val="single" w:sz="4" w:space="0" w:color="000000"/>
-              <w:end w:val="single" w:sz="4" w:space="0" w:color="000000"/>
+              <w:right w:val="single" w:sz="4" w:space="0" w:color="000000"/>
             </w:tcBorders>
             <w:vAlign w:val="center"/>
           </w:tcPr>
@@ -6826,9 +6826,9 @@
             <w:gridSpan w:val="2"/>
             <w:tcBorders>
               <w:top w:val="single" w:sz="4" w:space="0" w:color="000000"/>
-              <w:start w:val="single" w:sz="4" w:space="0" w:color="000000"/>
+              <w:left w:val="single" w:sz="4" w:space="0" w:color="000000"/>
               <w:bottom w:val="single" w:sz="4" w:space="0" w:color="000000"/>
-              <w:end w:val="single" w:sz="4" w:space="0" w:color="000000"/>
+              <w:right w:val="single" w:sz="4" w:space="0" w:color="000000"/>
             </w:tcBorders>
           </w:tcPr>
           <w:p>
@@ -6862,9 +6862,9 @@
             <w:gridSpan w:val="7"/>
             <w:tcBorders>
               <w:top w:val="single" w:sz="4" w:space="0" w:color="000000"/>
-              <w:start w:val="single" w:sz="4" w:space="0" w:color="000000"/>
+              <w:left w:val="single" w:sz="4" w:space="0" w:color="000000"/>
               <w:bottom w:val="single" w:sz="4" w:space="0" w:color="000000"/>
-              <w:end w:val="single" w:sz="4" w:space="0" w:color="000000"/>
+              <w:right w:val="single" w:sz="4" w:space="0" w:color="000000"/>
             </w:tcBorders>
             <w:vAlign w:val="bottom"/>
           </w:tcPr>
@@ -6899,9 +6899,9 @@
             <w:gridSpan w:val="3"/>
             <w:tcBorders>
               <w:top w:val="single" w:sz="4" w:space="0" w:color="000000"/>
-              <w:start w:val="single" w:sz="4" w:space="0" w:color="000000"/>
+              <w:left w:val="single" w:sz="4" w:space="0" w:color="000000"/>
               <w:bottom w:val="single" w:sz="4" w:space="0" w:color="000000"/>
-              <w:end w:val="single" w:sz="4" w:space="0" w:color="000000"/>
+              <w:right w:val="single" w:sz="4" w:space="0" w:color="000000"/>
             </w:tcBorders>
             <w:vAlign w:val="bottom"/>
           </w:tcPr>
@@ -6936,9 +6936,9 @@
             <w:gridSpan w:val="3"/>
             <w:tcBorders>
               <w:top w:val="single" w:sz="4" w:space="0" w:color="000000"/>
-              <w:start w:val="single" w:sz="4" w:space="0" w:color="000000"/>
+              <w:left w:val="single" w:sz="4" w:space="0" w:color="000000"/>
               <w:bottom w:val="single" w:sz="4" w:space="0" w:color="000000"/>
-              <w:end w:val="single" w:sz="4" w:space="0" w:color="000000"/>
+              <w:right w:val="single" w:sz="4" w:space="0" w:color="000000"/>
             </w:tcBorders>
             <w:vAlign w:val="center"/>
           </w:tcPr>
@@ -6974,9 +6974,9 @@
             <w:tcW w:w="1341" w:type="dxa"/>
             <w:tcBorders>
               <w:top w:val="single" w:sz="4" w:space="0" w:color="000000"/>
-              <w:start w:val="single" w:sz="4" w:space="0" w:color="000000"/>
+              <w:left w:val="single" w:sz="4" w:space="0" w:color="000000"/>
               <w:bottom w:val="single" w:sz="4" w:space="0" w:color="000000"/>
-              <w:end w:val="single" w:sz="4" w:space="0" w:color="000000"/>
+              <w:right w:val="single" w:sz="4" w:space="0" w:color="000000"/>
             </w:tcBorders>
             <w:vAlign w:val="center"/>
           </w:tcPr>
@@ -7015,9 +7015,9 @@
             <w:gridSpan w:val="2"/>
             <w:tcBorders>
               <w:top w:val="single" w:sz="4" w:space="0" w:color="000000"/>
-              <w:start w:val="single" w:sz="4" w:space="0" w:color="000000"/>
+              <w:left w:val="single" w:sz="4" w:space="0" w:color="000000"/>
               <w:bottom w:val="single" w:sz="4" w:space="0" w:color="000000"/>
-              <w:end w:val="single" w:sz="4" w:space="0" w:color="000000"/>
+              <w:right w:val="single" w:sz="4" w:space="0" w:color="000000"/>
             </w:tcBorders>
           </w:tcPr>
           <w:p>
@@ -7051,9 +7051,9 @@
             <w:gridSpan w:val="7"/>
             <w:tcBorders>
               <w:top w:val="single" w:sz="4" w:space="0" w:color="000000"/>
-              <w:start w:val="single" w:sz="4" w:space="0" w:color="000000"/>
+              <w:left w:val="single" w:sz="4" w:space="0" w:color="000000"/>
               <w:bottom w:val="single" w:sz="4" w:space="0" w:color="000000"/>
-              <w:end w:val="single" w:sz="4" w:space="0" w:color="000000"/>
+              <w:right w:val="single" w:sz="4" w:space="0" w:color="000000"/>
             </w:tcBorders>
             <w:vAlign w:val="bottom"/>
           </w:tcPr>
@@ -7088,9 +7088,9 @@
             <w:gridSpan w:val="3"/>
             <w:tcBorders>
               <w:top w:val="single" w:sz="4" w:space="0" w:color="000000"/>
-              <w:start w:val="single" w:sz="4" w:space="0" w:color="000000"/>
+              <w:left w:val="single" w:sz="4" w:space="0" w:color="000000"/>
               <w:bottom w:val="single" w:sz="4" w:space="0" w:color="000000"/>
-              <w:end w:val="single" w:sz="4" w:space="0" w:color="000000"/>
+              <w:right w:val="single" w:sz="4" w:space="0" w:color="000000"/>
             </w:tcBorders>
             <w:vAlign w:val="bottom"/>
           </w:tcPr>
@@ -7125,9 +7125,9 @@
             <w:gridSpan w:val="3"/>
             <w:tcBorders>
               <w:top w:val="single" w:sz="4" w:space="0" w:color="000000"/>
-              <w:start w:val="single" w:sz="4" w:space="0" w:color="000000"/>
+              <w:left w:val="single" w:sz="4" w:space="0" w:color="000000"/>
               <w:bottom w:val="single" w:sz="4" w:space="0" w:color="000000"/>
-              <w:end w:val="single" w:sz="4" w:space="0" w:color="000000"/>
+              <w:right w:val="single" w:sz="4" w:space="0" w:color="000000"/>
             </w:tcBorders>
             <w:vAlign w:val="center"/>
           </w:tcPr>
@@ -7163,9 +7163,9 @@
             <w:tcW w:w="1341" w:type="dxa"/>
             <w:tcBorders>
               <w:top w:val="single" w:sz="4" w:space="0" w:color="000000"/>
-              <w:start w:val="single" w:sz="4" w:space="0" w:color="000000"/>
+              <w:left w:val="single" w:sz="4" w:space="0" w:color="000000"/>
               <w:bottom w:val="single" w:sz="4" w:space="0" w:color="000000"/>
-              <w:end w:val="single" w:sz="4" w:space="0" w:color="000000"/>
+              <w:right w:val="single" w:sz="4" w:space="0" w:color="000000"/>
             </w:tcBorders>
             <w:vAlign w:val="center"/>
           </w:tcPr>
@@ -7204,9 +7204,9 @@
             <w:gridSpan w:val="2"/>
             <w:tcBorders>
               <w:top w:val="single" w:sz="4" w:space="0" w:color="000000"/>
-              <w:start w:val="single" w:sz="4" w:space="0" w:color="000000"/>
+              <w:left w:val="single" w:sz="4" w:space="0" w:color="000000"/>
               <w:bottom w:val="single" w:sz="4" w:space="0" w:color="000000"/>
-              <w:end w:val="single" w:sz="4" w:space="0" w:color="000000"/>
+              <w:right w:val="single" w:sz="4" w:space="0" w:color="000000"/>
             </w:tcBorders>
           </w:tcPr>
           <w:p>
@@ -7240,9 +7240,9 @@
             <w:gridSpan w:val="7"/>
             <w:tcBorders>
               <w:top w:val="single" w:sz="4" w:space="0" w:color="000000"/>
-              <w:start w:val="single" w:sz="4" w:space="0" w:color="000000"/>
+              <w:left w:val="single" w:sz="4" w:space="0" w:color="000000"/>
               <w:bottom w:val="single" w:sz="4" w:space="0" w:color="000000"/>
-              <w:end w:val="single" w:sz="4" w:space="0" w:color="000000"/>
+              <w:right w:val="single" w:sz="4" w:space="0" w:color="000000"/>
             </w:tcBorders>
           </w:tcPr>
           <w:p>
@@ -7276,9 +7276,9 @@
             <w:gridSpan w:val="3"/>
             <w:tcBorders>
               <w:top w:val="single" w:sz="4" w:space="0" w:color="000000"/>
-              <w:start w:val="single" w:sz="4" w:space="0" w:color="000000"/>
+              <w:left w:val="single" w:sz="4" w:space="0" w:color="000000"/>
               <w:bottom w:val="single" w:sz="4" w:space="0" w:color="000000"/>
-              <w:end w:val="single" w:sz="4" w:space="0" w:color="000000"/>
+              <w:right w:val="single" w:sz="4" w:space="0" w:color="000000"/>
             </w:tcBorders>
             <w:vAlign w:val="bottom"/>
           </w:tcPr>
@@ -7313,9 +7313,9 @@
             <w:gridSpan w:val="3"/>
             <w:tcBorders>
               <w:top w:val="single" w:sz="4" w:space="0" w:color="000000"/>
-              <w:start w:val="single" w:sz="4" w:space="0" w:color="000000"/>
+              <w:left w:val="single" w:sz="4" w:space="0" w:color="000000"/>
               <w:bottom w:val="single" w:sz="4" w:space="0" w:color="000000"/>
-              <w:end w:val="single" w:sz="4" w:space="0" w:color="000000"/>
+              <w:right w:val="single" w:sz="4" w:space="0" w:color="000000"/>
             </w:tcBorders>
             <w:vAlign w:val="center"/>
           </w:tcPr>
@@ -7351,9 +7351,9 @@
             <w:tcW w:w="1341" w:type="dxa"/>
             <w:tcBorders>
               <w:top w:val="single" w:sz="4" w:space="0" w:color="000000"/>
-              <w:start w:val="single" w:sz="4" w:space="0" w:color="000000"/>
+              <w:left w:val="single" w:sz="4" w:space="0" w:color="000000"/>
               <w:bottom w:val="single" w:sz="4" w:space="0" w:color="000000"/>
-              <w:end w:val="single" w:sz="4" w:space="0" w:color="000000"/>
+              <w:right w:val="single" w:sz="4" w:space="0" w:color="000000"/>
             </w:tcBorders>
             <w:vAlign w:val="center"/>
           </w:tcPr>
@@ -7392,9 +7392,9 @@
             <w:gridSpan w:val="2"/>
             <w:tcBorders>
               <w:top w:val="single" w:sz="4" w:space="0" w:color="000000"/>
-              <w:start w:val="single" w:sz="4" w:space="0" w:color="000000"/>
+              <w:left w:val="single" w:sz="4" w:space="0" w:color="000000"/>
               <w:bottom w:val="single" w:sz="4" w:space="0" w:color="000000"/>
-              <w:end w:val="single" w:sz="4" w:space="0" w:color="000000"/>
+              <w:right w:val="single" w:sz="4" w:space="0" w:color="000000"/>
             </w:tcBorders>
           </w:tcPr>
           <w:p>
@@ -7428,9 +7428,9 @@
             <w:gridSpan w:val="7"/>
             <w:tcBorders>
               <w:top w:val="single" w:sz="4" w:space="0" w:color="000000"/>
-              <w:start w:val="single" w:sz="4" w:space="0" w:color="000000"/>
+              <w:left w:val="single" w:sz="4" w:space="0" w:color="000000"/>
               <w:bottom w:val="single" w:sz="4" w:space="0" w:color="000000"/>
-              <w:end w:val="single" w:sz="4" w:space="0" w:color="000000"/>
+              <w:right w:val="single" w:sz="4" w:space="0" w:color="000000"/>
             </w:tcBorders>
             <w:vAlign w:val="bottom"/>
           </w:tcPr>
@@ -7465,9 +7465,9 @@
             <w:gridSpan w:val="3"/>
             <w:tcBorders>
               <w:top w:val="single" w:sz="4" w:space="0" w:color="000000"/>
-              <w:start w:val="single" w:sz="4" w:space="0" w:color="000000"/>
+              <w:left w:val="single" w:sz="4" w:space="0" w:color="000000"/>
               <w:bottom w:val="single" w:sz="4" w:space="0" w:color="000000"/>
-              <w:end w:val="single" w:sz="4" w:space="0" w:color="000000"/>
+              <w:right w:val="single" w:sz="4" w:space="0" w:color="000000"/>
             </w:tcBorders>
             <w:vAlign w:val="bottom"/>
           </w:tcPr>
@@ -7502,9 +7502,9 @@
             <w:gridSpan w:val="3"/>
             <w:tcBorders>
               <w:top w:val="single" w:sz="4" w:space="0" w:color="000000"/>
-              <w:start w:val="single" w:sz="4" w:space="0" w:color="000000"/>
+              <w:left w:val="single" w:sz="4" w:space="0" w:color="000000"/>
               <w:bottom w:val="single" w:sz="4" w:space="0" w:color="000000"/>
-              <w:end w:val="single" w:sz="4" w:space="0" w:color="000000"/>
+              <w:right w:val="single" w:sz="4" w:space="0" w:color="000000"/>
             </w:tcBorders>
             <w:vAlign w:val="center"/>
           </w:tcPr>
@@ -7540,9 +7540,9 @@
             <w:tcW w:w="1341" w:type="dxa"/>
             <w:tcBorders>
               <w:top w:val="single" w:sz="4" w:space="0" w:color="000000"/>
-              <w:start w:val="single" w:sz="4" w:space="0" w:color="000000"/>
+              <w:left w:val="single" w:sz="4" w:space="0" w:color="000000"/>
               <w:bottom w:val="single" w:sz="4" w:space="0" w:color="000000"/>
-              <w:end w:val="single" w:sz="4" w:space="0" w:color="000000"/>
+              <w:right w:val="single" w:sz="4" w:space="0" w:color="000000"/>
             </w:tcBorders>
             <w:vAlign w:val="center"/>
           </w:tcPr>
@@ -7581,9 +7581,9 @@
             <w:gridSpan w:val="2"/>
             <w:tcBorders>
               <w:top w:val="single" w:sz="4" w:space="0" w:color="000000"/>
-              <w:start w:val="single" w:sz="4" w:space="0" w:color="000000"/>
+              <w:left w:val="single" w:sz="4" w:space="0" w:color="000000"/>
               <w:bottom w:val="single" w:sz="4" w:space="0" w:color="000000"/>
-              <w:end w:val="single" w:sz="4" w:space="0" w:color="000000"/>
+              <w:right w:val="single" w:sz="4" w:space="0" w:color="000000"/>
             </w:tcBorders>
           </w:tcPr>
           <w:p>
@@ -7617,9 +7617,9 @@
             <w:gridSpan w:val="7"/>
             <w:tcBorders>
               <w:top w:val="single" w:sz="4" w:space="0" w:color="000000"/>
-              <w:start w:val="single" w:sz="4" w:space="0" w:color="000000"/>
+              <w:left w:val="single" w:sz="4" w:space="0" w:color="000000"/>
               <w:bottom w:val="single" w:sz="4" w:space="0" w:color="000000"/>
-              <w:end w:val="single" w:sz="4" w:space="0" w:color="000000"/>
+              <w:right w:val="single" w:sz="4" w:space="0" w:color="000000"/>
             </w:tcBorders>
             <w:vAlign w:val="bottom"/>
           </w:tcPr>
@@ -7654,9 +7654,9 @@
             <w:gridSpan w:val="3"/>
             <w:tcBorders>
               <w:top w:val="single" w:sz="4" w:space="0" w:color="000000"/>
-              <w:start w:val="single" w:sz="4" w:space="0" w:color="000000"/>
+              <w:left w:val="single" w:sz="4" w:space="0" w:color="000000"/>
               <w:bottom w:val="single" w:sz="4" w:space="0" w:color="000000"/>
-              <w:end w:val="single" w:sz="4" w:space="0" w:color="000000"/>
+              <w:right w:val="single" w:sz="4" w:space="0" w:color="000000"/>
             </w:tcBorders>
             <w:vAlign w:val="bottom"/>
           </w:tcPr>
@@ -7691,9 +7691,9 @@
             <w:gridSpan w:val="3"/>
             <w:tcBorders>
               <w:top w:val="single" w:sz="4" w:space="0" w:color="000000"/>
-              <w:start w:val="single" w:sz="4" w:space="0" w:color="000000"/>
+              <w:left w:val="single" w:sz="4" w:space="0" w:color="000000"/>
               <w:bottom w:val="single" w:sz="4" w:space="0" w:color="000000"/>
-              <w:end w:val="single" w:sz="4" w:space="0" w:color="000000"/>
+              <w:right w:val="single" w:sz="4" w:space="0" w:color="000000"/>
             </w:tcBorders>
             <w:vAlign w:val="center"/>
           </w:tcPr>
@@ -7729,9 +7729,9 @@
             <w:tcW w:w="1341" w:type="dxa"/>
             <w:tcBorders>
               <w:top w:val="single" w:sz="4" w:space="0" w:color="000000"/>
-              <w:start w:val="single" w:sz="4" w:space="0" w:color="000000"/>
+              <w:left w:val="single" w:sz="4" w:space="0" w:color="000000"/>
               <w:bottom w:val="single" w:sz="4" w:space="0" w:color="000000"/>
-              <w:end w:val="single" w:sz="4" w:space="0" w:color="000000"/>
+              <w:right w:val="single" w:sz="4" w:space="0" w:color="000000"/>
             </w:tcBorders>
             <w:vAlign w:val="center"/>
           </w:tcPr>
@@ -7770,9 +7770,9 @@
             <w:gridSpan w:val="2"/>
             <w:tcBorders>
               <w:top w:val="single" w:sz="4" w:space="0" w:color="000000"/>
-              <w:start w:val="single" w:sz="4" w:space="0" w:color="000000"/>
+              <w:left w:val="single" w:sz="4" w:space="0" w:color="000000"/>
               <w:bottom w:val="single" w:sz="4" w:space="0" w:color="000000"/>
-              <w:end w:val="single" w:sz="4" w:space="0" w:color="000000"/>
+              <w:right w:val="single" w:sz="4" w:space="0" w:color="000000"/>
             </w:tcBorders>
           </w:tcPr>
           <w:p>
@@ -7806,9 +7806,9 @@
             <w:gridSpan w:val="7"/>
             <w:tcBorders>
               <w:top w:val="single" w:sz="4" w:space="0" w:color="000000"/>
-              <w:start w:val="single" w:sz="4" w:space="0" w:color="000000"/>
+              <w:left w:val="single" w:sz="4" w:space="0" w:color="000000"/>
               <w:bottom w:val="single" w:sz="4" w:space="0" w:color="000000"/>
-              <w:end w:val="single" w:sz="4" w:space="0" w:color="000000"/>
+              <w:right w:val="single" w:sz="4" w:space="0" w:color="000000"/>
             </w:tcBorders>
             <w:vAlign w:val="bottom"/>
           </w:tcPr>
@@ -7843,9 +7843,9 @@
             <w:gridSpan w:val="3"/>
             <w:tcBorders>
               <w:top w:val="single" w:sz="4" w:space="0" w:color="000000"/>
-              <w:start w:val="single" w:sz="4" w:space="0" w:color="000000"/>
+              <w:left w:val="single" w:sz="4" w:space="0" w:color="000000"/>
               <w:bottom w:val="single" w:sz="4" w:space="0" w:color="000000"/>
-              <w:end w:val="single" w:sz="4" w:space="0" w:color="000000"/>
+              <w:right w:val="single" w:sz="4" w:space="0" w:color="000000"/>
             </w:tcBorders>
             <w:vAlign w:val="bottom"/>
           </w:tcPr>
@@ -7880,9 +7880,9 @@
             <w:gridSpan w:val="3"/>
             <w:tcBorders>
               <w:top w:val="single" w:sz="4" w:space="0" w:color="000000"/>
-              <w:start w:val="single" w:sz="4" w:space="0" w:color="000000"/>
+              <w:left w:val="single" w:sz="4" w:space="0" w:color="000000"/>
               <w:bottom w:val="single" w:sz="4" w:space="0" w:color="000000"/>
-              <w:end w:val="single" w:sz="4" w:space="0" w:color="000000"/>
+              <w:right w:val="single" w:sz="4" w:space="0" w:color="000000"/>
             </w:tcBorders>
             <w:vAlign w:val="center"/>
           </w:tcPr>
@@ -7918,9 +7918,9 @@
             <w:tcW w:w="1341" w:type="dxa"/>
             <w:tcBorders>
               <w:top w:val="single" w:sz="4" w:space="0" w:color="000000"/>
-              <w:start w:val="single" w:sz="4" w:space="0" w:color="000000"/>
+              <w:left w:val="single" w:sz="4" w:space="0" w:color="000000"/>
               <w:bottom w:val="single" w:sz="4" w:space="0" w:color="000000"/>
-              <w:end w:val="single" w:sz="4" w:space="0" w:color="000000"/>
+              <w:right w:val="single" w:sz="4" w:space="0" w:color="000000"/>
             </w:tcBorders>
             <w:vAlign w:val="bottom"/>
           </w:tcPr>
@@ -7959,9 +7959,9 @@
             <w:gridSpan w:val="2"/>
             <w:tcBorders>
               <w:top w:val="single" w:sz="4" w:space="0" w:color="000000"/>
-              <w:start w:val="single" w:sz="4" w:space="0" w:color="000000"/>
+              <w:left w:val="single" w:sz="4" w:space="0" w:color="000000"/>
               <w:bottom w:val="single" w:sz="4" w:space="0" w:color="000000"/>
-              <w:end w:val="single" w:sz="4" w:space="0" w:color="000000"/>
+              <w:right w:val="single" w:sz="4" w:space="0" w:color="000000"/>
             </w:tcBorders>
           </w:tcPr>
           <w:p>
@@ -7995,9 +7995,9 @@
             <w:gridSpan w:val="7"/>
             <w:tcBorders>
               <w:top w:val="single" w:sz="4" w:space="0" w:color="000000"/>
-              <w:start w:val="single" w:sz="4" w:space="0" w:color="000000"/>
+              <w:left w:val="single" w:sz="4" w:space="0" w:color="000000"/>
               <w:bottom w:val="single" w:sz="4" w:space="0" w:color="000000"/>
-              <w:end w:val="single" w:sz="4" w:space="0" w:color="000000"/>
+              <w:right w:val="single" w:sz="4" w:space="0" w:color="000000"/>
             </w:tcBorders>
             <w:vAlign w:val="bottom"/>
           </w:tcPr>
@@ -8032,9 +8032,9 @@
             <w:gridSpan w:val="3"/>
             <w:tcBorders>
               <w:top w:val="single" w:sz="4" w:space="0" w:color="000000"/>
-              <w:start w:val="single" w:sz="4" w:space="0" w:color="000000"/>
+              <w:left w:val="single" w:sz="4" w:space="0" w:color="000000"/>
               <w:bottom w:val="single" w:sz="4" w:space="0" w:color="000000"/>
-              <w:end w:val="single" w:sz="4" w:space="0" w:color="000000"/>
+              <w:right w:val="single" w:sz="4" w:space="0" w:color="000000"/>
             </w:tcBorders>
             <w:vAlign w:val="bottom"/>
           </w:tcPr>
@@ -8069,9 +8069,9 @@
             <w:gridSpan w:val="3"/>
             <w:tcBorders>
               <w:top w:val="single" w:sz="4" w:space="0" w:color="000000"/>
-              <w:start w:val="single" w:sz="4" w:space="0" w:color="000000"/>
+              <w:left w:val="single" w:sz="4" w:space="0" w:color="000000"/>
               <w:bottom w:val="single" w:sz="4" w:space="0" w:color="000000"/>
-              <w:end w:val="single" w:sz="4" w:space="0" w:color="000000"/>
+              <w:right w:val="single" w:sz="4" w:space="0" w:color="000000"/>
             </w:tcBorders>
             <w:vAlign w:val="center"/>
           </w:tcPr>
@@ -8107,9 +8107,9 @@
             <w:tcW w:w="1341" w:type="dxa"/>
             <w:tcBorders>
               <w:top w:val="single" w:sz="4" w:space="0" w:color="000000"/>
-              <w:start w:val="single" w:sz="4" w:space="0" w:color="000000"/>
+              <w:left w:val="single" w:sz="4" w:space="0" w:color="000000"/>
               <w:bottom w:val="single" w:sz="4" w:space="0" w:color="000000"/>
-              <w:end w:val="single" w:sz="4" w:space="0" w:color="000000"/>
+              <w:right w:val="single" w:sz="4" w:space="0" w:color="000000"/>
             </w:tcBorders>
             <w:vAlign w:val="bottom"/>
           </w:tcPr>
@@ -8148,9 +8148,9 @@
             <w:gridSpan w:val="2"/>
             <w:tcBorders>
               <w:top w:val="single" w:sz="4" w:space="0" w:color="000000"/>
-              <w:start w:val="single" w:sz="4" w:space="0" w:color="000000"/>
+              <w:left w:val="single" w:sz="4" w:space="0" w:color="000000"/>
               <w:bottom w:val="single" w:sz="4" w:space="0" w:color="000000"/>
-              <w:end w:val="single" w:sz="4" w:space="0" w:color="000000"/>
+              <w:right w:val="single" w:sz="4" w:space="0" w:color="000000"/>
             </w:tcBorders>
           </w:tcPr>
           <w:p>
@@ -8184,9 +8184,9 @@
             <w:gridSpan w:val="7"/>
             <w:tcBorders>
               <w:top w:val="single" w:sz="4" w:space="0" w:color="000000"/>
-              <w:start w:val="single" w:sz="4" w:space="0" w:color="000000"/>
+              <w:left w:val="single" w:sz="4" w:space="0" w:color="000000"/>
               <w:bottom w:val="single" w:sz="4" w:space="0" w:color="000000"/>
-              <w:end w:val="single" w:sz="4" w:space="0" w:color="000000"/>
+              <w:right w:val="single" w:sz="4" w:space="0" w:color="000000"/>
             </w:tcBorders>
             <w:vAlign w:val="bottom"/>
           </w:tcPr>
@@ -8221,9 +8221,9 @@
             <w:gridSpan w:val="3"/>
             <w:tcBorders>
               <w:top w:val="single" w:sz="4" w:space="0" w:color="000000"/>
-              <w:start w:val="single" w:sz="4" w:space="0" w:color="000000"/>
+              <w:left w:val="single" w:sz="4" w:space="0" w:color="000000"/>
               <w:bottom w:val="single" w:sz="4" w:space="0" w:color="000000"/>
-              <w:end w:val="single" w:sz="4" w:space="0" w:color="000000"/>
+              <w:right w:val="single" w:sz="4" w:space="0" w:color="000000"/>
             </w:tcBorders>
             <w:vAlign w:val="bottom"/>
           </w:tcPr>
@@ -8258,9 +8258,9 @@
             <w:gridSpan w:val="3"/>
             <w:tcBorders>
               <w:top w:val="single" w:sz="4" w:space="0" w:color="000000"/>
-              <w:start w:val="single" w:sz="4" w:space="0" w:color="000000"/>
+              <w:left w:val="single" w:sz="4" w:space="0" w:color="000000"/>
               <w:bottom w:val="single" w:sz="4" w:space="0" w:color="000000"/>
-              <w:end w:val="single" w:sz="4" w:space="0" w:color="000000"/>
+              <w:right w:val="single" w:sz="4" w:space="0" w:color="000000"/>
             </w:tcBorders>
             <w:vAlign w:val="center"/>
           </w:tcPr>
@@ -8296,9 +8296,9 @@
             <w:tcW w:w="1341" w:type="dxa"/>
             <w:tcBorders>
               <w:top w:val="single" w:sz="4" w:space="0" w:color="000000"/>
-              <w:start w:val="single" w:sz="4" w:space="0" w:color="000000"/>
+              <w:left w:val="single" w:sz="4" w:space="0" w:color="000000"/>
               <w:bottom w:val="single" w:sz="4" w:space="0" w:color="000000"/>
-              <w:end w:val="single" w:sz="4" w:space="0" w:color="000000"/>
+              <w:right w:val="single" w:sz="4" w:space="0" w:color="000000"/>
             </w:tcBorders>
             <w:vAlign w:val="bottom"/>
           </w:tcPr>
@@ -8337,9 +8337,9 @@
             <w:gridSpan w:val="2"/>
             <w:tcBorders>
               <w:top w:val="single" w:sz="4" w:space="0" w:color="000000"/>
-              <w:start w:val="single" w:sz="4" w:space="0" w:color="000000"/>
+              <w:left w:val="single" w:sz="4" w:space="0" w:color="000000"/>
               <w:bottom w:val="single" w:sz="4" w:space="0" w:color="000000"/>
-              <w:end w:val="single" w:sz="4" w:space="0" w:color="000000"/>
+              <w:right w:val="single" w:sz="4" w:space="0" w:color="000000"/>
             </w:tcBorders>
           </w:tcPr>
           <w:p>
@@ -8373,9 +8373,9 @@
             <w:gridSpan w:val="7"/>
             <w:tcBorders>
               <w:top w:val="single" w:sz="4" w:space="0" w:color="000000"/>
-              <w:start w:val="single" w:sz="4" w:space="0" w:color="000000"/>
+              <w:left w:val="single" w:sz="4" w:space="0" w:color="000000"/>
               <w:bottom w:val="single" w:sz="4" w:space="0" w:color="000000"/>
-              <w:end w:val="single" w:sz="4" w:space="0" w:color="000000"/>
+              <w:right w:val="single" w:sz="4" w:space="0" w:color="000000"/>
             </w:tcBorders>
             <w:vAlign w:val="bottom"/>
           </w:tcPr>
@@ -8410,9 +8410,9 @@
             <w:gridSpan w:val="3"/>
             <w:tcBorders>
               <w:top w:val="single" w:sz="4" w:space="0" w:color="000000"/>
-              <w:start w:val="single" w:sz="4" w:space="0" w:color="000000"/>
+              <w:left w:val="single" w:sz="4" w:space="0" w:color="000000"/>
               <w:bottom w:val="single" w:sz="4" w:space="0" w:color="000000"/>
-              <w:end w:val="single" w:sz="4" w:space="0" w:color="000000"/>
+              <w:right w:val="single" w:sz="4" w:space="0" w:color="000000"/>
             </w:tcBorders>
             <w:vAlign w:val="bottom"/>
           </w:tcPr>
@@ -8447,9 +8447,9 @@
             <w:gridSpan w:val="3"/>
             <w:tcBorders>
               <w:top w:val="single" w:sz="4" w:space="0" w:color="000000"/>
-              <w:start w:val="single" w:sz="4" w:space="0" w:color="000000"/>
+              <w:left w:val="single" w:sz="4" w:space="0" w:color="000000"/>
               <w:bottom w:val="single" w:sz="4" w:space="0" w:color="000000"/>
-              <w:end w:val="single" w:sz="4" w:space="0" w:color="000000"/>
+              <w:right w:val="single" w:sz="4" w:space="0" w:color="000000"/>
             </w:tcBorders>
             <w:vAlign w:val="center"/>
           </w:tcPr>
@@ -8485,9 +8485,9 @@
             <w:tcW w:w="1341" w:type="dxa"/>
             <w:tcBorders>
               <w:top w:val="single" w:sz="4" w:space="0" w:color="000000"/>
-              <w:start w:val="single" w:sz="4" w:space="0" w:color="000000"/>
+              <w:left w:val="single" w:sz="4" w:space="0" w:color="000000"/>
               <w:bottom w:val="single" w:sz="4" w:space="0" w:color="000000"/>
-              <w:end w:val="single" w:sz="4" w:space="0" w:color="000000"/>
+              <w:right w:val="single" w:sz="4" w:space="0" w:color="000000"/>
             </w:tcBorders>
             <w:vAlign w:val="bottom"/>
           </w:tcPr>
@@ -8636,9 +8636,9 @@
             </w:tcBorders>
             <w:tcMar>
               <w:top w:w="55" w:type="dxa"/>
-              <w:start w:w="55" w:type="dxa"/>
+              <w:left w:w="55" w:type="dxa"/>
               <w:bottom w:w="55" w:type="dxa"/>
-              <w:end w:w="55" w:type="dxa"/>
+              <w:right w:w="55" w:type="dxa"/>
             </w:tcMar>
             <w:vAlign w:val="bottom"/>
           </w:tcPr>
@@ -8681,9 +8681,9 @@
             </w:tcBorders>
             <w:tcMar>
               <w:top w:w="55" w:type="dxa"/>
-              <w:start w:w="55" w:type="dxa"/>
+              <w:left w:w="55" w:type="dxa"/>
               <w:bottom w:w="55" w:type="dxa"/>
-              <w:end w:w="55" w:type="dxa"/>
+              <w:right w:w="55" w:type="dxa"/>
             </w:tcMar>
             <w:vAlign w:val="bottom"/>
           </w:tcPr>
@@ -8726,9 +8726,9 @@
             </w:tcBorders>
             <w:tcMar>
               <w:top w:w="55" w:type="dxa"/>
-              <w:start w:w="55" w:type="dxa"/>
+              <w:left w:w="55" w:type="dxa"/>
               <w:bottom w:w="55" w:type="dxa"/>
-              <w:end w:w="55" w:type="dxa"/>
+              <w:right w:w="55" w:type="dxa"/>
             </w:tcMar>
             <w:vAlign w:val="bottom"/>
           </w:tcPr>
@@ -8828,7 +8828,7 @@
         </w:tc>
         <w:tc>
           <w:tcPr>
-            <w:tcW w:w="854" w:type="dxa"/>
+            <w:tcW w:w="853" w:type="dxa"/>
             <w:gridSpan w:val="2"/>
             <w:tcBorders/>
             <w:vAlign w:val="bottom"/>
@@ -8861,7 +8861,7 @@
         </w:tc>
         <w:tc>
           <w:tcPr>
-            <w:tcW w:w="3747" w:type="dxa"/>
+            <w:tcW w:w="3748" w:type="dxa"/>
             <w:gridSpan w:val="5"/>
             <w:tcBorders/>
             <w:vAlign w:val="bottom"/>
@@ -8997,16 +8997,16 @@
     <w:tbl>
       <w:tblPr>
         <w:tblW w:w="5000" w:type="pct"/>
-        <w:jc w:val="start"/>
-        <w:tblInd w:w="55" w:type="dxa"/>
+        <w:jc w:val="left"/>
+        <w:tblInd w:w="110" w:type="dxa"/>
         <w:tblLayout w:type="fixed"/>
         <w:tblCellMar>
           <w:top w:w="55" w:type="dxa"/>
-          <w:start w:w="55" w:type="dxa"/>
+          <w:left w:w="55" w:type="dxa"/>
           <w:bottom w:w="55" w:type="dxa"/>
-          <w:end w:w="55" w:type="dxa"/>
+          <w:right w:w="55" w:type="dxa"/>
         </w:tblCellMar>
-        <w:tblLook w:val="04a0" w:noHBand="0" w:noVBand="1" w:firstColumn="1" w:lastRow="0" w:lastColumn="0" w:firstRow="1"/>
+        <w:tblLook w:noHBand="0" w:noVBand="1" w:firstColumn="1" w:lastRow="0" w:lastColumn="0" w:firstRow="1" w:val="04a0"/>
       </w:tblPr>
       <w:tblGrid>
         <w:gridCol w:w="10772"/>
@@ -9056,7 +9056,7 @@
         <w:pStyle w:val="Normal"/>
         <w:suppressAutoHyphens w:val="true"/>
         <w:spacing w:before="0" w:after="0"/>
-        <w:ind w:hanging="180" w:start="180"/>
+        <w:ind w:hanging="180" w:left="180"/>
         <w:jc w:val="center"/>
         <w:rPr>
           <w:rFonts w:eastAsia="Times New Roman" w:cs="Times New Roman"/>
@@ -10538,16 +10538,16 @@
     <w:tbl>
       <w:tblPr>
         <w:tblW w:w="5000" w:type="pct"/>
-        <w:jc w:val="start"/>
-        <w:tblInd w:w="0" w:type="dxa"/>
+        <w:jc w:val="left"/>
+        <w:tblInd w:w="113" w:type="dxa"/>
         <w:tblLayout w:type="fixed"/>
         <w:tblCellMar>
           <w:top w:w="0" w:type="dxa"/>
-          <w:start w:w="108" w:type="dxa"/>
+          <w:left w:w="108" w:type="dxa"/>
           <w:bottom w:w="0" w:type="dxa"/>
-          <w:end w:w="108" w:type="dxa"/>
+          <w:right w:w="108" w:type="dxa"/>
         </w:tblCellMar>
-        <w:tblLook w:val="04a0" w:noHBand="0" w:noVBand="1" w:firstColumn="1" w:lastRow="0" w:lastColumn="0" w:firstRow="1"/>
+        <w:tblLook w:noHBand="0" w:noVBand="1" w:firstColumn="1" w:lastRow="0" w:lastColumn="0" w:firstRow="1" w:val="04a0"/>
       </w:tblPr>
       <w:tblGrid>
         <w:gridCol w:w="5385"/>
@@ -10560,9 +10560,9 @@
             <w:tcW w:w="5385" w:type="dxa"/>
             <w:tcBorders>
               <w:top w:val="single" w:sz="4" w:space="0" w:color="000000"/>
-              <w:start w:val="single" w:sz="4" w:space="0" w:color="000000"/>
+              <w:left w:val="single" w:sz="4" w:space="0" w:color="000000"/>
               <w:bottom w:val="single" w:sz="4" w:space="0" w:color="000000"/>
-              <w:end w:val="single" w:sz="4" w:space="0" w:color="000000"/>
+              <w:right w:val="single" w:sz="4" w:space="0" w:color="000000"/>
             </w:tcBorders>
           </w:tcPr>
           <w:p>
@@ -10599,9 +10599,9 @@
             <w:tcW w:w="5387" w:type="dxa"/>
             <w:tcBorders>
               <w:top w:val="single" w:sz="4" w:space="0" w:color="000000"/>
-              <w:start w:val="single" w:sz="4" w:space="0" w:color="000000"/>
+              <w:left w:val="single" w:sz="4" w:space="0" w:color="000000"/>
               <w:bottom w:val="single" w:sz="4" w:space="0" w:color="000000"/>
-              <w:end w:val="single" w:sz="4" w:space="0" w:color="000000"/>
+              <w:right w:val="single" w:sz="4" w:space="0" w:color="000000"/>
             </w:tcBorders>
             <w:tcMar>
               <w:top w:w="55" w:type="dxa"/>
@@ -10648,9 +10648,9 @@
             <w:tcW w:w="5385" w:type="dxa"/>
             <w:tcBorders>
               <w:top w:val="single" w:sz="4" w:space="0" w:color="000000"/>
-              <w:start w:val="single" w:sz="4" w:space="0" w:color="000000"/>
+              <w:left w:val="single" w:sz="4" w:space="0" w:color="000000"/>
               <w:bottom w:val="single" w:sz="4" w:space="0" w:color="000000"/>
-              <w:end w:val="single" w:sz="4" w:space="0" w:color="000000"/>
+              <w:right w:val="single" w:sz="4" w:space="0" w:color="000000"/>
             </w:tcBorders>
           </w:tcPr>
           <w:p>
@@ -10971,9 +10971,9 @@
           <w:tcPr>
             <w:tcW w:w="5387" w:type="dxa"/>
             <w:tcBorders>
-              <w:start w:val="single" w:sz="4" w:space="0" w:color="000000"/>
+              <w:left w:val="single" w:sz="4" w:space="0" w:color="000000"/>
               <w:bottom w:val="single" w:sz="4" w:space="0" w:color="000000"/>
-              <w:end w:val="single" w:sz="4" w:space="0" w:color="000000"/>
+              <w:right w:val="single" w:sz="4" w:space="0" w:color="000000"/>
             </w:tcBorders>
             <w:tcMar>
               <w:top w:w="55" w:type="dxa"/>
@@ -10983,28 +10983,28 @@
           <w:tbl>
             <w:tblPr>
               <w:tblW w:w="5000" w:type="pct"/>
-              <w:jc w:val="start"/>
+              <w:jc w:val="left"/>
               <w:tblInd w:w="0" w:type="dxa"/>
               <w:tblLayout w:type="fixed"/>
               <w:tblCellMar>
                 <w:top w:w="0" w:type="dxa"/>
-                <w:start w:w="0" w:type="dxa"/>
+                <w:left w:w="0" w:type="dxa"/>
                 <w:bottom w:w="0" w:type="dxa"/>
-                <w:end w:w="0" w:type="dxa"/>
+                <w:right w:w="0" w:type="dxa"/>
               </w:tblCellMar>
-              <w:tblLook w:val="04a0" w:noHBand="0" w:noVBand="1" w:firstColumn="1" w:lastRow="0" w:lastColumn="0" w:firstRow="1"/>
+              <w:tblLook w:noHBand="0" w:noVBand="1" w:firstColumn="1" w:lastRow="0" w:lastColumn="0" w:firstRow="1" w:val="04a0"/>
             </w:tblPr>
             <w:tblGrid>
-              <w:gridCol w:w="765"/>
+              <w:gridCol w:w="764"/>
               <w:gridCol w:w="1017"/>
-              <w:gridCol w:w="803"/>
+              <w:gridCol w:w="804"/>
               <w:gridCol w:w="2586"/>
             </w:tblGrid>
             <w:tr>
               <w:trPr/>
               <w:tc>
                 <w:tcPr>
-                  <w:tcW w:w="765" w:type="dxa"/>
+                  <w:tcW w:w="764" w:type="dxa"/>
                   <w:tcBorders/>
                 </w:tcPr>
                 <w:p>
@@ -11036,7 +11036,7 @@
               </w:tc>
               <w:tc>
                 <w:tcPr>
-                  <w:tcW w:w="4406" w:type="dxa"/>
+                  <w:tcW w:w="4407" w:type="dxa"/>
                   <w:gridSpan w:val="3"/>
                   <w:tcBorders/>
                 </w:tcPr>
@@ -11116,7 +11116,7 @@
               <w:trPr/>
               <w:tc>
                 <w:tcPr>
-                  <w:tcW w:w="1782" w:type="dxa"/>
+                  <w:tcW w:w="1781" w:type="dxa"/>
                   <w:gridSpan w:val="2"/>
                   <w:tcBorders/>
                 </w:tcPr>
@@ -11149,7 +11149,7 @@
               </w:tc>
               <w:tc>
                 <w:tcPr>
-                  <w:tcW w:w="3389" w:type="dxa"/>
+                  <w:tcW w:w="3390" w:type="dxa"/>
                   <w:gridSpan w:val="2"/>
                   <w:tcBorders/>
                 </w:tcPr>
@@ -11640,9 +11640,9 @@
             <w:tcW w:w="5385" w:type="dxa"/>
             <w:tcBorders>
               <w:top w:val="single" w:sz="4" w:space="0" w:color="000000"/>
-              <w:start w:val="single" w:sz="4" w:space="0" w:color="000000"/>
+              <w:left w:val="single" w:sz="4" w:space="0" w:color="000000"/>
               <w:bottom w:val="single" w:sz="4" w:space="0" w:color="000000"/>
-              <w:end w:val="single" w:sz="4" w:space="0" w:color="000000"/>
+              <w:right w:val="single" w:sz="4" w:space="0" w:color="000000"/>
             </w:tcBorders>
           </w:tcPr>
           <w:p>
@@ -11681,9 +11681,9 @@
             <w:tcW w:w="5387" w:type="dxa"/>
             <w:tcBorders>
               <w:top w:val="single" w:sz="4" w:space="0" w:color="000000"/>
-              <w:start w:val="single" w:sz="4" w:space="0" w:color="000000"/>
+              <w:left w:val="single" w:sz="4" w:space="0" w:color="000000"/>
               <w:bottom w:val="single" w:sz="4" w:space="0" w:color="000000"/>
-              <w:end w:val="single" w:sz="4" w:space="0" w:color="000000"/>
+              <w:right w:val="single" w:sz="4" w:space="0" w:color="000000"/>
             </w:tcBorders>
           </w:tcPr>
           <w:p>
@@ -11908,31 +11908,31 @@
     <w:tbl>
       <w:tblPr>
         <w:tblW w:w="5000" w:type="pct"/>
-        <w:jc w:val="start"/>
-        <w:tblInd w:w="0" w:type="dxa"/>
+        <w:jc w:val="left"/>
+        <w:tblInd w:w="30" w:type="dxa"/>
         <w:tblLayout w:type="fixed"/>
         <w:tblCellMar>
           <w:top w:w="0" w:type="dxa"/>
-          <w:start w:w="30" w:type="dxa"/>
+          <w:left w:w="30" w:type="dxa"/>
           <w:bottom w:w="0" w:type="dxa"/>
-          <w:end w:w="30" w:type="dxa"/>
+          <w:right w:w="30" w:type="dxa"/>
         </w:tblCellMar>
-        <w:tblLook w:val="04a0" w:noHBand="0" w:noVBand="1" w:firstColumn="1" w:lastRow="0" w:lastColumn="0" w:firstRow="1"/>
+        <w:tblLook w:noHBand="0" w:noVBand="1" w:firstColumn="1" w:lastRow="0" w:lastColumn="0" w:firstRow="1" w:val="04a0"/>
       </w:tblPr>
       <w:tblGrid>
         <w:gridCol w:w="1217"/>
-        <w:gridCol w:w="1376"/>
-        <w:gridCol w:w="846"/>
+        <w:gridCol w:w="1375"/>
+        <w:gridCol w:w="847"/>
         <w:gridCol w:w="293"/>
         <w:gridCol w:w="96"/>
         <w:gridCol w:w="1238"/>
-        <w:gridCol w:w="1029"/>
-        <w:gridCol w:w="107"/>
-        <w:gridCol w:w="1246"/>
+        <w:gridCol w:w="1028"/>
+        <w:gridCol w:w="108"/>
+        <w:gridCol w:w="1245"/>
         <w:gridCol w:w="1189"/>
-        <w:gridCol w:w="1193"/>
-        <w:gridCol w:w="858"/>
-        <w:gridCol w:w="84"/>
+        <w:gridCol w:w="1194"/>
+        <w:gridCol w:w="857"/>
+        <w:gridCol w:w="85"/>
       </w:tblGrid>
       <w:tr>
         <w:trPr>
@@ -12133,7 +12133,7 @@
         </w:trPr>
         <w:tc>
           <w:tcPr>
-            <w:tcW w:w="2593" w:type="dxa"/>
+            <w:tcW w:w="2592" w:type="dxa"/>
             <w:gridSpan w:val="2"/>
             <w:tcBorders/>
             <w:vAlign w:val="bottom"/>
@@ -12174,7 +12174,7 @@
         </w:tc>
         <w:tc>
           <w:tcPr>
-            <w:tcW w:w="8179" w:type="dxa"/>
+            <w:tcW w:w="8180" w:type="dxa"/>
             <w:gridSpan w:val="11"/>
             <w:tcBorders/>
           </w:tcPr>
@@ -12246,7 +12246,7 @@
         </w:trPr>
         <w:tc>
           <w:tcPr>
-            <w:tcW w:w="2593" w:type="dxa"/>
+            <w:tcW w:w="2592" w:type="dxa"/>
             <w:gridSpan w:val="2"/>
             <w:tcBorders/>
             <w:vAlign w:val="bottom"/>
@@ -12319,7 +12319,7 @@
         </w:tc>
         <w:tc>
           <w:tcPr>
-            <w:tcW w:w="4677" w:type="dxa"/>
+            <w:tcW w:w="4678" w:type="dxa"/>
             <w:gridSpan w:val="6"/>
             <w:tcBorders/>
             <w:vAlign w:val="bottom"/>
@@ -12788,7 +12788,7 @@
         </w:trPr>
         <w:tc>
           <w:tcPr>
-            <w:tcW w:w="2593" w:type="dxa"/>
+            <w:tcW w:w="2592" w:type="dxa"/>
             <w:gridSpan w:val="2"/>
             <w:tcBorders/>
           </w:tcPr>
@@ -12827,7 +12827,7 @@
         </w:tc>
         <w:tc>
           <w:tcPr>
-            <w:tcW w:w="8179" w:type="dxa"/>
+            <w:tcW w:w="8180" w:type="dxa"/>
             <w:gridSpan w:val="11"/>
             <w:tcBorders/>
           </w:tcPr>
@@ -12918,17 +12918,7 @@
                 <w:lang w:val="en-US" w:eastAsia="zh-CN" w:bidi="hi-IN"/>
                 <w14:ligatures w14:val="none"/>
               </w:rPr>
-              <w:t>TYPE</w:t>
-            </w:r>
-            <w:r>
-              <w:rPr>
-                <w:rFonts w:eastAsia="Noto Serif CJK SC" w:cs="Noto Sans Devanagari"/>
-                <w:b/>
-                <w:szCs w:val="28"/>
-                <w:lang w:val="en-US" w:eastAsia="zh-CN" w:bidi="hi-IN"/>
-                <w14:ligatures w14:val="none"/>
-              </w:rPr>
-              <w:t>_FORMATTED</w:t>
+              <w:t>TYPE_FORMATTED</w:t>
             </w:r>
             <w:r>
               <w:rPr>
@@ -13079,7 +13069,7 @@
         </w:trPr>
         <w:tc>
           <w:tcPr>
-            <w:tcW w:w="10688" w:type="dxa"/>
+            <w:tcW w:w="10687" w:type="dxa"/>
             <w:gridSpan w:val="12"/>
             <w:tcBorders/>
             <w:vAlign w:val="center"/>
@@ -13108,7 +13098,7 @@
         </w:tc>
         <w:tc>
           <w:tcPr>
-            <w:tcW w:w="84" w:type="dxa"/>
+            <w:tcW w:w="85" w:type="dxa"/>
             <w:tcBorders/>
             <w:vAlign w:val="bottom"/>
           </w:tcPr>
@@ -13141,7 +13131,7 @@
         </w:trPr>
         <w:tc>
           <w:tcPr>
-            <w:tcW w:w="2593" w:type="dxa"/>
+            <w:tcW w:w="2592" w:type="dxa"/>
             <w:gridSpan w:val="2"/>
             <w:tcBorders/>
             <w:vAlign w:val="center"/>
@@ -13199,10 +13189,10 @@
         </w:tc>
         <w:tc>
           <w:tcPr>
-            <w:tcW w:w="1139" w:type="dxa"/>
+            <w:tcW w:w="1140" w:type="dxa"/>
             <w:gridSpan w:val="2"/>
             <w:tcBorders>
-              <w:end w:val="single" w:sz="4" w:space="0" w:color="000000"/>
+              <w:right w:val="single" w:sz="4" w:space="0" w:color="000000"/>
             </w:tcBorders>
             <w:vAlign w:val="center"/>
           </w:tcPr>
@@ -13234,9 +13224,9 @@
             <w:gridSpan w:val="2"/>
             <w:tcBorders>
               <w:top w:val="single" w:sz="4" w:space="0" w:color="000000"/>
-              <w:start w:val="single" w:sz="4" w:space="0" w:color="000000"/>
+              <w:left w:val="single" w:sz="4" w:space="0" w:color="000000"/>
               <w:bottom w:val="single" w:sz="4" w:space="0" w:color="000000"/>
-              <w:end w:val="single" w:sz="4" w:space="0" w:color="000000"/>
+              <w:right w:val="single" w:sz="4" w:space="0" w:color="000000"/>
             </w:tcBorders>
             <w:vAlign w:val="center"/>
           </w:tcPr>
@@ -13266,10 +13256,10 @@
         </w:tc>
         <w:tc>
           <w:tcPr>
-            <w:tcW w:w="1029" w:type="dxa"/>
+            <w:tcW w:w="1028" w:type="dxa"/>
             <w:tcBorders>
-              <w:start w:val="single" w:sz="4" w:space="0" w:color="000000"/>
-              <w:end w:val="single" w:sz="4" w:space="0" w:color="000000"/>
+              <w:left w:val="single" w:sz="4" w:space="0" w:color="000000"/>
+              <w:right w:val="single" w:sz="4" w:space="0" w:color="000000"/>
             </w:tcBorders>
             <w:vAlign w:val="center"/>
           </w:tcPr>
@@ -13301,9 +13291,9 @@
             <w:gridSpan w:val="2"/>
             <w:tcBorders>
               <w:top w:val="single" w:sz="4" w:space="0" w:color="000000"/>
-              <w:start w:val="single" w:sz="4" w:space="0" w:color="000000"/>
+              <w:left w:val="single" w:sz="4" w:space="0" w:color="000000"/>
               <w:bottom w:val="single" w:sz="4" w:space="0" w:color="000000"/>
-              <w:end w:val="single" w:sz="4" w:space="0" w:color="000000"/>
+              <w:right w:val="single" w:sz="4" w:space="0" w:color="000000"/>
             </w:tcBorders>
             <w:vAlign w:val="center"/>
           </w:tcPr>
@@ -13335,8 +13325,8 @@
           <w:tcPr>
             <w:tcW w:w="1189" w:type="dxa"/>
             <w:tcBorders>
-              <w:start w:val="single" w:sz="4" w:space="0" w:color="000000"/>
-              <w:end w:val="single" w:sz="4" w:space="0" w:color="000000"/>
+              <w:left w:val="single" w:sz="4" w:space="0" w:color="000000"/>
+              <w:right w:val="single" w:sz="4" w:space="0" w:color="000000"/>
             </w:tcBorders>
             <w:vAlign w:val="center"/>
           </w:tcPr>
@@ -13364,12 +13354,12 @@
         </w:tc>
         <w:tc>
           <w:tcPr>
-            <w:tcW w:w="1193" w:type="dxa"/>
+            <w:tcW w:w="1194" w:type="dxa"/>
             <w:tcBorders>
               <w:top w:val="single" w:sz="4" w:space="0" w:color="000000"/>
-              <w:start w:val="single" w:sz="4" w:space="0" w:color="000000"/>
+              <w:left w:val="single" w:sz="4" w:space="0" w:color="000000"/>
               <w:bottom w:val="single" w:sz="4" w:space="0" w:color="000000"/>
-              <w:end w:val="single" w:sz="4" w:space="0" w:color="000000"/>
+              <w:right w:val="single" w:sz="4" w:space="0" w:color="000000"/>
             </w:tcBorders>
             <w:vAlign w:val="center"/>
           </w:tcPr>
@@ -13399,9 +13389,9 @@
         </w:tc>
         <w:tc>
           <w:tcPr>
-            <w:tcW w:w="858" w:type="dxa"/>
+            <w:tcW w:w="857" w:type="dxa"/>
             <w:tcBorders>
-              <w:start w:val="single" w:sz="4" w:space="0" w:color="000000"/>
+              <w:left w:val="single" w:sz="4" w:space="0" w:color="000000"/>
             </w:tcBorders>
             <w:vAlign w:val="center"/>
           </w:tcPr>
@@ -13429,7 +13419,7 @@
         </w:tc>
         <w:tc>
           <w:tcPr>
-            <w:tcW w:w="84" w:type="dxa"/>
+            <w:tcW w:w="85" w:type="dxa"/>
             <w:tcBorders/>
             <w:vAlign w:val="bottom"/>
           </w:tcPr>
@@ -13462,7 +13452,7 @@
         </w:trPr>
         <w:tc>
           <w:tcPr>
-            <w:tcW w:w="2593" w:type="dxa"/>
+            <w:tcW w:w="2592" w:type="dxa"/>
             <w:gridSpan w:val="2"/>
             <w:tcBorders/>
             <w:vAlign w:val="bottom"/>
@@ -13522,7 +13512,7 @@
         </w:tc>
         <w:tc>
           <w:tcPr>
-            <w:tcW w:w="84" w:type="dxa"/>
+            <w:tcW w:w="85" w:type="dxa"/>
             <w:tcBorders/>
             <w:vAlign w:val="bottom"/>
           </w:tcPr>
@@ -13583,7 +13573,7 @@
         </w:tc>
         <w:tc>
           <w:tcPr>
-            <w:tcW w:w="1376" w:type="dxa"/>
+            <w:tcW w:w="1375" w:type="dxa"/>
             <w:tcBorders/>
             <w:vAlign w:val="bottom"/>
           </w:tcPr>
@@ -13611,7 +13601,7 @@
         </w:tc>
         <w:tc>
           <w:tcPr>
-            <w:tcW w:w="1139" w:type="dxa"/>
+            <w:tcW w:w="1140" w:type="dxa"/>
             <w:gridSpan w:val="2"/>
             <w:tcBorders/>
             <w:vAlign w:val="bottom"/>
@@ -13669,7 +13659,7 @@
         </w:tc>
         <w:tc>
           <w:tcPr>
-            <w:tcW w:w="1029" w:type="dxa"/>
+            <w:tcW w:w="1028" w:type="dxa"/>
             <w:tcBorders/>
             <w:vAlign w:val="bottom"/>
           </w:tcPr>
@@ -13754,7 +13744,7 @@
         </w:tc>
         <w:tc>
           <w:tcPr>
-            <w:tcW w:w="1193" w:type="dxa"/>
+            <w:tcW w:w="1194" w:type="dxa"/>
             <w:tcBorders/>
             <w:vAlign w:val="bottom"/>
           </w:tcPr>
@@ -13784,7 +13774,7 @@
         </w:tc>
         <w:tc>
           <w:tcPr>
-            <w:tcW w:w="858" w:type="dxa"/>
+            <w:tcW w:w="857" w:type="dxa"/>
             <w:tcBorders/>
             <w:vAlign w:val="bottom"/>
           </w:tcPr>
@@ -13814,7 +13804,7 @@
         </w:tc>
         <w:tc>
           <w:tcPr>
-            <w:tcW w:w="84" w:type="dxa"/>
+            <w:tcW w:w="85" w:type="dxa"/>
             <w:tcBorders/>
             <w:vAlign w:val="bottom"/>
           </w:tcPr>
@@ -13919,7 +13909,7 @@
         </w:tc>
         <w:tc>
           <w:tcPr>
-            <w:tcW w:w="2382" w:type="dxa"/>
+            <w:tcW w:w="2381" w:type="dxa"/>
             <w:gridSpan w:val="3"/>
             <w:tcBorders>
               <w:bottom w:val="single" w:sz="4" w:space="0" w:color="000000"/>
@@ -14002,7 +13992,7 @@
         </w:tc>
         <w:tc>
           <w:tcPr>
-            <w:tcW w:w="84" w:type="dxa"/>
+            <w:tcW w:w="85" w:type="dxa"/>
             <w:tcBorders/>
             <w:vAlign w:val="bottom"/>
           </w:tcPr>
@@ -14063,7 +14053,7 @@
         </w:tc>
         <w:tc>
           <w:tcPr>
-            <w:tcW w:w="1376" w:type="dxa"/>
+            <w:tcW w:w="1375" w:type="dxa"/>
             <w:tcBorders/>
             <w:vAlign w:val="bottom"/>
           </w:tcPr>
@@ -14091,7 +14081,7 @@
         </w:tc>
         <w:tc>
           <w:tcPr>
-            <w:tcW w:w="1139" w:type="dxa"/>
+            <w:tcW w:w="1140" w:type="dxa"/>
             <w:gridSpan w:val="2"/>
             <w:tcBorders/>
             <w:vAlign w:val="bottom"/>
@@ -14149,7 +14139,7 @@
         </w:tc>
         <w:tc>
           <w:tcPr>
-            <w:tcW w:w="1029" w:type="dxa"/>
+            <w:tcW w:w="1028" w:type="dxa"/>
             <w:tcBorders/>
             <w:vAlign w:val="bottom"/>
           </w:tcPr>
@@ -14234,7 +14224,7 @@
         </w:tc>
         <w:tc>
           <w:tcPr>
-            <w:tcW w:w="1193" w:type="dxa"/>
+            <w:tcW w:w="1194" w:type="dxa"/>
             <w:tcBorders/>
             <w:vAlign w:val="bottom"/>
           </w:tcPr>
@@ -14262,7 +14252,7 @@
         </w:tc>
         <w:tc>
           <w:tcPr>
-            <w:tcW w:w="858" w:type="dxa"/>
+            <w:tcW w:w="857" w:type="dxa"/>
             <w:tcBorders/>
             <w:vAlign w:val="bottom"/>
           </w:tcPr>
@@ -14290,7 +14280,7 @@
         </w:tc>
         <w:tc>
           <w:tcPr>
-            <w:tcW w:w="84" w:type="dxa"/>
+            <w:tcW w:w="85" w:type="dxa"/>
             <w:tcBorders/>
             <w:vAlign w:val="bottom"/>
           </w:tcPr>
@@ -14351,7 +14341,7 @@
         </w:tc>
         <w:tc>
           <w:tcPr>
-            <w:tcW w:w="1376" w:type="dxa"/>
+            <w:tcW w:w="1375" w:type="dxa"/>
             <w:tcBorders/>
             <w:vAlign w:val="bottom"/>
           </w:tcPr>
@@ -14379,7 +14369,7 @@
         </w:tc>
         <w:tc>
           <w:tcPr>
-            <w:tcW w:w="1139" w:type="dxa"/>
+            <w:tcW w:w="1140" w:type="dxa"/>
             <w:gridSpan w:val="2"/>
             <w:tcBorders/>
             <w:vAlign w:val="bottom"/>
@@ -14437,7 +14427,7 @@
         </w:tc>
         <w:tc>
           <w:tcPr>
-            <w:tcW w:w="1029" w:type="dxa"/>
+            <w:tcW w:w="1028" w:type="dxa"/>
             <w:tcBorders/>
             <w:vAlign w:val="center"/>
           </w:tcPr>
@@ -14522,7 +14512,7 @@
         </w:tc>
         <w:tc>
           <w:tcPr>
-            <w:tcW w:w="1193" w:type="dxa"/>
+            <w:tcW w:w="1194" w:type="dxa"/>
             <w:tcBorders/>
             <w:vAlign w:val="bottom"/>
           </w:tcPr>
@@ -14550,7 +14540,7 @@
         </w:tc>
         <w:tc>
           <w:tcPr>
-            <w:tcW w:w="858" w:type="dxa"/>
+            <w:tcW w:w="857" w:type="dxa"/>
             <w:tcBorders/>
             <w:vAlign w:val="bottom"/>
           </w:tcPr>
@@ -14578,7 +14568,7 @@
         </w:tc>
         <w:tc>
           <w:tcPr>
-            <w:tcW w:w="84" w:type="dxa"/>
+            <w:tcW w:w="85" w:type="dxa"/>
             <w:tcBorders/>
             <w:vAlign w:val="bottom"/>
           </w:tcPr>
@@ -14639,7 +14629,7 @@
         </w:tc>
         <w:tc>
           <w:tcPr>
-            <w:tcW w:w="1376" w:type="dxa"/>
+            <w:tcW w:w="1375" w:type="dxa"/>
             <w:tcBorders/>
             <w:vAlign w:val="bottom"/>
           </w:tcPr>
@@ -14667,7 +14657,7 @@
         </w:tc>
         <w:tc>
           <w:tcPr>
-            <w:tcW w:w="1139" w:type="dxa"/>
+            <w:tcW w:w="1140" w:type="dxa"/>
             <w:gridSpan w:val="2"/>
             <w:tcBorders/>
             <w:vAlign w:val="bottom"/>
@@ -14725,7 +14715,7 @@
         </w:tc>
         <w:tc>
           <w:tcPr>
-            <w:tcW w:w="1029" w:type="dxa"/>
+            <w:tcW w:w="1028" w:type="dxa"/>
             <w:tcBorders/>
             <w:vAlign w:val="center"/>
           </w:tcPr>
@@ -14734,7 +14724,7 @@
               <w:pStyle w:val="Normal"/>
               <w:suppressAutoHyphens w:val="true"/>
               <w:spacing w:before="0" w:after="0"/>
-              <w:jc w:val="end"/>
+              <w:jc w:val="right"/>
               <w:rPr>
                 <w:rFonts w:ascii="Liberation Serif" w:hAnsi="Liberation Serif" w:eastAsia="Noto Serif CJK SC" w:cs="Noto Sans Devanagari"/>
                 <w:sz w:val="26"/>
@@ -14789,7 +14779,7 @@
         </w:tc>
         <w:tc>
           <w:tcPr>
-            <w:tcW w:w="1193" w:type="dxa"/>
+            <w:tcW w:w="1194" w:type="dxa"/>
             <w:tcBorders/>
             <w:vAlign w:val="bottom"/>
           </w:tcPr>
@@ -14817,7 +14807,7 @@
         </w:tc>
         <w:tc>
           <w:tcPr>
-            <w:tcW w:w="858" w:type="dxa"/>
+            <w:tcW w:w="857" w:type="dxa"/>
             <w:tcBorders/>
             <w:vAlign w:val="bottom"/>
           </w:tcPr>
@@ -14845,7 +14835,7 @@
         </w:tc>
         <w:tc>
           <w:tcPr>
-            <w:tcW w:w="84" w:type="dxa"/>
+            <w:tcW w:w="85" w:type="dxa"/>
             <w:tcBorders/>
             <w:vAlign w:val="bottom"/>
           </w:tcPr>
@@ -14906,7 +14896,7 @@
         </w:tc>
         <w:tc>
           <w:tcPr>
-            <w:tcW w:w="1376" w:type="dxa"/>
+            <w:tcW w:w="1375" w:type="dxa"/>
             <w:tcBorders/>
             <w:vAlign w:val="bottom"/>
           </w:tcPr>
@@ -14934,7 +14924,7 @@
         </w:tc>
         <w:tc>
           <w:tcPr>
-            <w:tcW w:w="1139" w:type="dxa"/>
+            <w:tcW w:w="1140" w:type="dxa"/>
             <w:gridSpan w:val="2"/>
             <w:tcBorders/>
             <w:vAlign w:val="bottom"/>
@@ -14992,7 +14982,7 @@
         </w:tc>
         <w:tc>
           <w:tcPr>
-            <w:tcW w:w="1029" w:type="dxa"/>
+            <w:tcW w:w="1028" w:type="dxa"/>
             <w:tcBorders/>
             <w:vAlign w:val="center"/>
           </w:tcPr>
@@ -15081,7 +15071,7 @@
         </w:tc>
         <w:tc>
           <w:tcPr>
-            <w:tcW w:w="1193" w:type="dxa"/>
+            <w:tcW w:w="1194" w:type="dxa"/>
             <w:tcBorders/>
             <w:vAlign w:val="bottom"/>
           </w:tcPr>
@@ -15109,7 +15099,7 @@
         </w:tc>
         <w:tc>
           <w:tcPr>
-            <w:tcW w:w="858" w:type="dxa"/>
+            <w:tcW w:w="857" w:type="dxa"/>
             <w:tcBorders/>
             <w:vAlign w:val="bottom"/>
           </w:tcPr>
@@ -15137,7 +15127,7 @@
         </w:tc>
         <w:tc>
           <w:tcPr>
-            <w:tcW w:w="84" w:type="dxa"/>
+            <w:tcW w:w="85" w:type="dxa"/>
             <w:tcBorders/>
             <w:vAlign w:val="bottom"/>
           </w:tcPr>
@@ -15200,7 +15190,7 @@
         </w:tc>
         <w:tc>
           <w:tcPr>
-            <w:tcW w:w="1376" w:type="dxa"/>
+            <w:tcW w:w="1375" w:type="dxa"/>
             <w:tcBorders/>
             <w:vAlign w:val="bottom"/>
           </w:tcPr>
@@ -15228,7 +15218,7 @@
         </w:tc>
         <w:tc>
           <w:tcPr>
-            <w:tcW w:w="1139" w:type="dxa"/>
+            <w:tcW w:w="1140" w:type="dxa"/>
             <w:gridSpan w:val="2"/>
             <w:tcBorders/>
             <w:vAlign w:val="bottom"/>
@@ -15257,7 +15247,7 @@
         </w:tc>
         <w:tc>
           <w:tcPr>
-            <w:tcW w:w="6956" w:type="dxa"/>
+            <w:tcW w:w="6955" w:type="dxa"/>
             <w:gridSpan w:val="8"/>
             <w:tcBorders/>
             <w:vAlign w:val="bottom"/>
@@ -15288,7 +15278,7 @@
         </w:tc>
         <w:tc>
           <w:tcPr>
-            <w:tcW w:w="84" w:type="dxa"/>
+            <w:tcW w:w="85" w:type="dxa"/>
             <w:tcBorders/>
             <w:vAlign w:val="bottom"/>
           </w:tcPr>
@@ -15331,7 +15321,7 @@
               <w:pStyle w:val="Normal"/>
               <w:suppressAutoHyphens w:val="true"/>
               <w:spacing w:before="0" w:after="0"/>
-              <w:jc w:val="end"/>
+              <w:jc w:val="right"/>
               <w:rPr>
                 <w:rFonts w:eastAsia="Noto Serif CJK SC" w:cs="Noto Sans Devanagari"/>
                 <w:sz w:val="22"/>
@@ -15363,7 +15353,7 @@
               <w:pStyle w:val="Normal"/>
               <w:suppressAutoHyphens w:val="true"/>
               <w:spacing w:before="0" w:after="0"/>
-              <w:jc w:val="end"/>
+              <w:jc w:val="right"/>
               <w:rPr>
                 <w:rFonts w:eastAsia="Noto Serif CJK SC" w:cs="Noto Sans Devanagari"/>
                 <w:sz w:val="22"/>
@@ -15386,7 +15376,7 @@
               <w:pStyle w:val="Normal"/>
               <w:suppressAutoHyphens w:val="true"/>
               <w:spacing w:before="0" w:after="0"/>
-              <w:jc w:val="end"/>
+              <w:jc w:val="right"/>
               <w:rPr>
                 <w:rFonts w:ascii="Liberation Serif" w:hAnsi="Liberation Serif" w:eastAsia="Noto Serif CJK SC" w:cs="Noto Sans Devanagari"/>
                 <w:sz w:val="26"/>
@@ -15422,7 +15412,7 @@
               <w:pStyle w:val="Normal"/>
               <w:suppressAutoHyphens w:val="true"/>
               <w:spacing w:before="0" w:after="0"/>
-              <w:jc w:val="end"/>
+              <w:jc w:val="right"/>
               <w:rPr>
                 <w:rFonts w:eastAsia="Noto Serif CJK SC" w:cs="Noto Sans Devanagari"/>
                 <w:szCs w:val="28"/>
@@ -16457,7 +16447,7 @@
               <w:pStyle w:val="Normal"/>
               <w:suppressAutoHyphens w:val="true"/>
               <w:spacing w:before="0" w:after="0"/>
-              <w:jc w:val="end"/>
+              <w:jc w:val="right"/>
               <w:rPr>
                 <w:rFonts w:eastAsia="Noto Serif CJK SC" w:cs="Noto Sans Devanagari"/>
                 <w:sz w:val="22"/>
@@ -16480,7 +16470,7 @@
               <w:pStyle w:val="Normal"/>
               <w:suppressAutoHyphens w:val="true"/>
               <w:spacing w:before="0" w:after="0"/>
-              <w:jc w:val="end"/>
+              <w:jc w:val="right"/>
               <w:rPr>
                 <w:rFonts w:eastAsia="Noto Serif CJK SC" w:cs="Noto Sans Devanagari"/>
                 <w:sz w:val="22"/>
@@ -16512,7 +16502,7 @@
               <w:pStyle w:val="Normal"/>
               <w:suppressAutoHyphens w:val="true"/>
               <w:spacing w:before="0" w:after="0"/>
-              <w:jc w:val="end"/>
+              <w:jc w:val="right"/>
               <w:rPr>
                 <w:rFonts w:ascii="Liberation Serif" w:hAnsi="Liberation Serif" w:eastAsia="Noto Serif CJK SC" w:cs="Noto Sans Devanagari"/>
                 <w:sz w:val="22"/>
@@ -16547,7 +16537,7 @@
               <w:pStyle w:val="Normal"/>
               <w:suppressAutoHyphens w:val="true"/>
               <w:spacing w:before="0" w:after="0"/>
-              <w:jc w:val="end"/>
+              <w:jc w:val="right"/>
               <w:rPr>
                 <w:rFonts w:eastAsia="Noto Serif CJK SC" w:cs="Noto Sans Devanagari"/>
                 <w:szCs w:val="28"/>
@@ -17615,7 +17605,7 @@
         <w:shd w:val="clear" w:color="auto" w:fill="FFFFFF"/>
         <w:suppressAutoHyphens w:val="true"/>
         <w:spacing w:lineRule="exact" w:line="226" w:before="0" w:after="0"/>
-        <w:ind w:firstLine="341" w:start="5"/>
+        <w:ind w:firstLine="341" w:left="5"/>
         <w:jc w:val="both"/>
         <w:rPr>
           <w:rFonts w:eastAsia="Times New Roman" w:cs="Times New Roman"/>
@@ -17641,7 +17631,7 @@
         <w:shd w:val="clear" w:color="auto" w:fill="FFFFFF"/>
         <w:suppressAutoHyphens w:val="true"/>
         <w:spacing w:lineRule="exact" w:line="254" w:before="0" w:after="0"/>
-        <w:ind w:end="-1"/>
+        <w:ind w:right="-1"/>
         <w:jc w:val="center"/>
         <w:rPr>
           <w:rFonts w:eastAsia="Times New Roman" w:cs="Times New Roman"/>
@@ -17671,29 +17661,29 @@
     <w:tbl>
       <w:tblPr>
         <w:tblW w:w="10620" w:type="dxa"/>
-        <w:jc w:val="start"/>
+        <w:jc w:val="left"/>
         <w:tblInd w:w="0" w:type="dxa"/>
         <w:tblLayout w:type="fixed"/>
         <w:tblCellMar>
           <w:top w:w="0" w:type="dxa"/>
-          <w:start w:w="0" w:type="dxa"/>
+          <w:left w:w="0" w:type="dxa"/>
           <w:bottom w:w="0" w:type="dxa"/>
-          <w:end w:w="0" w:type="dxa"/>
+          <w:right w:w="0" w:type="dxa"/>
         </w:tblCellMar>
-        <w:tblLook w:val="04a0" w:noHBand="0" w:noVBand="1" w:firstColumn="1" w:lastRow="0" w:lastColumn="0" w:firstRow="1"/>
+        <w:tblLook w:noHBand="0" w:noVBand="1" w:firstColumn="1" w:lastRow="0" w:lastColumn="0" w:firstRow="1" w:val="04a0"/>
       </w:tblPr>
       <w:tblGrid>
         <w:gridCol w:w="1841"/>
-        <w:gridCol w:w="567"/>
-        <w:gridCol w:w="992"/>
-        <w:gridCol w:w="2694"/>
-        <w:gridCol w:w="4526"/>
+        <w:gridCol w:w="566"/>
+        <w:gridCol w:w="993"/>
+        <w:gridCol w:w="2693"/>
+        <w:gridCol w:w="4527"/>
       </w:tblGrid>
       <w:tr>
         <w:trPr/>
         <w:tc>
           <w:tcPr>
-            <w:tcW w:w="2408" w:type="dxa"/>
+            <w:tcW w:w="2407" w:type="dxa"/>
             <w:gridSpan w:val="2"/>
             <w:tcBorders/>
             <w:vAlign w:val="bottom"/>
@@ -17704,7 +17694,7 @@
               <w:shd w:val="clear" w:color="auto" w:fill="FFFFFF"/>
               <w:suppressAutoHyphens w:val="true"/>
               <w:spacing w:lineRule="exact" w:line="254" w:before="0" w:after="0"/>
-              <w:ind w:end="-143"/>
+              <w:ind w:right="-143"/>
               <w:rPr>
                 <w:rFonts w:eastAsia="Times New Roman" w:cs="Times New Roman"/>
                 <w:kern w:val="0"/>
@@ -17725,16 +17715,16 @@
         </w:tc>
         <w:tc>
           <w:tcPr>
-            <w:tcW w:w="8212" w:type="dxa"/>
+            <w:tcW w:w="8213" w:type="dxa"/>
             <w:gridSpan w:val="3"/>
             <w:tcBorders>
               <w:bottom w:val="single" w:sz="4" w:space="0" w:color="000000"/>
             </w:tcBorders>
             <w:tcMar>
               <w:top w:w="55" w:type="dxa"/>
-              <w:start w:w="55" w:type="dxa"/>
+              <w:left w:w="55" w:type="dxa"/>
               <w:bottom w:w="55" w:type="dxa"/>
-              <w:end w:w="55" w:type="dxa"/>
+              <w:right w:w="55" w:type="dxa"/>
             </w:tcMar>
             <w:vAlign w:val="center"/>
           </w:tcPr>
@@ -17744,7 +17734,7 @@
               <w:shd w:val="clear" w:color="auto" w:fill="FFFFFF"/>
               <w:suppressAutoHyphens w:val="true"/>
               <w:spacing w:lineRule="exact" w:line="254" w:before="0" w:after="0"/>
-              <w:ind w:end="-143"/>
+              <w:ind w:right="-143"/>
               <w:rPr>
                 <w:rFonts w:eastAsia="Times New Roman" w:cs="Times New Roman"/>
                 <w:kern w:val="0"/>
@@ -17768,7 +17758,7 @@
         <w:trPr/>
         <w:tc>
           <w:tcPr>
-            <w:tcW w:w="6094" w:type="dxa"/>
+            <w:tcW w:w="6093" w:type="dxa"/>
             <w:gridSpan w:val="4"/>
             <w:tcBorders/>
           </w:tcPr>
@@ -17778,7 +17768,7 @@
               <w:shd w:val="clear" w:color="auto" w:fill="FFFFFF"/>
               <w:suppressAutoHyphens w:val="true"/>
               <w:spacing w:lineRule="exact" w:line="254" w:before="0" w:after="0"/>
-              <w:ind w:end="-143"/>
+              <w:ind w:right="-143"/>
               <w:rPr>
                 <w:rFonts w:eastAsia="Times New Roman" w:cs="Times New Roman"/>
                 <w:kern w:val="0"/>
@@ -17799,15 +17789,15 @@
         </w:tc>
         <w:tc>
           <w:tcPr>
-            <w:tcW w:w="4526" w:type="dxa"/>
+            <w:tcW w:w="4527" w:type="dxa"/>
             <w:tcBorders>
               <w:bottom w:val="single" w:sz="4" w:space="0" w:color="000000"/>
             </w:tcBorders>
             <w:tcMar>
               <w:top w:w="55" w:type="dxa"/>
-              <w:start w:w="55" w:type="dxa"/>
+              <w:left w:w="55" w:type="dxa"/>
               <w:bottom w:w="55" w:type="dxa"/>
-              <w:end w:w="55" w:type="dxa"/>
+              <w:right w:w="55" w:type="dxa"/>
             </w:tcMar>
           </w:tcPr>
           <w:p>
@@ -17816,7 +17806,7 @@
               <w:shd w:val="clear" w:color="auto" w:fill="FFFFFF"/>
               <w:suppressAutoHyphens w:val="true"/>
               <w:spacing w:lineRule="exact" w:line="254" w:before="0" w:after="0"/>
-              <w:ind w:end="-143"/>
+              <w:ind w:right="-143"/>
               <w:rPr>
                 <w:rFonts w:eastAsia="Times New Roman" w:cs="Times New Roman"/>
                 <w:kern w:val="0"/>
@@ -17851,7 +17841,7 @@
               <w:shd w:val="clear" w:color="auto" w:fill="FFFFFF"/>
               <w:suppressAutoHyphens w:val="true"/>
               <w:spacing w:lineRule="exact" w:line="254" w:before="0" w:after="0"/>
-              <w:ind w:end="-143"/>
+              <w:ind w:right="-143"/>
               <w:rPr>
                 <w:rFonts w:eastAsia="Times New Roman" w:cs="Times New Roman"/>
                 <w:kern w:val="0"/>
@@ -17879,9 +17869,9 @@
             </w:tcBorders>
             <w:tcMar>
               <w:top w:w="55" w:type="dxa"/>
-              <w:start w:w="55" w:type="dxa"/>
+              <w:left w:w="55" w:type="dxa"/>
               <w:bottom w:w="55" w:type="dxa"/>
-              <w:end w:w="55" w:type="dxa"/>
+              <w:right w:w="55" w:type="dxa"/>
             </w:tcMar>
           </w:tcPr>
           <w:p>
@@ -17890,7 +17880,7 @@
               <w:shd w:val="clear" w:color="auto" w:fill="FFFFFF"/>
               <w:suppressAutoHyphens w:val="true"/>
               <w:spacing w:lineRule="exact" w:line="254" w:before="0" w:after="0"/>
-              <w:ind w:end="-143"/>
+              <w:ind w:right="-143"/>
               <w:rPr>
                 <w:rFonts w:eastAsia="Times New Roman" w:cs="Times New Roman"/>
                 <w:kern w:val="0"/>
@@ -17926,7 +17916,7 @@
               <w:shd w:val="clear" w:color="auto" w:fill="FFFFFF"/>
               <w:suppressAutoHyphens w:val="true"/>
               <w:spacing w:lineRule="exact" w:line="254" w:before="0" w:after="0"/>
-              <w:ind w:end="-143"/>
+              <w:ind w:right="-143"/>
               <w:rPr>
                 <w:rFonts w:eastAsia="Times New Roman" w:cs="Times New Roman"/>
                 <w:kern w:val="0"/>
@@ -17954,9 +17944,9 @@
             </w:tcBorders>
             <w:tcMar>
               <w:top w:w="55" w:type="dxa"/>
-              <w:start w:w="55" w:type="dxa"/>
+              <w:left w:w="55" w:type="dxa"/>
               <w:bottom w:w="55" w:type="dxa"/>
-              <w:end w:w="55" w:type="dxa"/>
+              <w:right w:w="55" w:type="dxa"/>
             </w:tcMar>
             <w:vAlign w:val="center"/>
           </w:tcPr>
@@ -18032,7 +18022,7 @@
         <w:shd w:val="clear" w:color="auto" w:fill="FFFFFF"/>
         <w:suppressAutoHyphens w:val="true"/>
         <w:spacing w:lineRule="auto" w:line="216" w:before="0" w:after="0"/>
-        <w:ind w:firstLine="720" w:end="14"/>
+        <w:ind w:firstLine="720" w:right="14"/>
         <w:jc w:val="both"/>
         <w:rPr>
           <w:rFonts w:eastAsia="Times New Roman" w:cs="Times New Roman"/>
@@ -18061,7 +18051,7 @@
         <w:shd w:val="clear" w:color="auto" w:fill="FFFFFF"/>
         <w:suppressAutoHyphens w:val="true"/>
         <w:spacing w:lineRule="auto" w:line="216" w:before="0" w:after="0"/>
-        <w:ind w:firstLine="720" w:start="10"/>
+        <w:ind w:firstLine="720" w:left="10"/>
         <w:jc w:val="both"/>
         <w:rPr>
           <w:rFonts w:eastAsia="Times New Roman" w:cs="Times New Roman"/>
@@ -18090,7 +18080,7 @@
         <w:shd w:val="clear" w:color="auto" w:fill="FFFFFF"/>
         <w:suppressAutoHyphens w:val="true"/>
         <w:spacing w:lineRule="auto" w:line="216" w:before="0" w:after="0"/>
-        <w:ind w:firstLine="720" w:start="10"/>
+        <w:ind w:firstLine="720" w:left="10"/>
         <w:jc w:val="both"/>
         <w:rPr>
           <w:rFonts w:eastAsia="Times New Roman" w:cs="Times New Roman"/>
@@ -18119,7 +18109,7 @@
         <w:shd w:val="clear" w:color="auto" w:fill="FFFFFF"/>
         <w:suppressAutoHyphens w:val="true"/>
         <w:spacing w:lineRule="exact" w:line="245" w:before="0" w:after="0"/>
-        <w:ind w:firstLine="720" w:start="10"/>
+        <w:ind w:firstLine="720" w:left="10"/>
         <w:rPr>
           <w:rFonts w:eastAsia="Times New Roman" w:cs="Times New Roman"/>
           <w:kern w:val="0"/>
@@ -18144,16 +18134,16 @@
       <w:tblPr>
         <w:tblStyle w:val="a3"/>
         <w:tblW w:w="5000" w:type="pct"/>
-        <w:jc w:val="start"/>
+        <w:jc w:val="left"/>
         <w:tblInd w:w="0" w:type="dxa"/>
         <w:tblLayout w:type="fixed"/>
         <w:tblCellMar>
           <w:top w:w="0" w:type="dxa"/>
-          <w:start w:w="0" w:type="dxa"/>
+          <w:left w:w="0" w:type="dxa"/>
           <w:bottom w:w="0" w:type="dxa"/>
-          <w:end w:w="0" w:type="dxa"/>
+          <w:right w:w="0" w:type="dxa"/>
         </w:tblCellMar>
-        <w:tblLook w:val="01e0" w:noHBand="0" w:noVBand="0" w:firstColumn="1" w:lastRow="1" w:lastColumn="1" w:firstRow="1"/>
+        <w:tblLook w:noHBand="0" w:noVBand="0" w:firstColumn="1" w:lastRow="1" w:lastColumn="1" w:firstRow="1" w:val="01e0"/>
       </w:tblPr>
       <w:tblGrid>
         <w:gridCol w:w="10772"/>
@@ -18167,8 +18157,8 @@
             <w:tcW w:w="10772" w:type="dxa"/>
             <w:tcBorders>
               <w:top w:val="nil"/>
-              <w:start w:val="nil"/>
-              <w:end w:val="nil"/>
+              <w:left w:val="nil"/>
+              <w:right w:val="nil"/>
             </w:tcBorders>
             <w:vAlign w:val="bottom"/>
           </w:tcPr>
@@ -18215,9 +18205,9 @@
           <w:tcPr>
             <w:tcW w:w="10772" w:type="dxa"/>
             <w:tcBorders>
-              <w:start w:val="nil"/>
+              <w:left w:val="nil"/>
               <w:bottom w:val="nil"/>
-              <w:end w:val="nil"/>
+              <w:right w:val="nil"/>
             </w:tcBorders>
             <w:vAlign w:val="bottom"/>
           </w:tcPr>
@@ -18278,21 +18268,21 @@
       <w:tblPr>
         <w:tblStyle w:val="a3"/>
         <w:tblW w:w="5000" w:type="pct"/>
-        <w:jc w:val="start"/>
+        <w:jc w:val="left"/>
         <w:tblInd w:w="0" w:type="dxa"/>
         <w:tblLayout w:type="fixed"/>
         <w:tblCellMar>
           <w:top w:w="0" w:type="dxa"/>
-          <w:start w:w="0" w:type="dxa"/>
+          <w:left w:w="0" w:type="dxa"/>
           <w:bottom w:w="0" w:type="dxa"/>
-          <w:end w:w="0" w:type="dxa"/>
+          <w:right w:w="0" w:type="dxa"/>
         </w:tblCellMar>
-        <w:tblLook w:val="01e0" w:noHBand="0" w:noVBand="0" w:firstColumn="1" w:lastRow="1" w:lastColumn="1" w:firstRow="1"/>
+        <w:tblLook w:noHBand="0" w:noVBand="0" w:firstColumn="1" w:lastRow="1" w:lastColumn="1" w:firstRow="1" w:val="01e0"/>
       </w:tblPr>
       <w:tblGrid>
-        <w:gridCol w:w="2688"/>
+        <w:gridCol w:w="2687"/>
         <w:gridCol w:w="237"/>
-        <w:gridCol w:w="7847"/>
+        <w:gridCol w:w="7848"/>
       </w:tblGrid>
       <w:tr>
         <w:trPr>
@@ -18300,11 +18290,11 @@
         </w:trPr>
         <w:tc>
           <w:tcPr>
-            <w:tcW w:w="2688" w:type="dxa"/>
+            <w:tcW w:w="2687" w:type="dxa"/>
             <w:tcBorders>
               <w:top w:val="nil"/>
-              <w:start w:val="nil"/>
-              <w:end w:val="nil"/>
+              <w:left w:val="nil"/>
+              <w:right w:val="nil"/>
             </w:tcBorders>
             <w:vAlign w:val="bottom"/>
           </w:tcPr>
@@ -18337,9 +18327,9 @@
             <w:tcW w:w="237" w:type="dxa"/>
             <w:tcBorders>
               <w:top w:val="nil"/>
-              <w:start w:val="nil"/>
+              <w:left w:val="nil"/>
               <w:bottom w:val="nil"/>
-              <w:end w:val="nil"/>
+              <w:right w:val="nil"/>
             </w:tcBorders>
             <w:vAlign w:val="bottom"/>
           </w:tcPr>
@@ -18369,11 +18359,11 @@
         </w:tc>
         <w:tc>
           <w:tcPr>
-            <w:tcW w:w="7847" w:type="dxa"/>
+            <w:tcW w:w="7848" w:type="dxa"/>
             <w:tcBorders>
               <w:top w:val="nil"/>
-              <w:start w:val="nil"/>
-              <w:end w:val="nil"/>
+              <w:left w:val="nil"/>
+              <w:right w:val="nil"/>
             </w:tcBorders>
             <w:vAlign w:val="bottom"/>
           </w:tcPr>
@@ -18408,11 +18398,11 @@
         <w:trPr/>
         <w:tc>
           <w:tcPr>
-            <w:tcW w:w="2688" w:type="dxa"/>
+            <w:tcW w:w="2687" w:type="dxa"/>
             <w:tcBorders>
-              <w:start w:val="nil"/>
+              <w:left w:val="nil"/>
               <w:bottom w:val="nil"/>
-              <w:end w:val="nil"/>
+              <w:right w:val="nil"/>
             </w:tcBorders>
             <w:vAlign w:val="bottom"/>
           </w:tcPr>
@@ -18447,9 +18437,9 @@
             <w:tcW w:w="237" w:type="dxa"/>
             <w:tcBorders>
               <w:top w:val="nil"/>
-              <w:start w:val="nil"/>
+              <w:left w:val="nil"/>
               <w:bottom w:val="nil"/>
-              <w:end w:val="nil"/>
+              <w:right w:val="nil"/>
             </w:tcBorders>
             <w:vAlign w:val="bottom"/>
           </w:tcPr>
@@ -18479,11 +18469,11 @@
         </w:tc>
         <w:tc>
           <w:tcPr>
-            <w:tcW w:w="7847" w:type="dxa"/>
+            <w:tcW w:w="7848" w:type="dxa"/>
             <w:tcBorders>
-              <w:start w:val="nil"/>
+              <w:left w:val="nil"/>
               <w:bottom w:val="nil"/>
-              <w:end w:val="nil"/>
+              <w:right w:val="nil"/>
             </w:tcBorders>
             <w:vAlign w:val="bottom"/>
           </w:tcPr>
@@ -18542,21 +18532,21 @@
       <w:tblPr>
         <w:tblStyle w:val="a3"/>
         <w:tblW w:w="5000" w:type="pct"/>
-        <w:jc w:val="start"/>
+        <w:jc w:val="left"/>
         <w:tblInd w:w="0" w:type="dxa"/>
         <w:tblLayout w:type="fixed"/>
         <w:tblCellMar>
           <w:top w:w="0" w:type="dxa"/>
-          <w:start w:w="0" w:type="dxa"/>
+          <w:left w:w="0" w:type="dxa"/>
           <w:bottom w:w="0" w:type="dxa"/>
-          <w:end w:w="0" w:type="dxa"/>
+          <w:right w:w="0" w:type="dxa"/>
         </w:tblCellMar>
-        <w:tblLook w:val="01e0" w:noHBand="0" w:noVBand="0" w:firstColumn="1" w:lastRow="1" w:lastColumn="1" w:firstRow="1"/>
+        <w:tblLook w:noHBand="0" w:noVBand="0" w:firstColumn="1" w:lastRow="1" w:lastColumn="1" w:firstRow="1" w:val="01e0"/>
       </w:tblPr>
       <w:tblGrid>
-        <w:gridCol w:w="2688"/>
+        <w:gridCol w:w="2687"/>
         <w:gridCol w:w="237"/>
-        <w:gridCol w:w="7847"/>
+        <w:gridCol w:w="7848"/>
       </w:tblGrid>
       <w:tr>
         <w:trPr>
@@ -18564,11 +18554,11 @@
         </w:trPr>
         <w:tc>
           <w:tcPr>
-            <w:tcW w:w="2688" w:type="dxa"/>
+            <w:tcW w:w="2687" w:type="dxa"/>
             <w:tcBorders>
               <w:top w:val="nil"/>
-              <w:start w:val="nil"/>
-              <w:end w:val="nil"/>
+              <w:left w:val="nil"/>
+              <w:right w:val="nil"/>
             </w:tcBorders>
             <w:vAlign w:val="bottom"/>
           </w:tcPr>
@@ -18601,9 +18591,9 @@
             <w:tcW w:w="237" w:type="dxa"/>
             <w:tcBorders>
               <w:top w:val="nil"/>
-              <w:start w:val="nil"/>
+              <w:left w:val="nil"/>
               <w:bottom w:val="nil"/>
-              <w:end w:val="nil"/>
+              <w:right w:val="nil"/>
             </w:tcBorders>
             <w:vAlign w:val="bottom"/>
           </w:tcPr>
@@ -18633,11 +18623,11 @@
         </w:tc>
         <w:tc>
           <w:tcPr>
-            <w:tcW w:w="7847" w:type="dxa"/>
+            <w:tcW w:w="7848" w:type="dxa"/>
             <w:tcBorders>
               <w:top w:val="nil"/>
-              <w:start w:val="nil"/>
-              <w:end w:val="nil"/>
+              <w:left w:val="nil"/>
+              <w:right w:val="nil"/>
             </w:tcBorders>
             <w:vAlign w:val="bottom"/>
           </w:tcPr>
@@ -18670,11 +18660,11 @@
         <w:trPr/>
         <w:tc>
           <w:tcPr>
-            <w:tcW w:w="2688" w:type="dxa"/>
+            <w:tcW w:w="2687" w:type="dxa"/>
             <w:tcBorders>
-              <w:start w:val="nil"/>
+              <w:left w:val="nil"/>
               <w:bottom w:val="nil"/>
-              <w:end w:val="nil"/>
+              <w:right w:val="nil"/>
             </w:tcBorders>
             <w:vAlign w:val="bottom"/>
           </w:tcPr>
@@ -18709,9 +18699,9 @@
             <w:tcW w:w="237" w:type="dxa"/>
             <w:tcBorders>
               <w:top w:val="nil"/>
-              <w:start w:val="nil"/>
+              <w:left w:val="nil"/>
               <w:bottom w:val="nil"/>
-              <w:end w:val="nil"/>
+              <w:right w:val="nil"/>
             </w:tcBorders>
             <w:vAlign w:val="bottom"/>
           </w:tcPr>
@@ -18741,11 +18731,11 @@
         </w:tc>
         <w:tc>
           <w:tcPr>
-            <w:tcW w:w="7847" w:type="dxa"/>
+            <w:tcW w:w="7848" w:type="dxa"/>
             <w:tcBorders>
-              <w:start w:val="nil"/>
+              <w:left w:val="nil"/>
               <w:bottom w:val="nil"/>
-              <w:end w:val="nil"/>
+              <w:right w:val="nil"/>
             </w:tcBorders>
             <w:vAlign w:val="bottom"/>
           </w:tcPr>
@@ -18804,16 +18794,16 @@
       <w:tblPr>
         <w:tblStyle w:val="a3"/>
         <w:tblW w:w="7560" w:type="dxa"/>
-        <w:jc w:val="start"/>
+        <w:jc w:val="left"/>
         <w:tblInd w:w="14" w:type="dxa"/>
         <w:tblLayout w:type="fixed"/>
         <w:tblCellMar>
           <w:top w:w="0" w:type="dxa"/>
-          <w:start w:w="0" w:type="dxa"/>
+          <w:left w:w="0" w:type="dxa"/>
           <w:bottom w:w="0" w:type="dxa"/>
-          <w:end w:w="0" w:type="dxa"/>
+          <w:right w:w="0" w:type="dxa"/>
         </w:tblCellMar>
-        <w:tblLook w:val="01e0" w:noHBand="0" w:noVBand="0" w:firstColumn="1" w:lastRow="1" w:lastColumn="1" w:firstRow="1"/>
+        <w:tblLook w:noHBand="0" w:noVBand="0" w:firstColumn="1" w:lastRow="1" w:lastColumn="1" w:firstRow="1" w:val="01e0"/>
       </w:tblPr>
       <w:tblGrid>
         <w:gridCol w:w="275"/>
@@ -18831,9 +18821,9 @@
             <w:tcW w:w="275" w:type="dxa"/>
             <w:tcBorders>
               <w:top w:val="nil"/>
-              <w:start w:val="nil"/>
+              <w:left w:val="nil"/>
               <w:bottom w:val="nil"/>
-              <w:end w:val="nil"/>
+              <w:right w:val="nil"/>
             </w:tcBorders>
             <w:vAlign w:val="bottom"/>
           </w:tcPr>
@@ -18843,7 +18833,7 @@
               <w:widowControl/>
               <w:suppressAutoHyphens w:val="true"/>
               <w:spacing w:before="0" w:after="0"/>
-              <w:jc w:val="end"/>
+              <w:jc w:val="right"/>
               <w:rPr>
                 <w:rFonts w:eastAsia="Times New Roman" w:cs="Times New Roman"/>
                 <w:sz w:val="24"/>
@@ -18866,15 +18856,15 @@
             <w:tcW w:w="769" w:type="dxa"/>
             <w:tcBorders>
               <w:top w:val="nil"/>
-              <w:start w:val="nil"/>
+              <w:left w:val="nil"/>
               <w:bottom w:val="nil"/>
-              <w:end w:val="nil"/>
+              <w:right w:val="nil"/>
             </w:tcBorders>
             <w:tcMar>
               <w:top w:w="55" w:type="dxa"/>
-              <w:start w:w="55" w:type="dxa"/>
+              <w:left w:w="55" w:type="dxa"/>
               <w:bottom w:w="55" w:type="dxa"/>
-              <w:end w:w="55" w:type="dxa"/>
+              <w:right w:w="55" w:type="dxa"/>
             </w:tcMar>
             <w:vAlign w:val="bottom"/>
           </w:tcPr>
@@ -18907,9 +18897,9 @@
             <w:tcW w:w="396" w:type="dxa"/>
             <w:tcBorders>
               <w:top w:val="nil"/>
-              <w:start w:val="nil"/>
+              <w:left w:val="nil"/>
               <w:bottom w:val="nil"/>
-              <w:end w:val="nil"/>
+              <w:right w:val="nil"/>
             </w:tcBorders>
             <w:vAlign w:val="bottom"/>
           </w:tcPr>
@@ -18942,8 +18932,8 @@
             <w:tcW w:w="4496" w:type="dxa"/>
             <w:tcBorders>
               <w:top w:val="nil"/>
-              <w:start w:val="nil"/>
-              <w:end w:val="nil"/>
+              <w:left w:val="nil"/>
+              <w:right w:val="nil"/>
             </w:tcBorders>
             <w:vAlign w:val="bottom"/>
           </w:tcPr>
@@ -18978,9 +18968,9 @@
             <w:tcW w:w="1624" w:type="dxa"/>
             <w:tcBorders>
               <w:top w:val="nil"/>
-              <w:start w:val="nil"/>
+              <w:left w:val="nil"/>
               <w:bottom w:val="nil"/>
-              <w:end w:val="nil"/>
+              <w:right w:val="nil"/>
             </w:tcBorders>
             <w:vAlign w:val="bottom"/>
           </w:tcPr>
@@ -18990,7 +18980,7 @@
               <w:widowControl/>
               <w:suppressAutoHyphens w:val="true"/>
               <w:spacing w:before="0" w:after="0"/>
-              <w:jc w:val="start"/>
+              <w:jc w:val="left"/>
               <w:rPr>
                 <w:rFonts w:eastAsia="Times New Roman" w:cs="Times New Roman"/>
                 <w:sz w:val="24"/>
@@ -19018,9 +19008,9 @@
             <w:tcW w:w="275" w:type="dxa"/>
             <w:tcBorders>
               <w:top w:val="nil"/>
-              <w:start w:val="nil"/>
+              <w:left w:val="nil"/>
               <w:bottom w:val="nil"/>
-              <w:end w:val="nil"/>
+              <w:right w:val="nil"/>
             </w:tcBorders>
             <w:vAlign w:val="bottom"/>
           </w:tcPr>
@@ -19030,7 +19020,7 @@
               <w:widowControl/>
               <w:suppressAutoHyphens w:val="true"/>
               <w:spacing w:before="0" w:after="0"/>
-              <w:jc w:val="end"/>
+              <w:jc w:val="right"/>
               <w:rPr>
                 <w:rFonts w:eastAsia="Times New Roman" w:cs="Times New Roman"/>
                 <w:sz w:val="24"/>
@@ -19053,15 +19043,15 @@
             <w:tcW w:w="769" w:type="dxa"/>
             <w:tcBorders>
               <w:top w:val="nil"/>
-              <w:start w:val="nil"/>
+              <w:left w:val="nil"/>
               <w:bottom w:val="nil"/>
-              <w:end w:val="nil"/>
+              <w:right w:val="nil"/>
             </w:tcBorders>
             <w:tcMar>
               <w:top w:w="55" w:type="dxa"/>
-              <w:start w:w="55" w:type="dxa"/>
+              <w:left w:w="55" w:type="dxa"/>
               <w:bottom w:w="55" w:type="dxa"/>
-              <w:end w:w="55" w:type="dxa"/>
+              <w:right w:w="55" w:type="dxa"/>
             </w:tcMar>
             <w:vAlign w:val="bottom"/>
           </w:tcPr>
@@ -19094,9 +19084,9 @@
             <w:tcW w:w="396" w:type="dxa"/>
             <w:tcBorders>
               <w:top w:val="nil"/>
-              <w:start w:val="nil"/>
+              <w:left w:val="nil"/>
               <w:bottom w:val="nil"/>
-              <w:end w:val="nil"/>
+              <w:right w:val="nil"/>
             </w:tcBorders>
             <w:vAlign w:val="bottom"/>
           </w:tcPr>
@@ -19128,9 +19118,9 @@
           <w:tcPr>
             <w:tcW w:w="4496" w:type="dxa"/>
             <w:tcBorders>
-              <w:start w:val="nil"/>
+              <w:left w:val="nil"/>
               <w:bottom w:val="nil"/>
-              <w:end w:val="nil"/>
+              <w:right w:val="nil"/>
             </w:tcBorders>
           </w:tcPr>
           <w:p>
@@ -19164,9 +19154,9 @@
             <w:tcW w:w="1624" w:type="dxa"/>
             <w:tcBorders>
               <w:top w:val="nil"/>
-              <w:start w:val="nil"/>
+              <w:left w:val="nil"/>
               <w:bottom w:val="nil"/>
-              <w:end w:val="nil"/>
+              <w:right w:val="nil"/>
             </w:tcBorders>
             <w:vAlign w:val="bottom"/>
           </w:tcPr>
@@ -19176,7 +19166,7 @@
               <w:widowControl/>
               <w:suppressAutoHyphens w:val="true"/>
               <w:spacing w:before="0" w:after="0"/>
-              <w:jc w:val="start"/>
+              <w:jc w:val="left"/>
               <w:rPr>
                 <w:rFonts w:eastAsia="Times New Roman" w:cs="Times New Roman"/>
                 <w:sz w:val="24"/>
@@ -19247,26 +19237,26 @@
     <w:tbl>
       <w:tblPr>
         <w:tblW w:w="5000" w:type="pct"/>
-        <w:jc w:val="start"/>
-        <w:tblInd w:w="0" w:type="dxa"/>
+        <w:jc w:val="left"/>
+        <w:tblInd w:w="30" w:type="dxa"/>
         <w:tblLayout w:type="fixed"/>
         <w:tblCellMar>
           <w:top w:w="0" w:type="dxa"/>
-          <w:start w:w="30" w:type="dxa"/>
+          <w:left w:w="30" w:type="dxa"/>
           <w:bottom w:w="0" w:type="dxa"/>
-          <w:end w:w="30" w:type="dxa"/>
+          <w:right w:w="30" w:type="dxa"/>
         </w:tblCellMar>
-        <w:tblLook w:val="04a0" w:noHBand="0" w:noVBand="1" w:firstColumn="1" w:lastRow="0" w:lastColumn="0" w:firstRow="1"/>
+        <w:tblLook w:noHBand="0" w:noVBand="1" w:firstColumn="1" w:lastRow="0" w:lastColumn="0" w:firstRow="1" w:val="04a0"/>
       </w:tblPr>
       <w:tblGrid>
         <w:gridCol w:w="1384"/>
         <w:gridCol w:w="981"/>
-        <w:gridCol w:w="324"/>
+        <w:gridCol w:w="323"/>
         <w:gridCol w:w="2404"/>
         <w:gridCol w:w="288"/>
         <w:gridCol w:w="4"/>
         <w:gridCol w:w="1255"/>
-        <w:gridCol w:w="427"/>
+        <w:gridCol w:w="428"/>
         <w:gridCol w:w="861"/>
         <w:gridCol w:w="2124"/>
         <w:gridCol w:w="707"/>
@@ -20025,13 +20015,13 @@
         <w:trPr/>
         <w:tc>
           <w:tcPr>
-            <w:tcW w:w="5385" w:type="dxa"/>
+            <w:tcW w:w="5384" w:type="dxa"/>
             <w:gridSpan w:val="6"/>
             <w:tcBorders>
               <w:top w:val="single" w:sz="4" w:space="0" w:color="000000"/>
-              <w:start w:val="single" w:sz="4" w:space="0" w:color="000000"/>
+              <w:left w:val="single" w:sz="4" w:space="0" w:color="000000"/>
               <w:bottom w:val="single" w:sz="4" w:space="0" w:color="000000"/>
-              <w:end w:val="single" w:sz="4" w:space="0" w:color="000000"/>
+              <w:right w:val="single" w:sz="4" w:space="0" w:color="000000"/>
             </w:tcBorders>
             <w:vAlign w:val="center"/>
           </w:tcPr>
@@ -20067,19 +20057,19 @@
         </w:tc>
         <w:tc>
           <w:tcPr>
-            <w:tcW w:w="5387" w:type="dxa"/>
+            <w:tcW w:w="5388" w:type="dxa"/>
             <w:gridSpan w:val="6"/>
             <w:tcBorders>
               <w:top w:val="single" w:sz="4" w:space="0" w:color="000000"/>
-              <w:start w:val="single" w:sz="4" w:space="0" w:color="000000"/>
+              <w:left w:val="single" w:sz="4" w:space="0" w:color="000000"/>
               <w:bottom w:val="single" w:sz="4" w:space="0" w:color="000000"/>
-              <w:end w:val="single" w:sz="4" w:space="0" w:color="000000"/>
+              <w:right w:val="single" w:sz="4" w:space="0" w:color="000000"/>
             </w:tcBorders>
             <w:tcMar>
               <w:top w:w="55" w:type="dxa"/>
-              <w:start w:w="108" w:type="dxa"/>
+              <w:left w:w="108" w:type="dxa"/>
               <w:bottom w:w="55" w:type="dxa"/>
-              <w:end w:w="108" w:type="dxa"/>
+              <w:right w:w="108" w:type="dxa"/>
             </w:tcMar>
             <w:vAlign w:val="center"/>
           </w:tcPr>
@@ -20120,31 +20110,31 @@
         </w:trPr>
         <w:tc>
           <w:tcPr>
-            <w:tcW w:w="5385" w:type="dxa"/>
+            <w:tcW w:w="5384" w:type="dxa"/>
             <w:gridSpan w:val="6"/>
             <w:tcBorders>
               <w:top w:val="single" w:sz="4" w:space="0" w:color="000000"/>
-              <w:start w:val="single" w:sz="4" w:space="0" w:color="000000"/>
+              <w:left w:val="single" w:sz="4" w:space="0" w:color="000000"/>
               <w:bottom w:val="single" w:sz="4" w:space="0" w:color="000000"/>
-              <w:end w:val="single" w:sz="4" w:space="0" w:color="000000"/>
+              <w:right w:val="single" w:sz="4" w:space="0" w:color="000000"/>
             </w:tcBorders>
           </w:tcPr>
           <w:tbl>
             <w:tblPr>
               <w:tblW w:w="5000" w:type="pct"/>
-              <w:jc w:val="start"/>
+              <w:jc w:val="left"/>
               <w:tblInd w:w="0" w:type="dxa"/>
               <w:tblLayout w:type="fixed"/>
               <w:tblCellMar>
                 <w:top w:w="0" w:type="dxa"/>
-                <w:start w:w="30" w:type="dxa"/>
+                <w:left w:w="30" w:type="dxa"/>
                 <w:bottom w:w="0" w:type="dxa"/>
-                <w:end w:w="30" w:type="dxa"/>
+                <w:right w:w="30" w:type="dxa"/>
               </w:tblCellMar>
-              <w:tblLook w:val="04a0" w:noHBand="0" w:noVBand="1" w:firstColumn="1" w:lastRow="0" w:lastColumn="0" w:firstRow="1"/>
+              <w:tblLook w:noHBand="0" w:noVBand="1" w:firstColumn="1" w:lastRow="0" w:lastColumn="0" w:firstRow="1" w:val="04a0"/>
             </w:tblPr>
             <w:tblGrid>
-              <w:gridCol w:w="5325"/>
+              <w:gridCol w:w="5324"/>
             </w:tblGrid>
             <w:tr>
               <w:trPr>
@@ -20152,7 +20142,7 @@
               </w:trPr>
               <w:tc>
                 <w:tcPr>
-                  <w:tcW w:w="5325" w:type="dxa"/>
+                  <w:tcW w:w="5324" w:type="dxa"/>
                   <w:tcBorders/>
                   <w:vAlign w:val="center"/>
                 </w:tcPr>
@@ -20188,7 +20178,7 @@
               </w:trPr>
               <w:tc>
                 <w:tcPr>
-                  <w:tcW w:w="5325" w:type="dxa"/>
+                  <w:tcW w:w="5324" w:type="dxa"/>
                   <w:tcBorders/>
                   <w:vAlign w:val="center"/>
                 </w:tcPr>
@@ -20224,7 +20214,7 @@
               </w:trPr>
               <w:tc>
                 <w:tcPr>
-                  <w:tcW w:w="5325" w:type="dxa"/>
+                  <w:tcW w:w="5324" w:type="dxa"/>
                   <w:tcBorders/>
                 </w:tcPr>
                 <w:p>
@@ -20261,7 +20251,7 @@
               </w:trPr>
               <w:tc>
                 <w:tcPr>
-                  <w:tcW w:w="5325" w:type="dxa"/>
+                  <w:tcW w:w="5324" w:type="dxa"/>
                   <w:tcBorders/>
                   <w:vAlign w:val="center"/>
                 </w:tcPr>
@@ -20297,7 +20287,7 @@
               </w:trPr>
               <w:tc>
                 <w:tcPr>
-                  <w:tcW w:w="5325" w:type="dxa"/>
+                  <w:tcW w:w="5324" w:type="dxa"/>
                   <w:tcBorders/>
                   <w:vAlign w:val="center"/>
                 </w:tcPr>
@@ -20358,38 +20348,38 @@
         </w:tc>
         <w:tc>
           <w:tcPr>
-            <w:tcW w:w="5387" w:type="dxa"/>
+            <w:tcW w:w="5388" w:type="dxa"/>
             <w:gridSpan w:val="6"/>
             <w:tcBorders>
-              <w:start w:val="single" w:sz="4" w:space="0" w:color="000000"/>
+              <w:left w:val="single" w:sz="4" w:space="0" w:color="000000"/>
               <w:bottom w:val="single" w:sz="4" w:space="0" w:color="000000"/>
-              <w:end w:val="single" w:sz="4" w:space="0" w:color="000000"/>
+              <w:right w:val="single" w:sz="4" w:space="0" w:color="000000"/>
             </w:tcBorders>
             <w:tcMar>
               <w:top w:w="55" w:type="dxa"/>
-              <w:start w:w="108" w:type="dxa"/>
+              <w:left w:w="108" w:type="dxa"/>
               <w:bottom w:w="55" w:type="dxa"/>
-              <w:end w:w="108" w:type="dxa"/>
+              <w:right w:w="108" w:type="dxa"/>
             </w:tcMar>
           </w:tcPr>
           <w:tbl>
             <w:tblPr>
               <w:tblW w:w="5000" w:type="pct"/>
-              <w:jc w:val="start"/>
+              <w:jc w:val="left"/>
               <w:tblInd w:w="0" w:type="dxa"/>
               <w:tblLayout w:type="fixed"/>
               <w:tblCellMar>
                 <w:top w:w="0" w:type="dxa"/>
-                <w:start w:w="0" w:type="dxa"/>
+                <w:left w:w="0" w:type="dxa"/>
                 <w:bottom w:w="0" w:type="dxa"/>
-                <w:end w:w="0" w:type="dxa"/>
+                <w:right w:w="0" w:type="dxa"/>
               </w:tblCellMar>
-              <w:tblLook w:val="04a0" w:noHBand="0" w:noVBand="1" w:firstColumn="1" w:lastRow="0" w:lastColumn="0" w:firstRow="1"/>
+              <w:tblLook w:noHBand="0" w:noVBand="1" w:firstColumn="1" w:lastRow="0" w:lastColumn="0" w:firstRow="1" w:val="04a0"/>
             </w:tblPr>
             <w:tblGrid>
-              <w:gridCol w:w="599"/>
+              <w:gridCol w:w="598"/>
               <w:gridCol w:w="709"/>
-              <w:gridCol w:w="3863"/>
+              <w:gridCol w:w="3865"/>
             </w:tblGrid>
             <w:tr>
               <w:trPr>
@@ -20397,7 +20387,7 @@
               </w:trPr>
               <w:tc>
                 <w:tcPr>
-                  <w:tcW w:w="599" w:type="dxa"/>
+                  <w:tcW w:w="598" w:type="dxa"/>
                   <w:tcBorders/>
                 </w:tcPr>
                 <w:p>
@@ -20429,7 +20419,7 @@
               </w:tc>
               <w:tc>
                 <w:tcPr>
-                  <w:tcW w:w="4572" w:type="dxa"/>
+                  <w:tcW w:w="4574" w:type="dxa"/>
                   <w:gridSpan w:val="2"/>
                   <w:tcBorders/>
                 </w:tcPr>
@@ -20511,7 +20501,7 @@
               </w:trPr>
               <w:tc>
                 <w:tcPr>
-                  <w:tcW w:w="1308" w:type="dxa"/>
+                  <w:tcW w:w="1307" w:type="dxa"/>
                   <w:gridSpan w:val="2"/>
                   <w:tcBorders/>
                 </w:tcPr>
@@ -20544,7 +20534,7 @@
               </w:tc>
               <w:tc>
                 <w:tcPr>
-                  <w:tcW w:w="3863" w:type="dxa"/>
+                  <w:tcW w:w="3865" w:type="dxa"/>
                   <w:tcBorders/>
                 </w:tcPr>
                 <w:p>
@@ -20625,7 +20615,7 @@
               </w:trPr>
               <w:tc>
                 <w:tcPr>
-                  <w:tcW w:w="5171" w:type="dxa"/>
+                  <w:tcW w:w="5172" w:type="dxa"/>
                   <w:gridSpan w:val="3"/>
                   <w:tcBorders/>
                 </w:tcPr>
@@ -20665,7 +20655,7 @@
               </w:trPr>
               <w:tc>
                 <w:tcPr>
-                  <w:tcW w:w="5171" w:type="dxa"/>
+                  <w:tcW w:w="5172" w:type="dxa"/>
                   <w:gridSpan w:val="3"/>
                   <w:tcBorders/>
                 </w:tcPr>
@@ -20726,7 +20716,7 @@
               </w:trPr>
               <w:tc>
                 <w:tcPr>
-                  <w:tcW w:w="5171" w:type="dxa"/>
+                  <w:tcW w:w="5172" w:type="dxa"/>
                   <w:gridSpan w:val="3"/>
                   <w:tcBorders/>
                 </w:tcPr>
@@ -20764,7 +20754,7 @@
               </w:trPr>
               <w:tc>
                 <w:tcPr>
-                  <w:tcW w:w="5171" w:type="dxa"/>
+                  <w:tcW w:w="5172" w:type="dxa"/>
                   <w:gridSpan w:val="3"/>
                   <w:tcBorders/>
                 </w:tcPr>
@@ -20824,7 +20814,7 @@
               </w:trPr>
               <w:tc>
                 <w:tcPr>
-                  <w:tcW w:w="5171" w:type="dxa"/>
+                  <w:tcW w:w="5172" w:type="dxa"/>
                   <w:gridSpan w:val="3"/>
                   <w:tcBorders/>
                 </w:tcPr>
@@ -20906,7 +20896,7 @@
               </w:trPr>
               <w:tc>
                 <w:tcPr>
-                  <w:tcW w:w="5171" w:type="dxa"/>
+                  <w:tcW w:w="5172" w:type="dxa"/>
                   <w:gridSpan w:val="3"/>
                   <w:tcBorders/>
                 </w:tcPr>
@@ -21044,7 +21034,7 @@
         </w:trPr>
         <w:tc>
           <w:tcPr>
-            <w:tcW w:w="2689" w:type="dxa"/>
+            <w:tcW w:w="2688" w:type="dxa"/>
             <w:gridSpan w:val="3"/>
             <w:tcBorders/>
             <w:vAlign w:val="bottom"/>
@@ -21138,7 +21128,7 @@
         </w:tc>
         <w:tc>
           <w:tcPr>
-            <w:tcW w:w="2547" w:type="dxa"/>
+            <w:tcW w:w="2548" w:type="dxa"/>
             <w:gridSpan w:val="4"/>
             <w:tcBorders/>
             <w:vAlign w:val="bottom"/>
@@ -21238,7 +21228,7 @@
         </w:trPr>
         <w:tc>
           <w:tcPr>
-            <w:tcW w:w="5381" w:type="dxa"/>
+            <w:tcW w:w="5380" w:type="dxa"/>
             <w:gridSpan w:val="5"/>
             <w:tcBorders/>
             <w:vAlign w:val="bottom"/>
@@ -21269,7 +21259,7 @@
         </w:tc>
         <w:tc>
           <w:tcPr>
-            <w:tcW w:w="5391" w:type="dxa"/>
+            <w:tcW w:w="5392" w:type="dxa"/>
             <w:gridSpan w:val="7"/>
             <w:tcBorders/>
             <w:vAlign w:val="bottom"/>
@@ -21366,7 +21356,7 @@
         </w:tc>
         <w:tc>
           <w:tcPr>
-            <w:tcW w:w="3016" w:type="dxa"/>
+            <w:tcW w:w="3015" w:type="dxa"/>
             <w:gridSpan w:val="3"/>
             <w:tcBorders/>
             <w:vAlign w:val="center"/>
@@ -21431,7 +21421,7 @@
         </w:tc>
         <w:tc>
           <w:tcPr>
-            <w:tcW w:w="427" w:type="dxa"/>
+            <w:tcW w:w="428" w:type="dxa"/>
             <w:tcBorders/>
             <w:vAlign w:val="bottom"/>
           </w:tcPr>
@@ -21571,20 +21561,20 @@
     <w:tbl>
       <w:tblPr>
         <w:tblW w:w="10889" w:type="dxa"/>
-        <w:jc w:val="start"/>
-        <w:tblInd w:w="0" w:type="dxa"/>
+        <w:jc w:val="left"/>
+        <w:tblInd w:w="30" w:type="dxa"/>
         <w:tblLayout w:type="fixed"/>
         <w:tblCellMar>
           <w:top w:w="0" w:type="dxa"/>
-          <w:start w:w="30" w:type="dxa"/>
+          <w:left w:w="30" w:type="dxa"/>
           <w:bottom w:w="0" w:type="dxa"/>
-          <w:end w:w="30" w:type="dxa"/>
+          <w:right w:w="30" w:type="dxa"/>
         </w:tblCellMar>
-        <w:tblLook w:val="04a0" w:noHBand="0" w:noVBand="1" w:firstColumn="1" w:lastRow="0" w:lastColumn="0" w:firstRow="1"/>
+        <w:tblLook w:noHBand="0" w:noVBand="1" w:firstColumn="1" w:lastRow="0" w:lastColumn="0" w:firstRow="1" w:val="04a0"/>
       </w:tblPr>
       <w:tblGrid>
-        <w:gridCol w:w="2434"/>
-        <w:gridCol w:w="827"/>
+        <w:gridCol w:w="2433"/>
+        <w:gridCol w:w="828"/>
         <w:gridCol w:w="1888"/>
         <w:gridCol w:w="2152"/>
         <w:gridCol w:w="28"/>
@@ -21880,7 +21870,7 @@
         </w:trPr>
         <w:tc>
           <w:tcPr>
-            <w:tcW w:w="2434" w:type="dxa"/>
+            <w:tcW w:w="2433" w:type="dxa"/>
             <w:tcBorders/>
             <w:vAlign w:val="bottom"/>
           </w:tcPr>
@@ -21918,7 +21908,7 @@
         </w:tc>
         <w:tc>
           <w:tcPr>
-            <w:tcW w:w="8455" w:type="dxa"/>
+            <w:tcW w:w="8456" w:type="dxa"/>
             <w:gridSpan w:val="7"/>
             <w:tcBorders/>
             <w:vAlign w:val="bottom"/>
@@ -21982,7 +21972,7 @@
         </w:trPr>
         <w:tc>
           <w:tcPr>
-            <w:tcW w:w="2434" w:type="dxa"/>
+            <w:tcW w:w="2433" w:type="dxa"/>
             <w:tcBorders/>
             <w:vAlign w:val="bottom"/>
           </w:tcPr>
@@ -22011,7 +22001,7 @@
         </w:tc>
         <w:tc>
           <w:tcPr>
-            <w:tcW w:w="8455" w:type="dxa"/>
+            <w:tcW w:w="8456" w:type="dxa"/>
             <w:gridSpan w:val="7"/>
             <w:tcBorders/>
             <w:vAlign w:val="bottom"/>
@@ -22048,7 +22038,7 @@
         </w:trPr>
         <w:tc>
           <w:tcPr>
-            <w:tcW w:w="2434" w:type="dxa"/>
+            <w:tcW w:w="2433" w:type="dxa"/>
             <w:tcBorders/>
             <w:vAlign w:val="bottom"/>
           </w:tcPr>
@@ -22077,7 +22067,7 @@
         </w:tc>
         <w:tc>
           <w:tcPr>
-            <w:tcW w:w="8455" w:type="dxa"/>
+            <w:tcW w:w="8456" w:type="dxa"/>
             <w:gridSpan w:val="7"/>
             <w:tcBorders/>
             <w:vAlign w:val="bottom"/>
@@ -22114,7 +22104,7 @@
         </w:trPr>
         <w:tc>
           <w:tcPr>
-            <w:tcW w:w="2434" w:type="dxa"/>
+            <w:tcW w:w="2433" w:type="dxa"/>
             <w:tcBorders/>
             <w:vAlign w:val="bottom"/>
           </w:tcPr>
@@ -22152,7 +22142,7 @@
         </w:tc>
         <w:tc>
           <w:tcPr>
-            <w:tcW w:w="8455" w:type="dxa"/>
+            <w:tcW w:w="8456" w:type="dxa"/>
             <w:gridSpan w:val="7"/>
             <w:tcBorders/>
             <w:vAlign w:val="bottom"/>
@@ -22189,7 +22179,7 @@
         </w:trPr>
         <w:tc>
           <w:tcPr>
-            <w:tcW w:w="2434" w:type="dxa"/>
+            <w:tcW w:w="2433" w:type="dxa"/>
             <w:tcBorders/>
             <w:vAlign w:val="bottom"/>
           </w:tcPr>
@@ -22227,7 +22217,7 @@
         </w:tc>
         <w:tc>
           <w:tcPr>
-            <w:tcW w:w="8455" w:type="dxa"/>
+            <w:tcW w:w="8456" w:type="dxa"/>
             <w:gridSpan w:val="7"/>
             <w:tcBorders/>
             <w:vAlign w:val="bottom"/>
@@ -22789,40 +22779,7 @@
                 <w:lang w:val="en-US" w:eastAsia="zh-CN" w:bidi="hi-IN"/>
                 <w14:ligatures w14:val="none"/>
               </w:rPr>
-              <w:t>${PSYCHIATRIC_</w:t>
-            </w:r>
-            <w:r>
-              <w:rPr>
-                <w:rFonts w:eastAsia="Noto Serif CJK SC" w:cs="Noto Sans Devanagari"/>
-                <w:i/>
-                <w:sz w:val="20"/>
-                <w:szCs w:val="20"/>
-                <w:lang w:val="en-US" w:eastAsia="zh-CN" w:bidi="hi-IN"/>
-                <w14:ligatures w14:val="none"/>
-              </w:rPr>
-              <w:t>FACTORS</w:t>
-            </w:r>
-            <w:r>
-              <w:rPr>
-                <w:rFonts w:eastAsia="Noto Serif CJK SC" w:cs="Noto Sans Devanagari"/>
-                <w:i/>
-                <w:sz w:val="20"/>
-                <w:szCs w:val="20"/>
-                <w:lang w:val="en-US" w:eastAsia="zh-CN" w:bidi="hi-IN"/>
-                <w14:ligatures w14:val="none"/>
-              </w:rPr>
-              <w:t>_NAME</w:t>
-            </w:r>
-            <w:r>
-              <w:rPr>
-                <w:rFonts w:eastAsia="Noto Serif CJK SC" w:cs="Noto Sans Devanagari"/>
-                <w:i/>
-                <w:sz w:val="20"/>
-                <w:szCs w:val="20"/>
-                <w:lang w:val="en-US" w:eastAsia="zh-CN" w:bidi="hi-IN"/>
-                <w14:ligatures w14:val="none"/>
-              </w:rPr>
-              <w:t>}</w:t>
+              <w:t>${PSYCHIATRIC_FACTORS_NAME}</w:t>
             </w:r>
           </w:p>
         </w:tc>
@@ -23034,40 +22991,7 @@
                 <w:lang w:val="en-US" w:eastAsia="zh-CN" w:bidi="hi-IN"/>
                 <w14:ligatures w14:val="none"/>
               </w:rPr>
-              <w:t>${PSYCHIATRIC_</w:t>
-            </w:r>
-            <w:r>
-              <w:rPr>
-                <w:rFonts w:eastAsia="Noto Serif CJK SC" w:cs="Noto Sans Devanagari"/>
-                <w:i/>
-                <w:sz w:val="20"/>
-                <w:szCs w:val="20"/>
-                <w:lang w:val="en-US" w:eastAsia="zh-CN" w:bidi="hi-IN"/>
-                <w14:ligatures w14:val="none"/>
-              </w:rPr>
-              <w:t>FACTORS</w:t>
-            </w:r>
-            <w:r>
-              <w:rPr>
-                <w:rFonts w:eastAsia="Noto Serif CJK SC" w:cs="Noto Sans Devanagari"/>
-                <w:i/>
-                <w:sz w:val="20"/>
-                <w:szCs w:val="20"/>
-                <w:lang w:val="en-US" w:eastAsia="zh-CN" w:bidi="hi-IN"/>
-                <w14:ligatures w14:val="none"/>
-              </w:rPr>
-              <w:t>_NAME</w:t>
-            </w:r>
-            <w:r>
-              <w:rPr>
-                <w:rFonts w:eastAsia="Noto Serif CJK SC" w:cs="Noto Sans Devanagari"/>
-                <w:i/>
-                <w:sz w:val="20"/>
-                <w:szCs w:val="20"/>
-                <w:lang w:val="en-US" w:eastAsia="zh-CN" w:bidi="hi-IN"/>
-                <w14:ligatures w14:val="none"/>
-              </w:rPr>
-              <w:t>}</w:t>
+              <w:t>${PSYCHIATRIC_FACTORS_NAME}</w:t>
             </w:r>
           </w:p>
         </w:tc>
@@ -23078,7 +23002,7 @@
         </w:trPr>
         <w:tc>
           <w:tcPr>
-            <w:tcW w:w="2434" w:type="dxa"/>
+            <w:tcW w:w="2433" w:type="dxa"/>
             <w:tcBorders/>
             <w:vAlign w:val="center"/>
           </w:tcPr>
@@ -23138,7 +23062,7 @@
         </w:tc>
         <w:tc>
           <w:tcPr>
-            <w:tcW w:w="4895" w:type="dxa"/>
+            <w:tcW w:w="4896" w:type="dxa"/>
             <w:gridSpan w:val="4"/>
             <w:tcBorders/>
             <w:vAlign w:val="center"/>
@@ -23170,7 +23094,7 @@
               <w:pStyle w:val="Normal"/>
               <w:suppressAutoHyphens w:val="true"/>
               <w:spacing w:before="0" w:after="0"/>
-              <w:jc w:val="end"/>
+              <w:jc w:val="right"/>
               <w:rPr>
                 <w:rFonts w:ascii="Liberation Serif" w:hAnsi="Liberation Serif" w:eastAsia="Noto Serif CJK SC" w:cs="Noto Sans Devanagari"/>
                 <w:szCs w:val="28"/>
@@ -23256,7 +23180,7 @@
         </w:trPr>
         <w:tc>
           <w:tcPr>
-            <w:tcW w:w="2434" w:type="dxa"/>
+            <w:tcW w:w="2433" w:type="dxa"/>
             <w:tcBorders/>
             <w:vAlign w:val="center"/>
           </w:tcPr>
@@ -23287,7 +23211,7 @@
         </w:tc>
         <w:tc>
           <w:tcPr>
-            <w:tcW w:w="4895" w:type="dxa"/>
+            <w:tcW w:w="4896" w:type="dxa"/>
             <w:gridSpan w:val="4"/>
             <w:tcBorders/>
           </w:tcPr>
@@ -23296,7 +23220,7 @@
               <w:pStyle w:val="Normal"/>
               <w:suppressAutoHyphens w:val="true"/>
               <w:spacing w:before="0" w:after="0"/>
-              <w:jc w:val="end"/>
+              <w:jc w:val="right"/>
               <w:rPr>
                 <w:rFonts w:ascii="Liberation Serif" w:hAnsi="Liberation Serif" w:eastAsia="Noto Serif CJK SC" w:cs="Noto Sans Devanagari"/>
                 <w:sz w:val="24"/>
@@ -23416,7 +23340,7 @@
         </w:trPr>
         <w:tc>
           <w:tcPr>
-            <w:tcW w:w="2434" w:type="dxa"/>
+            <w:tcW w:w="2433" w:type="dxa"/>
             <w:tcBorders/>
             <w:vAlign w:val="bottom"/>
           </w:tcPr>
@@ -23446,7 +23370,7 @@
         </w:tc>
         <w:tc>
           <w:tcPr>
-            <w:tcW w:w="4867" w:type="dxa"/>
+            <w:tcW w:w="4868" w:type="dxa"/>
             <w:gridSpan w:val="3"/>
             <w:tcBorders/>
             <w:vAlign w:val="bottom"/>
@@ -23456,7 +23380,7 @@
               <w:pStyle w:val="Normal"/>
               <w:suppressAutoHyphens w:val="true"/>
               <w:spacing w:before="0" w:after="0"/>
-              <w:jc w:val="end"/>
+              <w:jc w:val="right"/>
               <w:rPr>
                 <w:rFonts w:ascii="Liberation Serif" w:hAnsi="Liberation Serif" w:eastAsia="Noto Serif CJK SC" w:cs="Noto Sans Devanagari"/>
                 <w:szCs w:val="28"/>
@@ -23542,7 +23466,7 @@
         </w:trPr>
         <w:tc>
           <w:tcPr>
-            <w:tcW w:w="2434" w:type="dxa"/>
+            <w:tcW w:w="2433" w:type="dxa"/>
             <w:tcBorders/>
             <w:vAlign w:val="bottom"/>
           </w:tcPr>
@@ -23570,7 +23494,7 @@
         </w:tc>
         <w:tc>
           <w:tcPr>
-            <w:tcW w:w="4867" w:type="dxa"/>
+            <w:tcW w:w="4868" w:type="dxa"/>
             <w:gridSpan w:val="3"/>
             <w:tcBorders/>
           </w:tcPr>
@@ -23579,7 +23503,7 @@
               <w:pStyle w:val="Normal"/>
               <w:suppressAutoHyphens w:val="true"/>
               <w:spacing w:before="0" w:after="0"/>
-              <w:jc w:val="end"/>
+              <w:jc w:val="right"/>
               <w:rPr>
                 <w:rFonts w:ascii="Liberation Serif" w:hAnsi="Liberation Serif" w:eastAsia="Noto Serif CJK SC" w:cs="Noto Sans Devanagari"/>
                 <w:szCs w:val="28"/>
@@ -23699,7 +23623,7 @@
         </w:trPr>
         <w:tc>
           <w:tcPr>
-            <w:tcW w:w="2434" w:type="dxa"/>
+            <w:tcW w:w="2433" w:type="dxa"/>
             <w:tcBorders/>
             <w:vAlign w:val="bottom"/>
           </w:tcPr>
@@ -23739,7 +23663,7 @@
         </w:tc>
         <w:tc>
           <w:tcPr>
-            <w:tcW w:w="4867" w:type="dxa"/>
+            <w:tcW w:w="4868" w:type="dxa"/>
             <w:gridSpan w:val="3"/>
             <w:tcBorders/>
             <w:vAlign w:val="bottom"/>
@@ -23749,7 +23673,7 @@
               <w:pStyle w:val="Normal"/>
               <w:suppressAutoHyphens w:val="true"/>
               <w:spacing w:before="0" w:after="0"/>
-              <w:jc w:val="end"/>
+              <w:jc w:val="right"/>
               <w:rPr>
                 <w:rFonts w:ascii="Liberation Serif" w:hAnsi="Liberation Serif" w:eastAsia="Noto Serif CJK SC" w:cs="Noto Sans Devanagari"/>
                 <w:szCs w:val="28"/>
@@ -23835,7 +23759,7 @@
         </w:trPr>
         <w:tc>
           <w:tcPr>
-            <w:tcW w:w="2434" w:type="dxa"/>
+            <w:tcW w:w="2433" w:type="dxa"/>
             <w:tcBorders/>
             <w:vAlign w:val="bottom"/>
           </w:tcPr>
@@ -23863,7 +23787,7 @@
         </w:tc>
         <w:tc>
           <w:tcPr>
-            <w:tcW w:w="4867" w:type="dxa"/>
+            <w:tcW w:w="4868" w:type="dxa"/>
             <w:gridSpan w:val="3"/>
             <w:tcBorders/>
           </w:tcPr>
@@ -23872,7 +23796,7 @@
               <w:pStyle w:val="Normal"/>
               <w:suppressAutoHyphens w:val="true"/>
               <w:spacing w:before="0" w:after="0"/>
-              <w:jc w:val="end"/>
+              <w:jc w:val="right"/>
               <w:rPr>
                 <w:rFonts w:ascii="Liberation Serif" w:hAnsi="Liberation Serif" w:eastAsia="Noto Serif CJK SC" w:cs="Noto Sans Devanagari"/>
                 <w:szCs w:val="28"/>
@@ -24434,7 +24358,7 @@
       <w:suppressAutoHyphens w:val="true"/>
       <w:bidi w:val="0"/>
       <w:spacing w:lineRule="auto" w:line="240" w:before="0" w:after="160"/>
-      <w:jc w:val="start"/>
+      <w:jc w:val="left"/>
     </w:pPr>
     <w:rPr>
       <w:rFonts w:ascii="Times New Roman" w:hAnsi="Times New Roman" w:eastAsia="Aptos" w:cs="" w:cstheme="minorBidi" w:eastAsiaTheme="minorHAnsi"/>
@@ -24566,37 +24490,37 @@
         <a:srgbClr val="000000"/>
       </a:dk1>
       <a:lt1>
-        <a:srgbClr val="ffffff"/>
+        <a:srgbClr val="FFFFFF"/>
       </a:lt1>
       <a:dk2>
-        <a:srgbClr val="44546a"/>
+        <a:srgbClr val="44546A"/>
       </a:dk2>
       <a:lt2>
-        <a:srgbClr val="e7e6e6"/>
+        <a:srgbClr val="E7E6E6"/>
       </a:lt2>
       <a:accent1>
-        <a:srgbClr val="5b9bd5"/>
+        <a:srgbClr val="5B9BD5"/>
       </a:accent1>
       <a:accent2>
-        <a:srgbClr val="ed7d31"/>
+        <a:srgbClr val="ED7D31"/>
       </a:accent2>
       <a:accent3>
-        <a:srgbClr val="a5a5a5"/>
+        <a:srgbClr val="A5A5A5"/>
       </a:accent3>
       <a:accent4>
-        <a:srgbClr val="ffc000"/>
+        <a:srgbClr val="FFC000"/>
       </a:accent4>
       <a:accent5>
-        <a:srgbClr val="4472c4"/>
+        <a:srgbClr val="4472C4"/>
       </a:accent5>
       <a:accent6>
-        <a:srgbClr val="70ad47"/>
+        <a:srgbClr val="70AD47"/>
       </a:accent6>
       <a:hlink>
-        <a:srgbClr val="0563c1"/>
+        <a:srgbClr val="0563C1"/>
       </a:hlink>
       <a:folHlink>
-        <a:srgbClr val="954f72"/>
+        <a:srgbClr val="954F72"/>
       </a:folHlink>
     </a:clrScheme>
     <a:fontScheme name="Стандартная">
